--- a/Mobile Application Documentation.docx
+++ b/Mobile Application Documentation.docx
@@ -393,6 +393,14 @@
     </w:p>
     <w:sdt>
       <w:sdtPr>
+        <w:rPr>
+          <w:rFonts w:asciiTheme="minorHAnsi" w:eastAsiaTheme="minorHAnsi" w:hAnsiTheme="minorHAnsi" w:cstheme="minorBidi"/>
+          <w:color w:val="auto"/>
+          <w:kern w:val="2"/>
+          <w:sz w:val="24"/>
+          <w:szCs w:val="24"/>
+          <w14:ligatures w14:val="standardContextual"/>
+        </w:rPr>
         <w:id w:val="-213892483"/>
         <w:docPartObj>
           <w:docPartGallery w:val="Table of Contents"/>
@@ -401,15 +409,9 @@
       </w:sdtPr>
       <w:sdtEndPr>
         <w:rPr>
-          <w:rFonts w:asciiTheme="minorHAnsi" w:eastAsiaTheme="minorHAnsi" w:hAnsiTheme="minorHAnsi" w:cstheme="minorBidi"/>
           <w:b/>
           <w:bCs/>
           <w:noProof/>
-          <w:color w:val="auto"/>
-          <w:kern w:val="2"/>
-          <w:sz w:val="24"/>
-          <w:szCs w:val="24"/>
-          <w14:ligatures w14:val="standardContextual"/>
         </w:rPr>
       </w:sdtEndPr>
       <w:sdtContent>
@@ -2030,24 +2032,14 @@
       <w:r>
         <w:t xml:space="preserve">Figure </w:t>
       </w:r>
-      <w:r>
-        <w:fldChar w:fldCharType="begin"/>
-      </w:r>
-      <w:r>
-        <w:instrText xml:space="preserve"> SEQ Figure \* ARABIC </w:instrText>
-      </w:r>
-      <w:r>
-        <w:fldChar w:fldCharType="separate"/>
-      </w:r>
-      <w:r>
-        <w:rPr>
-          <w:noProof/>
-        </w:rPr>
-        <w:t>1</w:t>
-      </w:r>
-      <w:r>
-        <w:fldChar w:fldCharType="end"/>
-      </w:r>
+      <w:fldSimple w:instr=" SEQ Figure \* ARABIC ">
+        <w:r>
+          <w:rPr>
+            <w:noProof/>
+          </w:rPr>
+          <w:t>1</w:t>
+        </w:r>
+      </w:fldSimple>
     </w:p>
     <w:p>
       <w:pPr>
@@ -2170,24 +2162,14 @@
       <w:r>
         <w:t xml:space="preserve">Figure </w:t>
       </w:r>
-      <w:r>
-        <w:fldChar w:fldCharType="begin"/>
-      </w:r>
-      <w:r>
-        <w:instrText xml:space="preserve"> SEQ Figure \* ARABIC </w:instrText>
-      </w:r>
-      <w:r>
-        <w:fldChar w:fldCharType="separate"/>
-      </w:r>
-      <w:r>
-        <w:rPr>
-          <w:noProof/>
-        </w:rPr>
-        <w:t>2</w:t>
-      </w:r>
-      <w:r>
-        <w:fldChar w:fldCharType="end"/>
-      </w:r>
+      <w:fldSimple w:instr=" SEQ Figure \* ARABIC ">
+        <w:r>
+          <w:rPr>
+            <w:noProof/>
+          </w:rPr>
+          <w:t>2</w:t>
+        </w:r>
+      </w:fldSimple>
     </w:p>
     <w:p>
       <w:pPr>
@@ -2342,24 +2324,14 @@
       <w:r>
         <w:t xml:space="preserve">Figure </w:t>
       </w:r>
-      <w:r>
-        <w:fldChar w:fldCharType="begin"/>
-      </w:r>
-      <w:r>
-        <w:instrText xml:space="preserve"> SEQ Figure \* ARABIC </w:instrText>
-      </w:r>
-      <w:r>
-        <w:fldChar w:fldCharType="separate"/>
-      </w:r>
-      <w:r>
-        <w:rPr>
-          <w:noProof/>
-        </w:rPr>
-        <w:t>3</w:t>
-      </w:r>
-      <w:r>
-        <w:fldChar w:fldCharType="end"/>
-      </w:r>
+      <w:fldSimple w:instr=" SEQ Figure \* ARABIC ">
+        <w:r>
+          <w:rPr>
+            <w:noProof/>
+          </w:rPr>
+          <w:t>3</w:t>
+        </w:r>
+      </w:fldSimple>
     </w:p>
     <w:p>
       <w:pPr>
@@ -2467,24 +2439,14 @@
       <w:r>
         <w:t xml:space="preserve">Figure </w:t>
       </w:r>
-      <w:r>
-        <w:fldChar w:fldCharType="begin"/>
-      </w:r>
-      <w:r>
-        <w:instrText xml:space="preserve"> SEQ Figure \* ARABIC </w:instrText>
-      </w:r>
-      <w:r>
-        <w:fldChar w:fldCharType="separate"/>
-      </w:r>
-      <w:r>
-        <w:rPr>
-          <w:noProof/>
-        </w:rPr>
-        <w:t>4</w:t>
-      </w:r>
-      <w:r>
-        <w:fldChar w:fldCharType="end"/>
-      </w:r>
+      <w:fldSimple w:instr=" SEQ Figure \* ARABIC ">
+        <w:r>
+          <w:rPr>
+            <w:noProof/>
+          </w:rPr>
+          <w:t>4</w:t>
+        </w:r>
+      </w:fldSimple>
     </w:p>
     <w:p>
       <w:pPr>
@@ -2639,24 +2601,14 @@
       <w:r>
         <w:t xml:space="preserve">Figure </w:t>
       </w:r>
-      <w:r>
-        <w:fldChar w:fldCharType="begin"/>
-      </w:r>
-      <w:r>
-        <w:instrText xml:space="preserve"> SEQ Figure \* ARABIC </w:instrText>
-      </w:r>
-      <w:r>
-        <w:fldChar w:fldCharType="separate"/>
-      </w:r>
-      <w:r>
-        <w:rPr>
-          <w:noProof/>
-        </w:rPr>
-        <w:t>5</w:t>
-      </w:r>
-      <w:r>
-        <w:fldChar w:fldCharType="end"/>
-      </w:r>
+      <w:fldSimple w:instr=" SEQ Figure \* ARABIC ">
+        <w:r>
+          <w:rPr>
+            <w:noProof/>
+          </w:rPr>
+          <w:t>5</w:t>
+        </w:r>
+      </w:fldSimple>
     </w:p>
     <w:p>
       <w:pPr>
@@ -2793,24 +2745,14 @@
       <w:r>
         <w:t xml:space="preserve">Figure </w:t>
       </w:r>
-      <w:r>
-        <w:fldChar w:fldCharType="begin"/>
-      </w:r>
-      <w:r>
-        <w:instrText xml:space="preserve"> SEQ Figure \* ARABIC </w:instrText>
-      </w:r>
-      <w:r>
-        <w:fldChar w:fldCharType="separate"/>
-      </w:r>
-      <w:r>
-        <w:rPr>
-          <w:noProof/>
-        </w:rPr>
-        <w:t>6</w:t>
-      </w:r>
-      <w:r>
-        <w:fldChar w:fldCharType="end"/>
-      </w:r>
+      <w:fldSimple w:instr=" SEQ Figure \* ARABIC ">
+        <w:r>
+          <w:rPr>
+            <w:noProof/>
+          </w:rPr>
+          <w:t>6</w:t>
+        </w:r>
+      </w:fldSimple>
     </w:p>
     <w:p>
       <w:pPr>
@@ -2911,24 +2853,14 @@
       <w:r>
         <w:t xml:space="preserve">Figure </w:t>
       </w:r>
-      <w:r>
-        <w:fldChar w:fldCharType="begin"/>
-      </w:r>
-      <w:r>
-        <w:instrText xml:space="preserve"> SEQ Figure \* ARABIC </w:instrText>
-      </w:r>
-      <w:r>
-        <w:fldChar w:fldCharType="separate"/>
-      </w:r>
-      <w:r>
-        <w:rPr>
-          <w:noProof/>
-        </w:rPr>
-        <w:t>7</w:t>
-      </w:r>
-      <w:r>
-        <w:fldChar w:fldCharType="end"/>
-      </w:r>
+      <w:fldSimple w:instr=" SEQ Figure \* ARABIC ">
+        <w:r>
+          <w:rPr>
+            <w:noProof/>
+          </w:rPr>
+          <w:t>7</w:t>
+        </w:r>
+      </w:fldSimple>
     </w:p>
     <w:p>
       <w:pPr>
@@ -3128,24 +3060,14 @@
       <w:r>
         <w:t xml:space="preserve">Figure </w:t>
       </w:r>
-      <w:r>
-        <w:fldChar w:fldCharType="begin"/>
-      </w:r>
-      <w:r>
-        <w:instrText xml:space="preserve"> SEQ Figure \* ARABIC </w:instrText>
-      </w:r>
-      <w:r>
-        <w:fldChar w:fldCharType="separate"/>
-      </w:r>
-      <w:r>
-        <w:rPr>
-          <w:noProof/>
-        </w:rPr>
-        <w:t>8</w:t>
-      </w:r>
-      <w:r>
-        <w:fldChar w:fldCharType="end"/>
-      </w:r>
+      <w:fldSimple w:instr=" SEQ Figure \* ARABIC ">
+        <w:r>
+          <w:rPr>
+            <w:noProof/>
+          </w:rPr>
+          <w:t>8</w:t>
+        </w:r>
+      </w:fldSimple>
     </w:p>
     <w:p>
       <w:pPr>
@@ -3309,24 +3231,14 @@
       <w:r>
         <w:t xml:space="preserve">Figure </w:t>
       </w:r>
-      <w:r>
-        <w:fldChar w:fldCharType="begin"/>
-      </w:r>
-      <w:r>
-        <w:instrText xml:space="preserve"> SEQ Figure \* ARABIC </w:instrText>
-      </w:r>
-      <w:r>
-        <w:fldChar w:fldCharType="separate"/>
-      </w:r>
-      <w:r>
-        <w:rPr>
-          <w:noProof/>
-        </w:rPr>
-        <w:t>9</w:t>
-      </w:r>
-      <w:r>
-        <w:fldChar w:fldCharType="end"/>
-      </w:r>
+      <w:fldSimple w:instr=" SEQ Figure \* ARABIC ">
+        <w:r>
+          <w:rPr>
+            <w:noProof/>
+          </w:rPr>
+          <w:t>9</w:t>
+        </w:r>
+      </w:fldSimple>
     </w:p>
     <w:p>
       <w:pPr>
@@ -3402,24 +3314,14 @@
       <w:r>
         <w:t xml:space="preserve">Figure </w:t>
       </w:r>
-      <w:r>
-        <w:fldChar w:fldCharType="begin"/>
-      </w:r>
-      <w:r>
-        <w:instrText xml:space="preserve"> SEQ Figure \* ARABIC </w:instrText>
-      </w:r>
-      <w:r>
-        <w:fldChar w:fldCharType="separate"/>
-      </w:r>
-      <w:r>
-        <w:rPr>
-          <w:noProof/>
-        </w:rPr>
-        <w:t>10</w:t>
-      </w:r>
-      <w:r>
-        <w:fldChar w:fldCharType="end"/>
-      </w:r>
+      <w:fldSimple w:instr=" SEQ Figure \* ARABIC ">
+        <w:r>
+          <w:rPr>
+            <w:noProof/>
+          </w:rPr>
+          <w:t>10</w:t>
+        </w:r>
+      </w:fldSimple>
     </w:p>
     <w:p>
       <w:pPr>
@@ -3551,24 +3453,14 @@
       <w:r>
         <w:t xml:space="preserve">Figure </w:t>
       </w:r>
-      <w:r>
-        <w:fldChar w:fldCharType="begin"/>
-      </w:r>
-      <w:r>
-        <w:instrText xml:space="preserve"> SEQ Figure \* ARABIC </w:instrText>
-      </w:r>
-      <w:r>
-        <w:fldChar w:fldCharType="separate"/>
-      </w:r>
-      <w:r>
-        <w:rPr>
-          <w:noProof/>
-        </w:rPr>
-        <w:t>11</w:t>
-      </w:r>
-      <w:r>
-        <w:fldChar w:fldCharType="end"/>
-      </w:r>
+      <w:fldSimple w:instr=" SEQ Figure \* ARABIC ">
+        <w:r>
+          <w:rPr>
+            <w:noProof/>
+          </w:rPr>
+          <w:t>11</w:t>
+        </w:r>
+      </w:fldSimple>
     </w:p>
     <w:tbl>
       <w:tblPr>
@@ -4583,7 +4475,7 @@
                 <w:szCs w:val="28"/>
               </w:rPr>
               <w:drawing>
-                <wp:inline distT="0" distB="0" distL="0" distR="0" wp14:anchorId="6694DC96" wp14:editId="1FCE7C6A">
+                <wp:inline distT="0" distB="0" distL="0" distR="0" wp14:anchorId="6694DC96" wp14:editId="74007C41">
                   <wp:extent cx="3949700" cy="4953000"/>
                   <wp:effectExtent l="0" t="0" r="0" b="0"/>
                   <wp:docPr id="873058348" name="Picture 32"/>
@@ -5747,7 +5639,7 @@
                 <w:szCs w:val="28"/>
               </w:rPr>
               <w:drawing>
-                <wp:inline distT="0" distB="0" distL="0" distR="0" wp14:anchorId="176F603B" wp14:editId="30C8BB84">
+                <wp:inline distT="0" distB="0" distL="0" distR="0" wp14:anchorId="176F603B" wp14:editId="2D4966FB">
                   <wp:extent cx="2933700" cy="5962650"/>
                   <wp:effectExtent l="0" t="0" r="0" b="0"/>
                   <wp:docPr id="1205413866" name="Picture 1"/>
@@ -6147,24 +6039,14 @@
       <w:r>
         <w:t xml:space="preserve">Figure </w:t>
       </w:r>
-      <w:r>
-        <w:fldChar w:fldCharType="begin"/>
-      </w:r>
-      <w:r>
-        <w:instrText xml:space="preserve"> SEQ Figure \* ARABIC </w:instrText>
-      </w:r>
-      <w:r>
-        <w:fldChar w:fldCharType="separate"/>
-      </w:r>
-      <w:r>
-        <w:rPr>
-          <w:noProof/>
-        </w:rPr>
-        <w:t>28</w:t>
-      </w:r>
-      <w:r>
-        <w:fldChar w:fldCharType="end"/>
-      </w:r>
+      <w:fldSimple w:instr=" SEQ Figure \* ARABIC ">
+        <w:r>
+          <w:rPr>
+            <w:noProof/>
+          </w:rPr>
+          <w:t>28</w:t>
+        </w:r>
+      </w:fldSimple>
     </w:p>
     <w:p/>
     <w:p>
@@ -6232,24 +6114,14 @@
       <w:r>
         <w:t xml:space="preserve">Figure </w:t>
       </w:r>
-      <w:r>
-        <w:fldChar w:fldCharType="begin"/>
-      </w:r>
-      <w:r>
-        <w:instrText xml:space="preserve"> SEQ Figure \* ARABIC </w:instrText>
-      </w:r>
-      <w:r>
-        <w:fldChar w:fldCharType="separate"/>
-      </w:r>
-      <w:r>
-        <w:rPr>
-          <w:noProof/>
-        </w:rPr>
-        <w:t>29</w:t>
-      </w:r>
-      <w:r>
-        <w:fldChar w:fldCharType="end"/>
-      </w:r>
+      <w:fldSimple w:instr=" SEQ Figure \* ARABIC ">
+        <w:r>
+          <w:rPr>
+            <w:noProof/>
+          </w:rPr>
+          <w:t>29</w:t>
+        </w:r>
+      </w:fldSimple>
     </w:p>
     <w:p/>
     <w:p/>
@@ -6338,24 +6210,14 @@
       <w:r>
         <w:t xml:space="preserve">Figure </w:t>
       </w:r>
-      <w:r>
-        <w:fldChar w:fldCharType="begin"/>
-      </w:r>
-      <w:r>
-        <w:instrText xml:space="preserve"> SEQ Figure \* ARABIC </w:instrText>
-      </w:r>
-      <w:r>
-        <w:fldChar w:fldCharType="separate"/>
-      </w:r>
-      <w:r>
-        <w:rPr>
-          <w:noProof/>
-        </w:rPr>
-        <w:t>30</w:t>
-      </w:r>
-      <w:r>
-        <w:fldChar w:fldCharType="end"/>
-      </w:r>
+      <w:fldSimple w:instr=" SEQ Figure \* ARABIC ">
+        <w:r>
+          <w:rPr>
+            <w:noProof/>
+          </w:rPr>
+          <w:t>30</w:t>
+        </w:r>
+      </w:fldSimple>
     </w:p>
     <w:p>
       <w:pPr>
@@ -6423,24 +6285,14 @@
       <w:r>
         <w:t xml:space="preserve">Figure </w:t>
       </w:r>
-      <w:r>
-        <w:fldChar w:fldCharType="begin"/>
-      </w:r>
-      <w:r>
-        <w:instrText xml:space="preserve"> SEQ Figure \* ARABIC </w:instrText>
-      </w:r>
-      <w:r>
-        <w:fldChar w:fldCharType="separate"/>
-      </w:r>
-      <w:r>
-        <w:rPr>
-          <w:noProof/>
-        </w:rPr>
-        <w:t>31</w:t>
-      </w:r>
-      <w:r>
-        <w:fldChar w:fldCharType="end"/>
-      </w:r>
+      <w:fldSimple w:instr=" SEQ Figure \* ARABIC ">
+        <w:r>
+          <w:rPr>
+            <w:noProof/>
+          </w:rPr>
+          <w:t>31</w:t>
+        </w:r>
+      </w:fldSimple>
     </w:p>
     <w:p>
       <w:pPr>
@@ -7383,6 +7235,7 @@
   <w:style w:type="character" w:default="1" w:styleId="DefaultParagraphFont">
     <w:name w:val="Default Paragraph Font"/>
     <w:uiPriority w:val="1"/>
+    <w:semiHidden/>
     <w:unhideWhenUsed/>
   </w:style>
   <w:style w:type="table" w:default="1" w:styleId="TableNormal">

--- a/Mobile Application Documentation.docx
+++ b/Mobile Application Documentation.docx
@@ -393,6 +393,14 @@
     </w:p>
     <w:sdt>
       <w:sdtPr>
+        <w:rPr>
+          <w:rFonts w:asciiTheme="minorHAnsi" w:eastAsiaTheme="minorHAnsi" w:hAnsiTheme="minorHAnsi" w:cstheme="minorBidi"/>
+          <w:color w:val="auto"/>
+          <w:kern w:val="2"/>
+          <w:sz w:val="24"/>
+          <w:szCs w:val="24"/>
+          <w14:ligatures w14:val="standardContextual"/>
+        </w:rPr>
         <w:id w:val="-213892483"/>
         <w:docPartObj>
           <w:docPartGallery w:val="Table of Contents"/>
@@ -401,15 +409,9 @@
       </w:sdtPr>
       <w:sdtEndPr>
         <w:rPr>
-          <w:rFonts w:asciiTheme="minorHAnsi" w:eastAsiaTheme="minorHAnsi" w:hAnsiTheme="minorHAnsi" w:cstheme="minorBidi"/>
           <w:b/>
           <w:bCs/>
           <w:noProof/>
-          <w:color w:val="auto"/>
-          <w:kern w:val="2"/>
-          <w:sz w:val="24"/>
-          <w:szCs w:val="24"/>
-          <w14:ligatures w14:val="standardContextual"/>
         </w:rPr>
       </w:sdtEndPr>
       <w:sdtContent>
@@ -441,7 +443,7 @@
           <w:r>
             <w:fldChar w:fldCharType="separate"/>
           </w:r>
-          <w:hyperlink w:anchor="_Toc231894319" w:history="1">
+          <w:hyperlink w:anchor="_Toc232357076" w:history="1">
             <w:r>
               <w:rPr>
                 <w:rStyle w:val="Hyperlink"/>
@@ -469,7 +471,7 @@
                 <w:noProof/>
                 <w:webHidden/>
               </w:rPr>
-              <w:instrText xml:space="preserve"> PAGEREF _Toc231894319 \h </w:instrText>
+              <w:instrText xml:space="preserve"> PAGEREF _Toc232357076 \h </w:instrText>
             </w:r>
             <w:r>
               <w:rPr>
@@ -489,7 +491,7 @@
                 <w:noProof/>
                 <w:webHidden/>
               </w:rPr>
-              <w:t>2</w:t>
+              <w:t>3</w:t>
             </w:r>
             <w:r>
               <w:rPr>
@@ -507,7 +509,7 @@
               <w:rFonts w:asciiTheme="minorHAnsi" w:eastAsiaTheme="minorEastAsia" w:hAnsiTheme="minorHAnsi" w:cstheme="minorBidi"/>
             </w:rPr>
           </w:pPr>
-          <w:hyperlink w:anchor="_Toc231894320" w:history="1">
+          <w:hyperlink w:anchor="_Toc232357077" w:history="1">
             <w:r>
               <w:rPr>
                 <w:rStyle w:val="Hyperlink"/>
@@ -530,7 +532,7 @@
               <w:rPr>
                 <w:webHidden/>
               </w:rPr>
-              <w:instrText xml:space="preserve"> PAGEREF _Toc231894320 \h </w:instrText>
+              <w:instrText xml:space="preserve"> PAGEREF _Toc232357077 \h </w:instrText>
             </w:r>
             <w:r>
               <w:rPr>
@@ -547,7 +549,7 @@
               <w:rPr>
                 <w:webHidden/>
               </w:rPr>
-              <w:t>2</w:t>
+              <w:t>3</w:t>
             </w:r>
             <w:r>
               <w:rPr>
@@ -568,7 +570,7 @@
               <w:noProof/>
             </w:rPr>
           </w:pPr>
-          <w:hyperlink w:anchor="_Toc231894321" w:history="1">
+          <w:hyperlink w:anchor="_Toc232357078" w:history="1">
             <w:r>
               <w:rPr>
                 <w:rStyle w:val="Hyperlink"/>
@@ -596,7 +598,7 @@
                 <w:noProof/>
                 <w:webHidden/>
               </w:rPr>
-              <w:instrText xml:space="preserve"> PAGEREF _Toc231894321 \h </w:instrText>
+              <w:instrText xml:space="preserve"> PAGEREF _Toc232357078 \h </w:instrText>
             </w:r>
             <w:r>
               <w:rPr>
@@ -616,7 +618,7 @@
                 <w:noProof/>
                 <w:webHidden/>
               </w:rPr>
-              <w:t>2</w:t>
+              <w:t>3</w:t>
             </w:r>
             <w:r>
               <w:rPr>
@@ -638,7 +640,7 @@
               <w:noProof/>
             </w:rPr>
           </w:pPr>
-          <w:hyperlink w:anchor="_Toc231894322" w:history="1">
+          <w:hyperlink w:anchor="_Toc232357079" w:history="1">
             <w:r>
               <w:rPr>
                 <w:rStyle w:val="Hyperlink"/>
@@ -666,7 +668,7 @@
                 <w:noProof/>
                 <w:webHidden/>
               </w:rPr>
-              <w:instrText xml:space="preserve"> PAGEREF _Toc231894322 \h </w:instrText>
+              <w:instrText xml:space="preserve"> PAGEREF _Toc232357079 \h </w:instrText>
             </w:r>
             <w:r>
               <w:rPr>
@@ -686,7 +688,7 @@
                 <w:noProof/>
                 <w:webHidden/>
               </w:rPr>
-              <w:t>2</w:t>
+              <w:t>3</w:t>
             </w:r>
             <w:r>
               <w:rPr>
@@ -704,7 +706,7 @@
               <w:rFonts w:asciiTheme="minorHAnsi" w:eastAsiaTheme="minorEastAsia" w:hAnsiTheme="minorHAnsi" w:cstheme="minorBidi"/>
             </w:rPr>
           </w:pPr>
-          <w:hyperlink w:anchor="_Toc231894323" w:history="1">
+          <w:hyperlink w:anchor="_Toc232357080" w:history="1">
             <w:r>
               <w:rPr>
                 <w:rStyle w:val="Hyperlink"/>
@@ -727,7 +729,7 @@
               <w:rPr>
                 <w:webHidden/>
               </w:rPr>
-              <w:instrText xml:space="preserve"> PAGEREF _Toc231894323 \h </w:instrText>
+              <w:instrText xml:space="preserve"> PAGEREF _Toc232357080 \h </w:instrText>
             </w:r>
             <w:r>
               <w:rPr>
@@ -744,7 +746,7 @@
               <w:rPr>
                 <w:webHidden/>
               </w:rPr>
-              <w:t>2</w:t>
+              <w:t>3</w:t>
             </w:r>
             <w:r>
               <w:rPr>
@@ -765,7 +767,7 @@
               <w:noProof/>
             </w:rPr>
           </w:pPr>
-          <w:hyperlink w:anchor="_Toc231894324" w:history="1">
+          <w:hyperlink w:anchor="_Toc232357081" w:history="1">
             <w:r>
               <w:rPr>
                 <w:rStyle w:val="Hyperlink"/>
@@ -793,7 +795,7 @@
                 <w:noProof/>
                 <w:webHidden/>
               </w:rPr>
-              <w:instrText xml:space="preserve"> PAGEREF _Toc231894324 \h </w:instrText>
+              <w:instrText xml:space="preserve"> PAGEREF _Toc232357081 \h </w:instrText>
             </w:r>
             <w:r>
               <w:rPr>
@@ -813,7 +815,7 @@
                 <w:noProof/>
                 <w:webHidden/>
               </w:rPr>
-              <w:t>2</w:t>
+              <w:t>3</w:t>
             </w:r>
             <w:r>
               <w:rPr>
@@ -835,7 +837,7 @@
               <w:noProof/>
             </w:rPr>
           </w:pPr>
-          <w:hyperlink w:anchor="_Toc231894325" w:history="1">
+          <w:hyperlink w:anchor="_Toc232357082" w:history="1">
             <w:r>
               <w:rPr>
                 <w:rStyle w:val="Hyperlink"/>
@@ -863,7 +865,7 @@
                 <w:noProof/>
                 <w:webHidden/>
               </w:rPr>
-              <w:instrText xml:space="preserve"> PAGEREF _Toc231894325 \h </w:instrText>
+              <w:instrText xml:space="preserve"> PAGEREF _Toc232357082 \h </w:instrText>
             </w:r>
             <w:r>
               <w:rPr>
@@ -883,7 +885,7 @@
                 <w:noProof/>
                 <w:webHidden/>
               </w:rPr>
-              <w:t>4</w:t>
+              <w:t>5</w:t>
             </w:r>
             <w:r>
               <w:rPr>
@@ -901,7 +903,7 @@
               <w:rFonts w:asciiTheme="minorHAnsi" w:eastAsiaTheme="minorEastAsia" w:hAnsiTheme="minorHAnsi" w:cstheme="minorBidi"/>
             </w:rPr>
           </w:pPr>
-          <w:hyperlink w:anchor="_Toc231894326" w:history="1">
+          <w:hyperlink w:anchor="_Toc232357083" w:history="1">
             <w:r>
               <w:rPr>
                 <w:rStyle w:val="Hyperlink"/>
@@ -924,7 +926,7 @@
               <w:rPr>
                 <w:webHidden/>
               </w:rPr>
-              <w:instrText xml:space="preserve"> PAGEREF _Toc231894326 \h </w:instrText>
+              <w:instrText xml:space="preserve"> PAGEREF _Toc232357083 \h </w:instrText>
             </w:r>
             <w:r>
               <w:rPr>
@@ -941,7 +943,7 @@
               <w:rPr>
                 <w:webHidden/>
               </w:rPr>
-              <w:t>6</w:t>
+              <w:t>7</w:t>
             </w:r>
             <w:r>
               <w:rPr>
@@ -958,7 +960,7 @@
               <w:rFonts w:asciiTheme="minorHAnsi" w:eastAsiaTheme="minorEastAsia" w:hAnsiTheme="minorHAnsi" w:cstheme="minorBidi"/>
             </w:rPr>
           </w:pPr>
-          <w:hyperlink w:anchor="_Toc231894327" w:history="1">
+          <w:hyperlink w:anchor="_Toc232357084" w:history="1">
             <w:r>
               <w:rPr>
                 <w:rStyle w:val="Hyperlink"/>
@@ -981,7 +983,7 @@
               <w:rPr>
                 <w:webHidden/>
               </w:rPr>
-              <w:instrText xml:space="preserve"> PAGEREF _Toc231894327 \h </w:instrText>
+              <w:instrText xml:space="preserve"> PAGEREF _Toc232357084 \h </w:instrText>
             </w:r>
             <w:r>
               <w:rPr>
@@ -998,7 +1000,7 @@
               <w:rPr>
                 <w:webHidden/>
               </w:rPr>
-              <w:t>8</w:t>
+              <w:t>9</w:t>
             </w:r>
             <w:r>
               <w:rPr>
@@ -1019,7 +1021,7 @@
               <w:noProof/>
             </w:rPr>
           </w:pPr>
-          <w:hyperlink w:anchor="_Toc231894328" w:history="1">
+          <w:hyperlink w:anchor="_Toc232357085" w:history="1">
             <w:r>
               <w:rPr>
                 <w:rStyle w:val="Hyperlink"/>
@@ -1047,7 +1049,7 @@
                 <w:noProof/>
                 <w:webHidden/>
               </w:rPr>
-              <w:instrText xml:space="preserve"> PAGEREF _Toc231894328 \h </w:instrText>
+              <w:instrText xml:space="preserve"> PAGEREF _Toc232357085 \h </w:instrText>
             </w:r>
             <w:r>
               <w:rPr>
@@ -1067,7 +1069,7 @@
                 <w:noProof/>
                 <w:webHidden/>
               </w:rPr>
-              <w:t>9</w:t>
+              <w:t>10</w:t>
             </w:r>
             <w:r>
               <w:rPr>
@@ -1085,7 +1087,7 @@
               <w:rFonts w:asciiTheme="minorHAnsi" w:eastAsiaTheme="minorEastAsia" w:hAnsiTheme="minorHAnsi" w:cstheme="minorBidi"/>
             </w:rPr>
           </w:pPr>
-          <w:hyperlink w:anchor="_Toc231894329" w:history="1">
+          <w:hyperlink w:anchor="_Toc232357086" w:history="1">
             <w:r>
               <w:rPr>
                 <w:rStyle w:val="Hyperlink"/>
@@ -1124,7 +1126,7 @@
               <w:rPr>
                 <w:webHidden/>
               </w:rPr>
-              <w:instrText xml:space="preserve"> PAGEREF _Toc231894329 \h </w:instrText>
+              <w:instrText xml:space="preserve"> PAGEREF _Toc232357086 \h </w:instrText>
             </w:r>
             <w:r>
               <w:rPr>
@@ -1141,7 +1143,7 @@
               <w:rPr>
                 <w:webHidden/>
               </w:rPr>
-              <w:t>9</w:t>
+              <w:t>10</w:t>
             </w:r>
             <w:r>
               <w:rPr>
@@ -1162,7 +1164,7 @@
               <w:noProof/>
             </w:rPr>
           </w:pPr>
-          <w:hyperlink w:anchor="_Toc231894330" w:history="1">
+          <w:hyperlink w:anchor="_Toc232357087" w:history="1">
             <w:r>
               <w:rPr>
                 <w:rStyle w:val="Hyperlink"/>
@@ -1190,7 +1192,7 @@
                 <w:noProof/>
                 <w:webHidden/>
               </w:rPr>
-              <w:instrText xml:space="preserve"> PAGEREF _Toc231894330 \h </w:instrText>
+              <w:instrText xml:space="preserve"> PAGEREF _Toc232357087 \h </w:instrText>
             </w:r>
             <w:r>
               <w:rPr>
@@ -1210,7 +1212,7 @@
                 <w:noProof/>
                 <w:webHidden/>
               </w:rPr>
-              <w:t>9</w:t>
+              <w:t>10</w:t>
             </w:r>
             <w:r>
               <w:rPr>
@@ -1232,7 +1234,7 @@
               <w:noProof/>
             </w:rPr>
           </w:pPr>
-          <w:hyperlink w:anchor="_Toc231894331" w:history="1">
+          <w:hyperlink w:anchor="_Toc232357088" w:history="1">
             <w:r>
               <w:rPr>
                 <w:rStyle w:val="Hyperlink"/>
@@ -1260,7 +1262,7 @@
                 <w:noProof/>
                 <w:webHidden/>
               </w:rPr>
-              <w:instrText xml:space="preserve"> PAGEREF _Toc231894331 \h </w:instrText>
+              <w:instrText xml:space="preserve"> PAGEREF _Toc232357088 \h </w:instrText>
             </w:r>
             <w:r>
               <w:rPr>
@@ -1280,7 +1282,7 @@
                 <w:noProof/>
                 <w:webHidden/>
               </w:rPr>
-              <w:t>10</w:t>
+              <w:t>11</w:t>
             </w:r>
             <w:r>
               <w:rPr>
@@ -1298,7 +1300,7 @@
               <w:rFonts w:asciiTheme="minorHAnsi" w:eastAsiaTheme="minorEastAsia" w:hAnsiTheme="minorHAnsi" w:cstheme="minorBidi"/>
             </w:rPr>
           </w:pPr>
-          <w:hyperlink w:anchor="_Toc231894332" w:history="1">
+          <w:hyperlink w:anchor="_Toc232357089" w:history="1">
             <w:r>
               <w:rPr>
                 <w:rStyle w:val="Hyperlink"/>
@@ -1321,7 +1323,7 @@
               <w:rPr>
                 <w:webHidden/>
               </w:rPr>
-              <w:instrText xml:space="preserve"> PAGEREF _Toc231894332 \h </w:instrText>
+              <w:instrText xml:space="preserve"> PAGEREF _Toc232357089 \h </w:instrText>
             </w:r>
             <w:r>
               <w:rPr>
@@ -1338,7 +1340,7 @@
               <w:rPr>
                 <w:webHidden/>
               </w:rPr>
-              <w:t>11</w:t>
+              <w:t>12</w:t>
             </w:r>
             <w:r>
               <w:rPr>
@@ -1359,7 +1361,7 @@
               <w:noProof/>
             </w:rPr>
           </w:pPr>
-          <w:hyperlink w:anchor="_Toc231894333" w:history="1">
+          <w:hyperlink w:anchor="_Toc232357090" w:history="1">
             <w:r>
               <w:rPr>
                 <w:rStyle w:val="Hyperlink"/>
@@ -1387,7 +1389,7 @@
                 <w:noProof/>
                 <w:webHidden/>
               </w:rPr>
-              <w:instrText xml:space="preserve"> PAGEREF _Toc231894333 \h </w:instrText>
+              <w:instrText xml:space="preserve"> PAGEREF _Toc232357090 \h </w:instrText>
             </w:r>
             <w:r>
               <w:rPr>
@@ -1407,7 +1409,7 @@
                 <w:noProof/>
                 <w:webHidden/>
               </w:rPr>
-              <w:t>12</w:t>
+              <w:t>13</w:t>
             </w:r>
             <w:r>
               <w:rPr>
@@ -1425,7 +1427,7 @@
               <w:rFonts w:asciiTheme="minorHAnsi" w:eastAsiaTheme="minorEastAsia" w:hAnsiTheme="minorHAnsi" w:cstheme="minorBidi"/>
             </w:rPr>
           </w:pPr>
-          <w:hyperlink w:anchor="_Toc231894334" w:history="1">
+          <w:hyperlink w:anchor="_Toc232357091" w:history="1">
             <w:r>
               <w:rPr>
                 <w:rStyle w:val="Hyperlink"/>
@@ -1448,7 +1450,7 @@
               <w:rPr>
                 <w:webHidden/>
               </w:rPr>
-              <w:instrText xml:space="preserve"> PAGEREF _Toc231894334 \h </w:instrText>
+              <w:instrText xml:space="preserve"> PAGEREF _Toc232357091 \h </w:instrText>
             </w:r>
             <w:r>
               <w:rPr>
@@ -1465,7 +1467,7 @@
               <w:rPr>
                 <w:webHidden/>
               </w:rPr>
-              <w:t>12</w:t>
+              <w:t>13</w:t>
             </w:r>
             <w:r>
               <w:rPr>
@@ -1486,7 +1488,7 @@
               <w:noProof/>
             </w:rPr>
           </w:pPr>
-          <w:hyperlink w:anchor="_Toc231894335" w:history="1">
+          <w:hyperlink w:anchor="_Toc232357092" w:history="1">
             <w:r>
               <w:rPr>
                 <w:rStyle w:val="Hyperlink"/>
@@ -1514,7 +1516,7 @@
                 <w:noProof/>
                 <w:webHidden/>
               </w:rPr>
-              <w:instrText xml:space="preserve"> PAGEREF _Toc231894335 \h </w:instrText>
+              <w:instrText xml:space="preserve"> PAGEREF _Toc232357092 \h </w:instrText>
             </w:r>
             <w:r>
               <w:rPr>
@@ -1534,7 +1536,7 @@
                 <w:noProof/>
                 <w:webHidden/>
               </w:rPr>
-              <w:t>12</w:t>
+              <w:t>13</w:t>
             </w:r>
             <w:r>
               <w:rPr>
@@ -1556,7 +1558,7 @@
               <w:noProof/>
             </w:rPr>
           </w:pPr>
-          <w:hyperlink w:anchor="_Toc231894336" w:history="1">
+          <w:hyperlink w:anchor="_Toc232357093" w:history="1">
             <w:r>
               <w:rPr>
                 <w:rStyle w:val="Hyperlink"/>
@@ -1584,7 +1586,7 @@
                 <w:noProof/>
                 <w:webHidden/>
               </w:rPr>
-              <w:instrText xml:space="preserve"> PAGEREF _Toc231894336 \h </w:instrText>
+              <w:instrText xml:space="preserve"> PAGEREF _Toc232357093 \h </w:instrText>
             </w:r>
             <w:r>
               <w:rPr>
@@ -1604,7 +1606,7 @@
                 <w:noProof/>
                 <w:webHidden/>
               </w:rPr>
-              <w:t>14</w:t>
+              <w:t>15</w:t>
             </w:r>
             <w:r>
               <w:rPr>
@@ -1626,7 +1628,7 @@
               <w:noProof/>
             </w:rPr>
           </w:pPr>
-          <w:hyperlink w:anchor="_Toc231894337" w:history="1">
+          <w:hyperlink w:anchor="_Toc232357094" w:history="1">
             <w:r>
               <w:rPr>
                 <w:rStyle w:val="Hyperlink"/>
@@ -1653,7 +1655,7 @@
                 <w:noProof/>
                 <w:webHidden/>
               </w:rPr>
-              <w:instrText xml:space="preserve"> PAGEREF _Toc231894337 \h </w:instrText>
+              <w:instrText xml:space="preserve"> PAGEREF _Toc232357094 \h </w:instrText>
             </w:r>
             <w:r>
               <w:rPr>
@@ -1673,7 +1675,7 @@
                 <w:noProof/>
                 <w:webHidden/>
               </w:rPr>
-              <w:t>17</w:t>
+              <w:t>18</w:t>
             </w:r>
             <w:r>
               <w:rPr>
@@ -1695,7 +1697,7 @@
               <w:noProof/>
             </w:rPr>
           </w:pPr>
-          <w:hyperlink w:anchor="_Toc231894338" w:history="1">
+          <w:hyperlink w:anchor="_Toc232357095" w:history="1">
             <w:r>
               <w:rPr>
                 <w:rStyle w:val="Hyperlink"/>
@@ -1723,7 +1725,7 @@
                 <w:noProof/>
                 <w:webHidden/>
               </w:rPr>
-              <w:instrText xml:space="preserve"> PAGEREF _Toc231894338 \h </w:instrText>
+              <w:instrText xml:space="preserve"> PAGEREF _Toc232357095 \h </w:instrText>
             </w:r>
             <w:r>
               <w:rPr>
@@ -1743,7 +1745,7 @@
                 <w:noProof/>
                 <w:webHidden/>
               </w:rPr>
-              <w:t>18</w:t>
+              <w:t>20</w:t>
             </w:r>
             <w:r>
               <w:rPr>
@@ -1761,7 +1763,7 @@
               <w:rFonts w:asciiTheme="minorHAnsi" w:eastAsiaTheme="minorEastAsia" w:hAnsiTheme="minorHAnsi" w:cstheme="minorBidi"/>
             </w:rPr>
           </w:pPr>
-          <w:hyperlink w:anchor="_Toc231894339" w:history="1">
+          <w:hyperlink w:anchor="_Toc232357096" w:history="1">
             <w:r>
               <w:rPr>
                 <w:rStyle w:val="Hyperlink"/>
@@ -1784,7 +1786,7 @@
               <w:rPr>
                 <w:webHidden/>
               </w:rPr>
-              <w:instrText xml:space="preserve"> PAGEREF _Toc231894339 \h </w:instrText>
+              <w:instrText xml:space="preserve"> PAGEREF _Toc232357096 \h </w:instrText>
             </w:r>
             <w:r>
               <w:rPr>
@@ -1801,7 +1803,1326 @@
               <w:rPr>
                 <w:webHidden/>
               </w:rPr>
-              <w:t>19</w:t>
+              <w:t>21</w:t>
+            </w:r>
+            <w:r>
+              <w:rPr>
+                <w:webHidden/>
+              </w:rPr>
+              <w:fldChar w:fldCharType="end"/>
+            </w:r>
+          </w:hyperlink>
+        </w:p>
+        <w:p>
+          <w:pPr>
+            <w:pStyle w:val="TOC1"/>
+            <w:tabs>
+              <w:tab w:val="right" w:leader="dot" w:pos="9350"/>
+            </w:tabs>
+            <w:rPr>
+              <w:rFonts w:eastAsiaTheme="minorEastAsia"/>
+              <w:noProof/>
+            </w:rPr>
+          </w:pPr>
+          <w:hyperlink w:anchor="_Toc232357097" w:history="1">
+            <w:r>
+              <w:rPr>
+                <w:rStyle w:val="Hyperlink"/>
+                <w:rFonts w:ascii="Times New Roman" w:hAnsi="Times New Roman" w:cs="Times New Roman"/>
+                <w:noProof/>
+              </w:rPr>
+              <w:t>Week 4: Data Management</w:t>
+            </w:r>
+            <w:r>
+              <w:rPr>
+                <w:noProof/>
+                <w:webHidden/>
+              </w:rPr>
+              <w:tab/>
+            </w:r>
+            <w:r>
+              <w:rPr>
+                <w:noProof/>
+                <w:webHidden/>
+              </w:rPr>
+              <w:fldChar w:fldCharType="begin"/>
+            </w:r>
+            <w:r>
+              <w:rPr>
+                <w:noProof/>
+                <w:webHidden/>
+              </w:rPr>
+              <w:instrText xml:space="preserve"> PAGEREF _Toc232357097 \h </w:instrText>
+            </w:r>
+            <w:r>
+              <w:rPr>
+                <w:noProof/>
+                <w:webHidden/>
+              </w:rPr>
+            </w:r>
+            <w:r>
+              <w:rPr>
+                <w:noProof/>
+                <w:webHidden/>
+              </w:rPr>
+              <w:fldChar w:fldCharType="separate"/>
+            </w:r>
+            <w:r>
+              <w:rPr>
+                <w:noProof/>
+                <w:webHidden/>
+              </w:rPr>
+              <w:t>22</w:t>
+            </w:r>
+            <w:r>
+              <w:rPr>
+                <w:noProof/>
+                <w:webHidden/>
+              </w:rPr>
+              <w:fldChar w:fldCharType="end"/>
+            </w:r>
+          </w:hyperlink>
+        </w:p>
+        <w:p>
+          <w:pPr>
+            <w:pStyle w:val="TOC2"/>
+            <w:rPr>
+              <w:rFonts w:asciiTheme="minorHAnsi" w:eastAsiaTheme="minorEastAsia" w:hAnsiTheme="minorHAnsi" w:cstheme="minorBidi"/>
+            </w:rPr>
+          </w:pPr>
+          <w:hyperlink w:anchor="_Toc232357098" w:history="1">
+            <w:r>
+              <w:rPr>
+                <w:rStyle w:val="Hyperlink"/>
+              </w:rPr>
+              <w:t>1.Adding a product/item</w:t>
+            </w:r>
+            <w:r>
+              <w:rPr>
+                <w:webHidden/>
+              </w:rPr>
+              <w:tab/>
+            </w:r>
+            <w:r>
+              <w:rPr>
+                <w:webHidden/>
+              </w:rPr>
+              <w:fldChar w:fldCharType="begin"/>
+            </w:r>
+            <w:r>
+              <w:rPr>
+                <w:webHidden/>
+              </w:rPr>
+              <w:instrText xml:space="preserve"> PAGEREF _Toc232357098 \h </w:instrText>
+            </w:r>
+            <w:r>
+              <w:rPr>
+                <w:webHidden/>
+              </w:rPr>
+            </w:r>
+            <w:r>
+              <w:rPr>
+                <w:webHidden/>
+              </w:rPr>
+              <w:fldChar w:fldCharType="separate"/>
+            </w:r>
+            <w:r>
+              <w:rPr>
+                <w:webHidden/>
+              </w:rPr>
+              <w:t>22</w:t>
+            </w:r>
+            <w:r>
+              <w:rPr>
+                <w:webHidden/>
+              </w:rPr>
+              <w:fldChar w:fldCharType="end"/>
+            </w:r>
+          </w:hyperlink>
+        </w:p>
+        <w:p>
+          <w:pPr>
+            <w:pStyle w:val="TOC2"/>
+            <w:rPr>
+              <w:rFonts w:asciiTheme="minorHAnsi" w:eastAsiaTheme="minorEastAsia" w:hAnsiTheme="minorHAnsi" w:cstheme="minorBidi"/>
+            </w:rPr>
+          </w:pPr>
+          <w:hyperlink w:anchor="_Toc232357099" w:history="1">
+            <w:r>
+              <w:rPr>
+                <w:rStyle w:val="Hyperlink"/>
+              </w:rPr>
+              <w:t>2.Updating product/item quantity</w:t>
+            </w:r>
+            <w:r>
+              <w:rPr>
+                <w:webHidden/>
+              </w:rPr>
+              <w:tab/>
+            </w:r>
+            <w:r>
+              <w:rPr>
+                <w:webHidden/>
+              </w:rPr>
+              <w:fldChar w:fldCharType="begin"/>
+            </w:r>
+            <w:r>
+              <w:rPr>
+                <w:webHidden/>
+              </w:rPr>
+              <w:instrText xml:space="preserve"> PAGEREF _Toc232357099 \h </w:instrText>
+            </w:r>
+            <w:r>
+              <w:rPr>
+                <w:webHidden/>
+              </w:rPr>
+            </w:r>
+            <w:r>
+              <w:rPr>
+                <w:webHidden/>
+              </w:rPr>
+              <w:fldChar w:fldCharType="separate"/>
+            </w:r>
+            <w:r>
+              <w:rPr>
+                <w:webHidden/>
+              </w:rPr>
+              <w:t>23</w:t>
+            </w:r>
+            <w:r>
+              <w:rPr>
+                <w:webHidden/>
+              </w:rPr>
+              <w:fldChar w:fldCharType="end"/>
+            </w:r>
+          </w:hyperlink>
+        </w:p>
+        <w:p>
+          <w:pPr>
+            <w:pStyle w:val="TOC3"/>
+            <w:tabs>
+              <w:tab w:val="right" w:leader="dot" w:pos="9350"/>
+            </w:tabs>
+            <w:rPr>
+              <w:rFonts w:eastAsiaTheme="minorEastAsia"/>
+              <w:noProof/>
+            </w:rPr>
+          </w:pPr>
+          <w:hyperlink w:anchor="_Toc232357100" w:history="1">
+            <w:r>
+              <w:rPr>
+                <w:rStyle w:val="Hyperlink"/>
+                <w:rFonts w:ascii="Times New Roman" w:hAnsi="Times New Roman" w:cs="Times New Roman"/>
+                <w:noProof/>
+              </w:rPr>
+              <w:t>Adding a product</w:t>
+            </w:r>
+            <w:r>
+              <w:rPr>
+                <w:noProof/>
+                <w:webHidden/>
+              </w:rPr>
+              <w:tab/>
+            </w:r>
+            <w:r>
+              <w:rPr>
+                <w:noProof/>
+                <w:webHidden/>
+              </w:rPr>
+              <w:fldChar w:fldCharType="begin"/>
+            </w:r>
+            <w:r>
+              <w:rPr>
+                <w:noProof/>
+                <w:webHidden/>
+              </w:rPr>
+              <w:instrText xml:space="preserve"> PAGEREF _Toc232357100 \h </w:instrText>
+            </w:r>
+            <w:r>
+              <w:rPr>
+                <w:noProof/>
+                <w:webHidden/>
+              </w:rPr>
+            </w:r>
+            <w:r>
+              <w:rPr>
+                <w:noProof/>
+                <w:webHidden/>
+              </w:rPr>
+              <w:fldChar w:fldCharType="separate"/>
+            </w:r>
+            <w:r>
+              <w:rPr>
+                <w:noProof/>
+                <w:webHidden/>
+              </w:rPr>
+              <w:t>23</w:t>
+            </w:r>
+            <w:r>
+              <w:rPr>
+                <w:noProof/>
+                <w:webHidden/>
+              </w:rPr>
+              <w:fldChar w:fldCharType="end"/>
+            </w:r>
+          </w:hyperlink>
+        </w:p>
+        <w:p>
+          <w:pPr>
+            <w:pStyle w:val="TOC3"/>
+            <w:tabs>
+              <w:tab w:val="right" w:leader="dot" w:pos="9350"/>
+            </w:tabs>
+            <w:rPr>
+              <w:rFonts w:eastAsiaTheme="minorEastAsia"/>
+              <w:noProof/>
+            </w:rPr>
+          </w:pPr>
+          <w:hyperlink w:anchor="_Toc232357101" w:history="1">
+            <w:r>
+              <w:rPr>
+                <w:rStyle w:val="Hyperlink"/>
+                <w:rFonts w:ascii="Times New Roman" w:hAnsi="Times New Roman" w:cs="Times New Roman"/>
+                <w:noProof/>
+              </w:rPr>
+              <w:t>Reducing a product stock</w:t>
+            </w:r>
+            <w:r>
+              <w:rPr>
+                <w:noProof/>
+                <w:webHidden/>
+              </w:rPr>
+              <w:tab/>
+            </w:r>
+            <w:r>
+              <w:rPr>
+                <w:noProof/>
+                <w:webHidden/>
+              </w:rPr>
+              <w:fldChar w:fldCharType="begin"/>
+            </w:r>
+            <w:r>
+              <w:rPr>
+                <w:noProof/>
+                <w:webHidden/>
+              </w:rPr>
+              <w:instrText xml:space="preserve"> PAGEREF _Toc232357101 \h </w:instrText>
+            </w:r>
+            <w:r>
+              <w:rPr>
+                <w:noProof/>
+                <w:webHidden/>
+              </w:rPr>
+            </w:r>
+            <w:r>
+              <w:rPr>
+                <w:noProof/>
+                <w:webHidden/>
+              </w:rPr>
+              <w:fldChar w:fldCharType="separate"/>
+            </w:r>
+            <w:r>
+              <w:rPr>
+                <w:noProof/>
+                <w:webHidden/>
+              </w:rPr>
+              <w:t>24</w:t>
+            </w:r>
+            <w:r>
+              <w:rPr>
+                <w:noProof/>
+                <w:webHidden/>
+              </w:rPr>
+              <w:fldChar w:fldCharType="end"/>
+            </w:r>
+          </w:hyperlink>
+        </w:p>
+        <w:p>
+          <w:pPr>
+            <w:pStyle w:val="TOC3"/>
+            <w:tabs>
+              <w:tab w:val="right" w:leader="dot" w:pos="9350"/>
+            </w:tabs>
+            <w:rPr>
+              <w:rFonts w:eastAsiaTheme="minorEastAsia"/>
+              <w:noProof/>
+            </w:rPr>
+          </w:pPr>
+          <w:hyperlink w:anchor="_Toc232357102" w:history="1">
+            <w:r>
+              <w:rPr>
+                <w:rStyle w:val="Hyperlink"/>
+                <w:rFonts w:ascii="Times New Roman" w:hAnsi="Times New Roman" w:cs="Times New Roman"/>
+                <w:noProof/>
+              </w:rPr>
+              <w:t>Stored transactions</w:t>
+            </w:r>
+            <w:r>
+              <w:rPr>
+                <w:noProof/>
+                <w:webHidden/>
+              </w:rPr>
+              <w:tab/>
+            </w:r>
+            <w:r>
+              <w:rPr>
+                <w:noProof/>
+                <w:webHidden/>
+              </w:rPr>
+              <w:fldChar w:fldCharType="begin"/>
+            </w:r>
+            <w:r>
+              <w:rPr>
+                <w:noProof/>
+                <w:webHidden/>
+              </w:rPr>
+              <w:instrText xml:space="preserve"> PAGEREF _Toc232357102 \h </w:instrText>
+            </w:r>
+            <w:r>
+              <w:rPr>
+                <w:noProof/>
+                <w:webHidden/>
+              </w:rPr>
+            </w:r>
+            <w:r>
+              <w:rPr>
+                <w:noProof/>
+                <w:webHidden/>
+              </w:rPr>
+              <w:fldChar w:fldCharType="separate"/>
+            </w:r>
+            <w:r>
+              <w:rPr>
+                <w:noProof/>
+                <w:webHidden/>
+              </w:rPr>
+              <w:t>25</w:t>
+            </w:r>
+            <w:r>
+              <w:rPr>
+                <w:noProof/>
+                <w:webHidden/>
+              </w:rPr>
+              <w:fldChar w:fldCharType="end"/>
+            </w:r>
+          </w:hyperlink>
+        </w:p>
+        <w:p>
+          <w:pPr>
+            <w:pStyle w:val="TOC2"/>
+            <w:rPr>
+              <w:rFonts w:asciiTheme="minorHAnsi" w:eastAsiaTheme="minorEastAsia" w:hAnsiTheme="minorHAnsi" w:cstheme="minorBidi"/>
+            </w:rPr>
+          </w:pPr>
+          <w:hyperlink w:anchor="_Toc232357103" w:history="1">
+            <w:r>
+              <w:rPr>
+                <w:rStyle w:val="Hyperlink"/>
+              </w:rPr>
+              <w:t>Personal Reflection</w:t>
+            </w:r>
+            <w:r>
+              <w:rPr>
+                <w:webHidden/>
+              </w:rPr>
+              <w:tab/>
+            </w:r>
+            <w:r>
+              <w:rPr>
+                <w:webHidden/>
+              </w:rPr>
+              <w:fldChar w:fldCharType="begin"/>
+            </w:r>
+            <w:r>
+              <w:rPr>
+                <w:webHidden/>
+              </w:rPr>
+              <w:instrText xml:space="preserve"> PAGEREF _Toc232357103 \h </w:instrText>
+            </w:r>
+            <w:r>
+              <w:rPr>
+                <w:webHidden/>
+              </w:rPr>
+            </w:r>
+            <w:r>
+              <w:rPr>
+                <w:webHidden/>
+              </w:rPr>
+              <w:fldChar w:fldCharType="separate"/>
+            </w:r>
+            <w:r>
+              <w:rPr>
+                <w:webHidden/>
+              </w:rPr>
+              <w:t>26</w:t>
+            </w:r>
+            <w:r>
+              <w:rPr>
+                <w:webHidden/>
+              </w:rPr>
+              <w:fldChar w:fldCharType="end"/>
+            </w:r>
+          </w:hyperlink>
+        </w:p>
+        <w:p>
+          <w:pPr>
+            <w:pStyle w:val="TOC1"/>
+            <w:tabs>
+              <w:tab w:val="right" w:leader="dot" w:pos="9350"/>
+            </w:tabs>
+            <w:rPr>
+              <w:rFonts w:eastAsiaTheme="minorEastAsia"/>
+              <w:noProof/>
+            </w:rPr>
+          </w:pPr>
+          <w:hyperlink w:anchor="_Toc232357104" w:history="1">
+            <w:r>
+              <w:rPr>
+                <w:rStyle w:val="Hyperlink"/>
+                <w:rFonts w:ascii="Times New Roman" w:hAnsi="Times New Roman" w:cs="Times New Roman"/>
+                <w:noProof/>
+              </w:rPr>
+              <w:t>Week 5: Networking</w:t>
+            </w:r>
+            <w:r>
+              <w:rPr>
+                <w:noProof/>
+                <w:webHidden/>
+              </w:rPr>
+              <w:tab/>
+            </w:r>
+            <w:r>
+              <w:rPr>
+                <w:noProof/>
+                <w:webHidden/>
+              </w:rPr>
+              <w:fldChar w:fldCharType="begin"/>
+            </w:r>
+            <w:r>
+              <w:rPr>
+                <w:noProof/>
+                <w:webHidden/>
+              </w:rPr>
+              <w:instrText xml:space="preserve"> PAGEREF _Toc232357104 \h </w:instrText>
+            </w:r>
+            <w:r>
+              <w:rPr>
+                <w:noProof/>
+                <w:webHidden/>
+              </w:rPr>
+            </w:r>
+            <w:r>
+              <w:rPr>
+                <w:noProof/>
+                <w:webHidden/>
+              </w:rPr>
+              <w:fldChar w:fldCharType="separate"/>
+            </w:r>
+            <w:r>
+              <w:rPr>
+                <w:noProof/>
+                <w:webHidden/>
+              </w:rPr>
+              <w:t>27</w:t>
+            </w:r>
+            <w:r>
+              <w:rPr>
+                <w:noProof/>
+                <w:webHidden/>
+              </w:rPr>
+              <w:fldChar w:fldCharType="end"/>
+            </w:r>
+          </w:hyperlink>
+        </w:p>
+        <w:p>
+          <w:pPr>
+            <w:pStyle w:val="TOC2"/>
+            <w:rPr>
+              <w:rFonts w:asciiTheme="minorHAnsi" w:eastAsiaTheme="minorEastAsia" w:hAnsiTheme="minorHAnsi" w:cstheme="minorBidi"/>
+            </w:rPr>
+          </w:pPr>
+          <w:hyperlink w:anchor="_Toc232357105" w:history="1">
+            <w:r>
+              <w:rPr>
+                <w:rStyle w:val="Hyperlink"/>
+              </w:rPr>
+              <w:t>Application Launch Interface</w:t>
+            </w:r>
+            <w:r>
+              <w:rPr>
+                <w:webHidden/>
+              </w:rPr>
+              <w:tab/>
+            </w:r>
+            <w:r>
+              <w:rPr>
+                <w:webHidden/>
+              </w:rPr>
+              <w:fldChar w:fldCharType="begin"/>
+            </w:r>
+            <w:r>
+              <w:rPr>
+                <w:webHidden/>
+              </w:rPr>
+              <w:instrText xml:space="preserve"> PAGEREF _Toc232357105 \h </w:instrText>
+            </w:r>
+            <w:r>
+              <w:rPr>
+                <w:webHidden/>
+              </w:rPr>
+            </w:r>
+            <w:r>
+              <w:rPr>
+                <w:webHidden/>
+              </w:rPr>
+              <w:fldChar w:fldCharType="separate"/>
+            </w:r>
+            <w:r>
+              <w:rPr>
+                <w:webHidden/>
+              </w:rPr>
+              <w:t>27</w:t>
+            </w:r>
+            <w:r>
+              <w:rPr>
+                <w:webHidden/>
+              </w:rPr>
+              <w:fldChar w:fldCharType="end"/>
+            </w:r>
+          </w:hyperlink>
+        </w:p>
+        <w:p>
+          <w:pPr>
+            <w:pStyle w:val="TOC2"/>
+            <w:rPr>
+              <w:rFonts w:asciiTheme="minorHAnsi" w:eastAsiaTheme="minorEastAsia" w:hAnsiTheme="minorHAnsi" w:cstheme="minorBidi"/>
+            </w:rPr>
+          </w:pPr>
+          <w:hyperlink w:anchor="_Toc232357106" w:history="1">
+            <w:r>
+              <w:rPr>
+                <w:rStyle w:val="Hyperlink"/>
+              </w:rPr>
+              <w:t>User Interface Layout Design</w:t>
+            </w:r>
+            <w:r>
+              <w:rPr>
+                <w:webHidden/>
+              </w:rPr>
+              <w:tab/>
+            </w:r>
+            <w:r>
+              <w:rPr>
+                <w:webHidden/>
+              </w:rPr>
+              <w:fldChar w:fldCharType="begin"/>
+            </w:r>
+            <w:r>
+              <w:rPr>
+                <w:webHidden/>
+              </w:rPr>
+              <w:instrText xml:space="preserve"> PAGEREF _Toc232357106 \h </w:instrText>
+            </w:r>
+            <w:r>
+              <w:rPr>
+                <w:webHidden/>
+              </w:rPr>
+            </w:r>
+            <w:r>
+              <w:rPr>
+                <w:webHidden/>
+              </w:rPr>
+              <w:fldChar w:fldCharType="separate"/>
+            </w:r>
+            <w:r>
+              <w:rPr>
+                <w:webHidden/>
+              </w:rPr>
+              <w:t>29</w:t>
+            </w:r>
+            <w:r>
+              <w:rPr>
+                <w:webHidden/>
+              </w:rPr>
+              <w:fldChar w:fldCharType="end"/>
+            </w:r>
+          </w:hyperlink>
+        </w:p>
+        <w:p>
+          <w:pPr>
+            <w:pStyle w:val="TOC2"/>
+            <w:rPr>
+              <w:rFonts w:asciiTheme="minorHAnsi" w:eastAsiaTheme="minorEastAsia" w:hAnsiTheme="minorHAnsi" w:cstheme="minorBidi"/>
+            </w:rPr>
+          </w:pPr>
+          <w:hyperlink w:anchor="_Toc232357107" w:history="1">
+            <w:r>
+              <w:rPr>
+                <w:rStyle w:val="Hyperlink"/>
+              </w:rPr>
+              <w:t>Item layout design for RecyclerView</w:t>
+            </w:r>
+            <w:r>
+              <w:rPr>
+                <w:webHidden/>
+              </w:rPr>
+              <w:tab/>
+            </w:r>
+            <w:r>
+              <w:rPr>
+                <w:webHidden/>
+              </w:rPr>
+              <w:fldChar w:fldCharType="begin"/>
+            </w:r>
+            <w:r>
+              <w:rPr>
+                <w:webHidden/>
+              </w:rPr>
+              <w:instrText xml:space="preserve"> PAGEREF _Toc232357107 \h </w:instrText>
+            </w:r>
+            <w:r>
+              <w:rPr>
+                <w:webHidden/>
+              </w:rPr>
+            </w:r>
+            <w:r>
+              <w:rPr>
+                <w:webHidden/>
+              </w:rPr>
+              <w:fldChar w:fldCharType="separate"/>
+            </w:r>
+            <w:r>
+              <w:rPr>
+                <w:webHidden/>
+              </w:rPr>
+              <w:t>30</w:t>
+            </w:r>
+            <w:r>
+              <w:rPr>
+                <w:webHidden/>
+              </w:rPr>
+              <w:fldChar w:fldCharType="end"/>
+            </w:r>
+          </w:hyperlink>
+        </w:p>
+        <w:p>
+          <w:pPr>
+            <w:pStyle w:val="TOC2"/>
+            <w:rPr>
+              <w:rFonts w:asciiTheme="minorHAnsi" w:eastAsiaTheme="minorEastAsia" w:hAnsiTheme="minorHAnsi" w:cstheme="minorBidi"/>
+            </w:rPr>
+          </w:pPr>
+          <w:hyperlink w:anchor="_Toc232357108" w:history="1">
+            <w:r>
+              <w:rPr>
+                <w:rStyle w:val="Hyperlink"/>
+              </w:rPr>
+              <w:t>RecyclerView adapter implementation</w:t>
+            </w:r>
+            <w:r>
+              <w:rPr>
+                <w:webHidden/>
+              </w:rPr>
+              <w:tab/>
+            </w:r>
+            <w:r>
+              <w:rPr>
+                <w:webHidden/>
+              </w:rPr>
+              <w:fldChar w:fldCharType="begin"/>
+            </w:r>
+            <w:r>
+              <w:rPr>
+                <w:webHidden/>
+              </w:rPr>
+              <w:instrText xml:space="preserve"> PAGEREF _Toc232357108 \h </w:instrText>
+            </w:r>
+            <w:r>
+              <w:rPr>
+                <w:webHidden/>
+              </w:rPr>
+            </w:r>
+            <w:r>
+              <w:rPr>
+                <w:webHidden/>
+              </w:rPr>
+              <w:fldChar w:fldCharType="separate"/>
+            </w:r>
+            <w:r>
+              <w:rPr>
+                <w:webHidden/>
+              </w:rPr>
+              <w:t>31</w:t>
+            </w:r>
+            <w:r>
+              <w:rPr>
+                <w:webHidden/>
+              </w:rPr>
+              <w:fldChar w:fldCharType="end"/>
+            </w:r>
+          </w:hyperlink>
+        </w:p>
+        <w:p>
+          <w:pPr>
+            <w:pStyle w:val="TOC2"/>
+            <w:rPr>
+              <w:rFonts w:asciiTheme="minorHAnsi" w:eastAsiaTheme="minorEastAsia" w:hAnsiTheme="minorHAnsi" w:cstheme="minorBidi"/>
+            </w:rPr>
+          </w:pPr>
+          <w:hyperlink w:anchor="_Toc232357109" w:history="1">
+            <w:r>
+              <w:rPr>
+                <w:rStyle w:val="Hyperlink"/>
+              </w:rPr>
+              <w:t>Local data testing output</w:t>
+            </w:r>
+            <w:r>
+              <w:rPr>
+                <w:webHidden/>
+              </w:rPr>
+              <w:tab/>
+            </w:r>
+            <w:r>
+              <w:rPr>
+                <w:webHidden/>
+              </w:rPr>
+              <w:fldChar w:fldCharType="begin"/>
+            </w:r>
+            <w:r>
+              <w:rPr>
+                <w:webHidden/>
+              </w:rPr>
+              <w:instrText xml:space="preserve"> PAGEREF _Toc232357109 \h </w:instrText>
+            </w:r>
+            <w:r>
+              <w:rPr>
+                <w:webHidden/>
+              </w:rPr>
+            </w:r>
+            <w:r>
+              <w:rPr>
+                <w:webHidden/>
+              </w:rPr>
+              <w:fldChar w:fldCharType="separate"/>
+            </w:r>
+            <w:r>
+              <w:rPr>
+                <w:webHidden/>
+              </w:rPr>
+              <w:t>32</w:t>
+            </w:r>
+            <w:r>
+              <w:rPr>
+                <w:webHidden/>
+              </w:rPr>
+              <w:fldChar w:fldCharType="end"/>
+            </w:r>
+          </w:hyperlink>
+        </w:p>
+        <w:p>
+          <w:pPr>
+            <w:pStyle w:val="TOC2"/>
+            <w:rPr>
+              <w:rFonts w:asciiTheme="minorHAnsi" w:eastAsiaTheme="minorEastAsia" w:hAnsiTheme="minorHAnsi" w:cstheme="minorBidi"/>
+            </w:rPr>
+          </w:pPr>
+          <w:hyperlink w:anchor="_Toc232357110" w:history="1">
+            <w:r>
+              <w:rPr>
+                <w:rStyle w:val="Hyperlink"/>
+              </w:rPr>
+              <w:t>Internet permission configuration</w:t>
+            </w:r>
+            <w:r>
+              <w:rPr>
+                <w:webHidden/>
+              </w:rPr>
+              <w:tab/>
+            </w:r>
+            <w:r>
+              <w:rPr>
+                <w:webHidden/>
+              </w:rPr>
+              <w:fldChar w:fldCharType="begin"/>
+            </w:r>
+            <w:r>
+              <w:rPr>
+                <w:webHidden/>
+              </w:rPr>
+              <w:instrText xml:space="preserve"> PAGEREF _Toc232357110 \h </w:instrText>
+            </w:r>
+            <w:r>
+              <w:rPr>
+                <w:webHidden/>
+              </w:rPr>
+            </w:r>
+            <w:r>
+              <w:rPr>
+                <w:webHidden/>
+              </w:rPr>
+              <w:fldChar w:fldCharType="separate"/>
+            </w:r>
+            <w:r>
+              <w:rPr>
+                <w:webHidden/>
+              </w:rPr>
+              <w:t>33</w:t>
+            </w:r>
+            <w:r>
+              <w:rPr>
+                <w:webHidden/>
+              </w:rPr>
+              <w:fldChar w:fldCharType="end"/>
+            </w:r>
+          </w:hyperlink>
+        </w:p>
+        <w:p>
+          <w:pPr>
+            <w:pStyle w:val="TOC2"/>
+            <w:rPr>
+              <w:rFonts w:asciiTheme="minorHAnsi" w:eastAsiaTheme="minorEastAsia" w:hAnsiTheme="minorHAnsi" w:cstheme="minorBidi"/>
+            </w:rPr>
+          </w:pPr>
+          <w:hyperlink w:anchor="_Toc232357111" w:history="1">
+            <w:r>
+              <w:rPr>
+                <w:rStyle w:val="Hyperlink"/>
+              </w:rPr>
+              <w:t>Retrofit dependency setup</w:t>
+            </w:r>
+            <w:r>
+              <w:rPr>
+                <w:webHidden/>
+              </w:rPr>
+              <w:tab/>
+            </w:r>
+            <w:r>
+              <w:rPr>
+                <w:webHidden/>
+              </w:rPr>
+              <w:fldChar w:fldCharType="begin"/>
+            </w:r>
+            <w:r>
+              <w:rPr>
+                <w:webHidden/>
+              </w:rPr>
+              <w:instrText xml:space="preserve"> PAGEREF _Toc232357111 \h </w:instrText>
+            </w:r>
+            <w:r>
+              <w:rPr>
+                <w:webHidden/>
+              </w:rPr>
+            </w:r>
+            <w:r>
+              <w:rPr>
+                <w:webHidden/>
+              </w:rPr>
+              <w:fldChar w:fldCharType="separate"/>
+            </w:r>
+            <w:r>
+              <w:rPr>
+                <w:webHidden/>
+              </w:rPr>
+              <w:t>34</w:t>
+            </w:r>
+            <w:r>
+              <w:rPr>
+                <w:webHidden/>
+              </w:rPr>
+              <w:fldChar w:fldCharType="end"/>
+            </w:r>
+          </w:hyperlink>
+        </w:p>
+        <w:p>
+          <w:pPr>
+            <w:pStyle w:val="TOC2"/>
+            <w:rPr>
+              <w:rFonts w:asciiTheme="minorHAnsi" w:eastAsiaTheme="minorEastAsia" w:hAnsiTheme="minorHAnsi" w:cstheme="minorBidi"/>
+            </w:rPr>
+          </w:pPr>
+          <w:hyperlink w:anchor="_Toc232357112" w:history="1">
+            <w:r>
+              <w:rPr>
+                <w:rStyle w:val="Hyperlink"/>
+              </w:rPr>
+              <w:t>API model structure</w:t>
+            </w:r>
+            <w:r>
+              <w:rPr>
+                <w:webHidden/>
+              </w:rPr>
+              <w:tab/>
+            </w:r>
+            <w:r>
+              <w:rPr>
+                <w:webHidden/>
+              </w:rPr>
+              <w:fldChar w:fldCharType="begin"/>
+            </w:r>
+            <w:r>
+              <w:rPr>
+                <w:webHidden/>
+              </w:rPr>
+              <w:instrText xml:space="preserve"> PAGEREF _Toc232357112 \h </w:instrText>
+            </w:r>
+            <w:r>
+              <w:rPr>
+                <w:webHidden/>
+              </w:rPr>
+            </w:r>
+            <w:r>
+              <w:rPr>
+                <w:webHidden/>
+              </w:rPr>
+              <w:fldChar w:fldCharType="separate"/>
+            </w:r>
+            <w:r>
+              <w:rPr>
+                <w:webHidden/>
+              </w:rPr>
+              <w:t>35</w:t>
+            </w:r>
+            <w:r>
+              <w:rPr>
+                <w:webHidden/>
+              </w:rPr>
+              <w:fldChar w:fldCharType="end"/>
+            </w:r>
+          </w:hyperlink>
+        </w:p>
+        <w:p>
+          <w:pPr>
+            <w:pStyle w:val="TOC2"/>
+            <w:rPr>
+              <w:rFonts w:asciiTheme="minorHAnsi" w:eastAsiaTheme="minorEastAsia" w:hAnsiTheme="minorHAnsi" w:cstheme="minorBidi"/>
+            </w:rPr>
+          </w:pPr>
+          <w:hyperlink w:anchor="_Toc232357113" w:history="1">
+            <w:r>
+              <w:rPr>
+                <w:rStyle w:val="Hyperlink"/>
+              </w:rPr>
+              <w:t>API interface definition</w:t>
+            </w:r>
+            <w:r>
+              <w:rPr>
+                <w:webHidden/>
+              </w:rPr>
+              <w:tab/>
+            </w:r>
+            <w:r>
+              <w:rPr>
+                <w:webHidden/>
+              </w:rPr>
+              <w:fldChar w:fldCharType="begin"/>
+            </w:r>
+            <w:r>
+              <w:rPr>
+                <w:webHidden/>
+              </w:rPr>
+              <w:instrText xml:space="preserve"> PAGEREF _Toc232357113 \h </w:instrText>
+            </w:r>
+            <w:r>
+              <w:rPr>
+                <w:webHidden/>
+              </w:rPr>
+            </w:r>
+            <w:r>
+              <w:rPr>
+                <w:webHidden/>
+              </w:rPr>
+              <w:fldChar w:fldCharType="separate"/>
+            </w:r>
+            <w:r>
+              <w:rPr>
+                <w:webHidden/>
+              </w:rPr>
+              <w:t>36</w:t>
+            </w:r>
+            <w:r>
+              <w:rPr>
+                <w:webHidden/>
+              </w:rPr>
+              <w:fldChar w:fldCharType="end"/>
+            </w:r>
+          </w:hyperlink>
+        </w:p>
+        <w:p>
+          <w:pPr>
+            <w:pStyle w:val="TOC2"/>
+            <w:rPr>
+              <w:rFonts w:asciiTheme="minorHAnsi" w:eastAsiaTheme="minorEastAsia" w:hAnsiTheme="minorHAnsi" w:cstheme="minorBidi"/>
+            </w:rPr>
+          </w:pPr>
+          <w:hyperlink w:anchor="_Toc232357114" w:history="1">
+            <w:r>
+              <w:rPr>
+                <w:rStyle w:val="Hyperlink"/>
+              </w:rPr>
+              <w:t>Asynchronous API Request Handling</w:t>
+            </w:r>
+            <w:r>
+              <w:rPr>
+                <w:webHidden/>
+              </w:rPr>
+              <w:tab/>
+            </w:r>
+            <w:r>
+              <w:rPr>
+                <w:webHidden/>
+              </w:rPr>
+              <w:fldChar w:fldCharType="begin"/>
+            </w:r>
+            <w:r>
+              <w:rPr>
+                <w:webHidden/>
+              </w:rPr>
+              <w:instrText xml:space="preserve"> PAGEREF _Toc232357114 \h </w:instrText>
+            </w:r>
+            <w:r>
+              <w:rPr>
+                <w:webHidden/>
+              </w:rPr>
+            </w:r>
+            <w:r>
+              <w:rPr>
+                <w:webHidden/>
+              </w:rPr>
+              <w:fldChar w:fldCharType="separate"/>
+            </w:r>
+            <w:r>
+              <w:rPr>
+                <w:webHidden/>
+              </w:rPr>
+              <w:t>38</w:t>
+            </w:r>
+            <w:r>
+              <w:rPr>
+                <w:webHidden/>
+              </w:rPr>
+              <w:fldChar w:fldCharType="end"/>
+            </w:r>
+          </w:hyperlink>
+        </w:p>
+        <w:p>
+          <w:pPr>
+            <w:pStyle w:val="TOC2"/>
+            <w:rPr>
+              <w:rFonts w:asciiTheme="minorHAnsi" w:eastAsiaTheme="minorEastAsia" w:hAnsiTheme="minorHAnsi" w:cstheme="minorBidi"/>
+            </w:rPr>
+          </w:pPr>
+          <w:hyperlink w:anchor="_Toc232357115" w:history="1">
+            <w:r>
+              <w:rPr>
+                <w:rStyle w:val="Hyperlink"/>
+              </w:rPr>
+              <w:t>Final API data output</w:t>
+            </w:r>
+            <w:r>
+              <w:rPr>
+                <w:webHidden/>
+              </w:rPr>
+              <w:tab/>
+            </w:r>
+            <w:r>
+              <w:rPr>
+                <w:webHidden/>
+              </w:rPr>
+              <w:fldChar w:fldCharType="begin"/>
+            </w:r>
+            <w:r>
+              <w:rPr>
+                <w:webHidden/>
+              </w:rPr>
+              <w:instrText xml:space="preserve"> PAGEREF _Toc232357115 \h </w:instrText>
+            </w:r>
+            <w:r>
+              <w:rPr>
+                <w:webHidden/>
+              </w:rPr>
+            </w:r>
+            <w:r>
+              <w:rPr>
+                <w:webHidden/>
+              </w:rPr>
+              <w:fldChar w:fldCharType="separate"/>
+            </w:r>
+            <w:r>
+              <w:rPr>
+                <w:webHidden/>
+              </w:rPr>
+              <w:t>39</w:t>
+            </w:r>
+            <w:r>
+              <w:rPr>
+                <w:webHidden/>
+              </w:rPr>
+              <w:fldChar w:fldCharType="end"/>
+            </w:r>
+          </w:hyperlink>
+        </w:p>
+        <w:p>
+          <w:pPr>
+            <w:pStyle w:val="TOC2"/>
+            <w:rPr>
+              <w:rFonts w:asciiTheme="minorHAnsi" w:eastAsiaTheme="minorEastAsia" w:hAnsiTheme="minorHAnsi" w:cstheme="minorBidi"/>
+            </w:rPr>
+          </w:pPr>
+          <w:hyperlink w:anchor="_Toc232357116" w:history="1">
+            <w:r>
+              <w:rPr>
+                <w:rStyle w:val="Hyperlink"/>
+              </w:rPr>
+              <w:t>Technologies Used</w:t>
+            </w:r>
+            <w:r>
+              <w:rPr>
+                <w:webHidden/>
+              </w:rPr>
+              <w:tab/>
+            </w:r>
+            <w:r>
+              <w:rPr>
+                <w:webHidden/>
+              </w:rPr>
+              <w:fldChar w:fldCharType="begin"/>
+            </w:r>
+            <w:r>
+              <w:rPr>
+                <w:webHidden/>
+              </w:rPr>
+              <w:instrText xml:space="preserve"> PAGEREF _Toc232357116 \h </w:instrText>
+            </w:r>
+            <w:r>
+              <w:rPr>
+                <w:webHidden/>
+              </w:rPr>
+            </w:r>
+            <w:r>
+              <w:rPr>
+                <w:webHidden/>
+              </w:rPr>
+              <w:fldChar w:fldCharType="separate"/>
+            </w:r>
+            <w:r>
+              <w:rPr>
+                <w:webHidden/>
+              </w:rPr>
+              <w:t>40</w:t>
+            </w:r>
+            <w:r>
+              <w:rPr>
+                <w:webHidden/>
+              </w:rPr>
+              <w:fldChar w:fldCharType="end"/>
+            </w:r>
+          </w:hyperlink>
+        </w:p>
+        <w:p>
+          <w:pPr>
+            <w:pStyle w:val="TOC2"/>
+            <w:rPr>
+              <w:rFonts w:asciiTheme="minorHAnsi" w:eastAsiaTheme="minorEastAsia" w:hAnsiTheme="minorHAnsi" w:cstheme="minorBidi"/>
+            </w:rPr>
+          </w:pPr>
+          <w:hyperlink w:anchor="_Toc232357117" w:history="1">
+            <w:r>
+              <w:rPr>
+                <w:rStyle w:val="Hyperlink"/>
+              </w:rPr>
+              <w:t>Why my app requires networking?</w:t>
+            </w:r>
+            <w:r>
+              <w:rPr>
+                <w:webHidden/>
+              </w:rPr>
+              <w:tab/>
+            </w:r>
+            <w:r>
+              <w:rPr>
+                <w:webHidden/>
+              </w:rPr>
+              <w:fldChar w:fldCharType="begin"/>
+            </w:r>
+            <w:r>
+              <w:rPr>
+                <w:webHidden/>
+              </w:rPr>
+              <w:instrText xml:space="preserve"> PAGEREF _Toc232357117 \h </w:instrText>
+            </w:r>
+            <w:r>
+              <w:rPr>
+                <w:webHidden/>
+              </w:rPr>
+            </w:r>
+            <w:r>
+              <w:rPr>
+                <w:webHidden/>
+              </w:rPr>
+              <w:fldChar w:fldCharType="separate"/>
+            </w:r>
+            <w:r>
+              <w:rPr>
+                <w:webHidden/>
+              </w:rPr>
+              <w:t>40</w:t>
+            </w:r>
+            <w:r>
+              <w:rPr>
+                <w:webHidden/>
+              </w:rPr>
+              <w:fldChar w:fldCharType="end"/>
+            </w:r>
+          </w:hyperlink>
+        </w:p>
+        <w:p>
+          <w:pPr>
+            <w:pStyle w:val="TOC2"/>
+            <w:rPr>
+              <w:rFonts w:asciiTheme="minorHAnsi" w:eastAsiaTheme="minorEastAsia" w:hAnsiTheme="minorHAnsi" w:cstheme="minorBidi"/>
+            </w:rPr>
+          </w:pPr>
+          <w:hyperlink w:anchor="_Toc232357118" w:history="1">
+            <w:r>
+              <w:rPr>
+                <w:rStyle w:val="Hyperlink"/>
+              </w:rPr>
+              <w:t>Personal Reflection</w:t>
+            </w:r>
+            <w:r>
+              <w:rPr>
+                <w:webHidden/>
+              </w:rPr>
+              <w:tab/>
+            </w:r>
+            <w:r>
+              <w:rPr>
+                <w:webHidden/>
+              </w:rPr>
+              <w:fldChar w:fldCharType="begin"/>
+            </w:r>
+            <w:r>
+              <w:rPr>
+                <w:webHidden/>
+              </w:rPr>
+              <w:instrText xml:space="preserve"> PAGEREF _Toc232357118 \h </w:instrText>
+            </w:r>
+            <w:r>
+              <w:rPr>
+                <w:webHidden/>
+              </w:rPr>
+            </w:r>
+            <w:r>
+              <w:rPr>
+                <w:webHidden/>
+              </w:rPr>
+              <w:fldChar w:fldCharType="separate"/>
+            </w:r>
+            <w:r>
+              <w:rPr>
+                <w:webHidden/>
+              </w:rPr>
+              <w:t>40</w:t>
             </w:r>
             <w:r>
               <w:rPr>
@@ -1861,7 +3182,7 @@
           <w:szCs w:val="36"/>
         </w:rPr>
       </w:pPr>
-      <w:bookmarkStart w:id="0" w:name="_Toc231894319"/>
+      <w:bookmarkStart w:id="0" w:name="_Toc232357076"/>
       <w:r>
         <w:rPr>
           <w:rFonts w:ascii="Times New Roman" w:hAnsi="Times New Roman" w:cs="Times New Roman"/>
@@ -1889,7 +3210,7 @@
           <w:rFonts w:ascii="Times New Roman" w:hAnsi="Times New Roman" w:cs="Times New Roman"/>
         </w:rPr>
       </w:pPr>
-      <w:bookmarkStart w:id="1" w:name="_Toc231894320"/>
+      <w:bookmarkStart w:id="1" w:name="_Toc232357077"/>
       <w:r>
         <w:rPr>
           <w:rFonts w:ascii="Times New Roman" w:hAnsi="Times New Roman" w:cs="Times New Roman"/>
@@ -1906,7 +3227,7 @@
           <w:rFonts w:ascii="Times New Roman" w:hAnsi="Times New Roman" w:cs="Times New Roman"/>
         </w:rPr>
       </w:pPr>
-      <w:bookmarkStart w:id="2" w:name="_Toc231894321"/>
+      <w:bookmarkStart w:id="2" w:name="_Toc232357078"/>
       <w:r>
         <w:rPr>
           <w:rFonts w:ascii="Times New Roman" w:hAnsi="Times New Roman" w:cs="Times New Roman"/>
@@ -2030,24 +3351,14 @@
       <w:r>
         <w:t xml:space="preserve">Figure </w:t>
       </w:r>
-      <w:r>
-        <w:fldChar w:fldCharType="begin"/>
-      </w:r>
-      <w:r>
-        <w:instrText xml:space="preserve"> SEQ Figure \* ARABIC </w:instrText>
-      </w:r>
-      <w:r>
-        <w:fldChar w:fldCharType="separate"/>
-      </w:r>
-      <w:r>
-        <w:rPr>
-          <w:noProof/>
-        </w:rPr>
-        <w:t>1</w:t>
-      </w:r>
-      <w:r>
-        <w:fldChar w:fldCharType="end"/>
-      </w:r>
+      <w:fldSimple w:instr=" SEQ Figure \* ARABIC ">
+        <w:r>
+          <w:rPr>
+            <w:noProof/>
+          </w:rPr>
+          <w:t>1</w:t>
+        </w:r>
+      </w:fldSimple>
     </w:p>
     <w:p>
       <w:pPr>
@@ -2056,7 +3367,7 @@
           <w:rFonts w:ascii="Times New Roman" w:hAnsi="Times New Roman" w:cs="Times New Roman"/>
         </w:rPr>
       </w:pPr>
-      <w:bookmarkStart w:id="3" w:name="_Toc231894322"/>
+      <w:bookmarkStart w:id="3" w:name="_Toc232357079"/>
       <w:r>
         <w:rPr>
           <w:rFonts w:ascii="Times New Roman" w:hAnsi="Times New Roman" w:cs="Times New Roman"/>
@@ -2170,24 +3481,14 @@
       <w:r>
         <w:t xml:space="preserve">Figure </w:t>
       </w:r>
-      <w:r>
-        <w:fldChar w:fldCharType="begin"/>
-      </w:r>
-      <w:r>
-        <w:instrText xml:space="preserve"> SEQ Figure \* ARABIC </w:instrText>
-      </w:r>
-      <w:r>
-        <w:fldChar w:fldCharType="separate"/>
-      </w:r>
-      <w:r>
-        <w:rPr>
-          <w:noProof/>
-        </w:rPr>
-        <w:t>2</w:t>
-      </w:r>
-      <w:r>
-        <w:fldChar w:fldCharType="end"/>
-      </w:r>
+      <w:fldSimple w:instr=" SEQ Figure \* ARABIC ">
+        <w:r>
+          <w:rPr>
+            <w:noProof/>
+          </w:rPr>
+          <w:t>2</w:t>
+        </w:r>
+      </w:fldSimple>
     </w:p>
     <w:p>
       <w:pPr>
@@ -2209,7 +3510,7 @@
           <w:rFonts w:ascii="Times New Roman" w:hAnsi="Times New Roman" w:cs="Times New Roman"/>
         </w:rPr>
       </w:pPr>
-      <w:bookmarkStart w:id="4" w:name="_Toc231894323"/>
+      <w:bookmarkStart w:id="4" w:name="_Toc232357080"/>
       <w:r>
         <w:rPr>
           <w:rFonts w:ascii="Times New Roman" w:hAnsi="Times New Roman" w:cs="Times New Roman"/>
@@ -2232,7 +3533,7 @@
         </w:rPr>
         <w:t xml:space="preserve"> </w:t>
       </w:r>
-      <w:bookmarkStart w:id="5" w:name="_Toc231894324"/>
+      <w:bookmarkStart w:id="5" w:name="_Toc232357081"/>
       <w:r>
         <w:rPr>
           <w:rFonts w:ascii="Times New Roman" w:hAnsi="Times New Roman" w:cs="Times New Roman"/>
@@ -2342,24 +3643,14 @@
       <w:r>
         <w:t xml:space="preserve">Figure </w:t>
       </w:r>
-      <w:r>
-        <w:fldChar w:fldCharType="begin"/>
-      </w:r>
-      <w:r>
-        <w:instrText xml:space="preserve"> SEQ Figure \* ARABIC </w:instrText>
-      </w:r>
-      <w:r>
-        <w:fldChar w:fldCharType="separate"/>
-      </w:r>
-      <w:r>
-        <w:rPr>
-          <w:noProof/>
-        </w:rPr>
-        <w:t>3</w:t>
-      </w:r>
-      <w:r>
-        <w:fldChar w:fldCharType="end"/>
-      </w:r>
+      <w:fldSimple w:instr=" SEQ Figure \* ARABIC ">
+        <w:r>
+          <w:rPr>
+            <w:noProof/>
+          </w:rPr>
+          <w:t>3</w:t>
+        </w:r>
+      </w:fldSimple>
     </w:p>
     <w:p>
       <w:pPr>
@@ -2467,24 +3758,14 @@
       <w:r>
         <w:t xml:space="preserve">Figure </w:t>
       </w:r>
-      <w:r>
-        <w:fldChar w:fldCharType="begin"/>
-      </w:r>
-      <w:r>
-        <w:instrText xml:space="preserve"> SEQ Figure \* ARABIC </w:instrText>
-      </w:r>
-      <w:r>
-        <w:fldChar w:fldCharType="separate"/>
-      </w:r>
-      <w:r>
-        <w:rPr>
-          <w:noProof/>
-        </w:rPr>
-        <w:t>4</w:t>
-      </w:r>
-      <w:r>
-        <w:fldChar w:fldCharType="end"/>
-      </w:r>
+      <w:fldSimple w:instr=" SEQ Figure \* ARABIC ">
+        <w:r>
+          <w:rPr>
+            <w:noProof/>
+          </w:rPr>
+          <w:t>4</w:t>
+        </w:r>
+      </w:fldSimple>
     </w:p>
     <w:p>
       <w:pPr>
@@ -2639,24 +3920,14 @@
       <w:r>
         <w:t xml:space="preserve">Figure </w:t>
       </w:r>
-      <w:r>
-        <w:fldChar w:fldCharType="begin"/>
-      </w:r>
-      <w:r>
-        <w:instrText xml:space="preserve"> SEQ Figure \* ARABIC </w:instrText>
-      </w:r>
-      <w:r>
-        <w:fldChar w:fldCharType="separate"/>
-      </w:r>
-      <w:r>
-        <w:rPr>
-          <w:noProof/>
-        </w:rPr>
-        <w:t>5</w:t>
-      </w:r>
-      <w:r>
-        <w:fldChar w:fldCharType="end"/>
-      </w:r>
+      <w:fldSimple w:instr=" SEQ Figure \* ARABIC ">
+        <w:r>
+          <w:rPr>
+            <w:noProof/>
+          </w:rPr>
+          <w:t>5</w:t>
+        </w:r>
+      </w:fldSimple>
     </w:p>
     <w:p>
       <w:pPr>
@@ -2675,7 +3946,7 @@
           <w:rFonts w:ascii="Times New Roman" w:hAnsi="Times New Roman" w:cs="Times New Roman"/>
         </w:rPr>
       </w:pPr>
-      <w:bookmarkStart w:id="6" w:name="_Toc231894325"/>
+      <w:bookmarkStart w:id="6" w:name="_Toc232357082"/>
       <w:r>
         <w:rPr>
           <w:rFonts w:ascii="Times New Roman" w:hAnsi="Times New Roman" w:cs="Times New Roman"/>
@@ -2793,24 +4064,14 @@
       <w:r>
         <w:t xml:space="preserve">Figure </w:t>
       </w:r>
-      <w:r>
-        <w:fldChar w:fldCharType="begin"/>
-      </w:r>
-      <w:r>
-        <w:instrText xml:space="preserve"> SEQ Figure \* ARABIC </w:instrText>
-      </w:r>
-      <w:r>
-        <w:fldChar w:fldCharType="separate"/>
-      </w:r>
-      <w:r>
-        <w:rPr>
-          <w:noProof/>
-        </w:rPr>
-        <w:t>6</w:t>
-      </w:r>
-      <w:r>
-        <w:fldChar w:fldCharType="end"/>
-      </w:r>
+      <w:fldSimple w:instr=" SEQ Figure \* ARABIC ">
+        <w:r>
+          <w:rPr>
+            <w:noProof/>
+          </w:rPr>
+          <w:t>6</w:t>
+        </w:r>
+      </w:fldSimple>
     </w:p>
     <w:p>
       <w:pPr>
@@ -2911,24 +4172,14 @@
       <w:r>
         <w:t xml:space="preserve">Figure </w:t>
       </w:r>
-      <w:r>
-        <w:fldChar w:fldCharType="begin"/>
-      </w:r>
-      <w:r>
-        <w:instrText xml:space="preserve"> SEQ Figure \* ARABIC </w:instrText>
-      </w:r>
-      <w:r>
-        <w:fldChar w:fldCharType="separate"/>
-      </w:r>
-      <w:r>
-        <w:rPr>
-          <w:noProof/>
-        </w:rPr>
-        <w:t>7</w:t>
-      </w:r>
-      <w:r>
-        <w:fldChar w:fldCharType="end"/>
-      </w:r>
+      <w:fldSimple w:instr=" SEQ Figure \* ARABIC ">
+        <w:r>
+          <w:rPr>
+            <w:noProof/>
+          </w:rPr>
+          <w:t>7</w:t>
+        </w:r>
+      </w:fldSimple>
     </w:p>
     <w:p>
       <w:pPr>
@@ -2998,7 +4249,7 @@
           <w:rFonts w:ascii="Times New Roman" w:hAnsi="Times New Roman" w:cs="Times New Roman"/>
         </w:rPr>
       </w:pPr>
-      <w:bookmarkStart w:id="7" w:name="_Toc231894326"/>
+      <w:bookmarkStart w:id="7" w:name="_Toc232357083"/>
       <w:r>
         <w:rPr>
           <w:rFonts w:ascii="Times New Roman" w:hAnsi="Times New Roman" w:cs="Times New Roman"/>
@@ -3128,24 +4379,14 @@
       <w:r>
         <w:t xml:space="preserve">Figure </w:t>
       </w:r>
-      <w:r>
-        <w:fldChar w:fldCharType="begin"/>
-      </w:r>
-      <w:r>
-        <w:instrText xml:space="preserve"> SEQ Figure \* ARABIC </w:instrText>
-      </w:r>
-      <w:r>
-        <w:fldChar w:fldCharType="separate"/>
-      </w:r>
-      <w:r>
-        <w:rPr>
-          <w:noProof/>
-        </w:rPr>
-        <w:t>8</w:t>
-      </w:r>
-      <w:r>
-        <w:fldChar w:fldCharType="end"/>
-      </w:r>
+      <w:fldSimple w:instr=" SEQ Figure \* ARABIC ">
+        <w:r>
+          <w:rPr>
+            <w:noProof/>
+          </w:rPr>
+          <w:t>8</w:t>
+        </w:r>
+      </w:fldSimple>
     </w:p>
     <w:p>
       <w:pPr>
@@ -3309,24 +4550,14 @@
       <w:r>
         <w:t xml:space="preserve">Figure </w:t>
       </w:r>
-      <w:r>
-        <w:fldChar w:fldCharType="begin"/>
-      </w:r>
-      <w:r>
-        <w:instrText xml:space="preserve"> SEQ Figure \* ARABIC </w:instrText>
-      </w:r>
-      <w:r>
-        <w:fldChar w:fldCharType="separate"/>
-      </w:r>
-      <w:r>
-        <w:rPr>
-          <w:noProof/>
-        </w:rPr>
-        <w:t>9</w:t>
-      </w:r>
-      <w:r>
-        <w:fldChar w:fldCharType="end"/>
-      </w:r>
+      <w:fldSimple w:instr=" SEQ Figure \* ARABIC ">
+        <w:r>
+          <w:rPr>
+            <w:noProof/>
+          </w:rPr>
+          <w:t>9</w:t>
+        </w:r>
+      </w:fldSimple>
     </w:p>
     <w:p>
       <w:pPr>
@@ -3402,24 +4633,14 @@
       <w:r>
         <w:t xml:space="preserve">Figure </w:t>
       </w:r>
-      <w:r>
-        <w:fldChar w:fldCharType="begin"/>
-      </w:r>
-      <w:r>
-        <w:instrText xml:space="preserve"> SEQ Figure \* ARABIC </w:instrText>
-      </w:r>
-      <w:r>
-        <w:fldChar w:fldCharType="separate"/>
-      </w:r>
-      <w:r>
-        <w:rPr>
-          <w:noProof/>
-        </w:rPr>
-        <w:t>10</w:t>
-      </w:r>
-      <w:r>
-        <w:fldChar w:fldCharType="end"/>
-      </w:r>
+      <w:fldSimple w:instr=" SEQ Figure \* ARABIC ">
+        <w:r>
+          <w:rPr>
+            <w:noProof/>
+          </w:rPr>
+          <w:t>10</w:t>
+        </w:r>
+      </w:fldSimple>
     </w:p>
     <w:p>
       <w:pPr>
@@ -3551,24 +4772,14 @@
       <w:r>
         <w:t xml:space="preserve">Figure </w:t>
       </w:r>
-      <w:r>
-        <w:fldChar w:fldCharType="begin"/>
-      </w:r>
-      <w:r>
-        <w:instrText xml:space="preserve"> SEQ Figure \* ARABIC </w:instrText>
-      </w:r>
-      <w:r>
-        <w:fldChar w:fldCharType="separate"/>
-      </w:r>
-      <w:r>
-        <w:rPr>
-          <w:noProof/>
-        </w:rPr>
-        <w:t>11</w:t>
-      </w:r>
-      <w:r>
-        <w:fldChar w:fldCharType="end"/>
-      </w:r>
+      <w:fldSimple w:instr=" SEQ Figure \* ARABIC ">
+        <w:r>
+          <w:rPr>
+            <w:noProof/>
+          </w:rPr>
+          <w:t>11</w:t>
+        </w:r>
+      </w:fldSimple>
     </w:p>
     <w:tbl>
       <w:tblPr>
@@ -3817,7 +5028,7 @@
           <w:rFonts w:ascii="Times New Roman" w:hAnsi="Times New Roman" w:cs="Times New Roman"/>
         </w:rPr>
       </w:pPr>
-      <w:bookmarkStart w:id="8" w:name="_Toc231894327"/>
+      <w:bookmarkStart w:id="8" w:name="_Toc232357084"/>
       <w:r>
         <w:rPr>
           <w:rFonts w:ascii="Times New Roman" w:hAnsi="Times New Roman" w:cs="Times New Roman"/>
@@ -3875,7 +5086,7 @@
           <w:rFonts w:ascii="Times New Roman" w:hAnsi="Times New Roman" w:cs="Times New Roman"/>
         </w:rPr>
       </w:pPr>
-      <w:bookmarkStart w:id="9" w:name="_Toc231894328"/>
+      <w:bookmarkStart w:id="9" w:name="_Toc232357085"/>
       <w:r>
         <w:rPr>
           <w:rFonts w:ascii="Times New Roman" w:hAnsi="Times New Roman" w:cs="Times New Roman"/>
@@ -3902,7 +5113,7 @@
           <w:u w:val="single"/>
         </w:rPr>
       </w:pPr>
-      <w:bookmarkStart w:id="10" w:name="_Toc231894329"/>
+      <w:bookmarkStart w:id="10" w:name="_Toc232357086"/>
       <w:r>
         <w:rPr>
           <w:rFonts w:ascii="Times New Roman" w:hAnsi="Times New Roman" w:cs="Times New Roman"/>
@@ -3954,7 +5165,7 @@
           <w:rFonts w:ascii="Times New Roman" w:hAnsi="Times New Roman" w:cs="Times New Roman"/>
         </w:rPr>
       </w:pPr>
-      <w:bookmarkStart w:id="11" w:name="_Toc231894330"/>
+      <w:bookmarkStart w:id="11" w:name="_Toc232357087"/>
       <w:r>
         <w:rPr>
           <w:rFonts w:ascii="Times New Roman" w:hAnsi="Times New Roman" w:cs="Times New Roman"/>
@@ -4251,7 +5462,7 @@
           <w:rFonts w:ascii="Times New Roman" w:hAnsi="Times New Roman" w:cs="Times New Roman"/>
         </w:rPr>
       </w:pPr>
-      <w:bookmarkStart w:id="12" w:name="_Toc231894331"/>
+      <w:bookmarkStart w:id="12" w:name="_Toc232357088"/>
       <w:r>
         <w:rPr>
           <w:rFonts w:ascii="Times New Roman" w:hAnsi="Times New Roman" w:cs="Times New Roman"/>
@@ -4583,7 +5794,7 @@
                 <w:szCs w:val="28"/>
               </w:rPr>
               <w:drawing>
-                <wp:inline distT="0" distB="0" distL="0" distR="0" wp14:anchorId="6694DC96" wp14:editId="1FCE7C6A">
+                <wp:inline distT="0" distB="0" distL="0" distR="0" wp14:anchorId="6694DC96" wp14:editId="04A0F948">
                   <wp:extent cx="3949700" cy="4953000"/>
                   <wp:effectExtent l="0" t="0" r="0" b="0"/>
                   <wp:docPr id="873058348" name="Picture 32"/>
@@ -4665,7 +5876,7 @@
           <w:rFonts w:ascii="Times New Roman" w:hAnsi="Times New Roman" w:cs="Times New Roman"/>
         </w:rPr>
       </w:pPr>
-      <w:bookmarkStart w:id="13" w:name="_Toc231894332"/>
+      <w:bookmarkStart w:id="13" w:name="_Toc232357089"/>
       <w:r>
         <w:rPr>
           <w:rFonts w:ascii="Times New Roman" w:hAnsi="Times New Roman" w:cs="Times New Roman"/>
@@ -4691,24 +5902,6 @@
         </w:rPr>
         <w:t>I enjoyed learning different programming concepts and applying them in Flutter. Building screens and working with user interface components improved my coding skills. I also gained a better understanding of how databases and APIs can be integrated into mobile applications.</w:t>
       </w:r>
-    </w:p>
-    <w:p>
-      <w:pPr>
-        <w:spacing w:after="0"/>
-        <w:rPr>
-          <w:sz w:val="28"/>
-          <w:szCs w:val="28"/>
-        </w:rPr>
-      </w:pPr>
-    </w:p>
-    <w:p>
-      <w:pPr>
-        <w:spacing w:after="0"/>
-        <w:rPr>
-          <w:sz w:val="28"/>
-          <w:szCs w:val="28"/>
-        </w:rPr>
-      </w:pPr>
     </w:p>
     <w:p>
       <w:pPr>
@@ -4763,7 +5956,7 @@
           <w:rFonts w:ascii="Times New Roman" w:hAnsi="Times New Roman" w:cs="Times New Roman"/>
         </w:rPr>
       </w:pPr>
-      <w:bookmarkStart w:id="14" w:name="_Toc231894333"/>
+      <w:bookmarkStart w:id="14" w:name="_Toc232357090"/>
       <w:r>
         <w:rPr>
           <w:rFonts w:ascii="Times New Roman" w:hAnsi="Times New Roman" w:cs="Times New Roman"/>
@@ -4786,7 +5979,7 @@
           <w:rFonts w:ascii="Times New Roman" w:hAnsi="Times New Roman" w:cs="Times New Roman"/>
         </w:rPr>
       </w:pPr>
-      <w:bookmarkStart w:id="15" w:name="_Toc231894334"/>
+      <w:bookmarkStart w:id="15" w:name="_Toc232357091"/>
       <w:r>
         <w:rPr>
           <w:rFonts w:ascii="Times New Roman" w:hAnsi="Times New Roman" w:cs="Times New Roman"/>
@@ -4803,7 +5996,7 @@
           <w:rFonts w:ascii="Times New Roman" w:hAnsi="Times New Roman" w:cs="Times New Roman"/>
         </w:rPr>
       </w:pPr>
-      <w:bookmarkStart w:id="16" w:name="_Toc231894335"/>
+      <w:bookmarkStart w:id="16" w:name="_Toc232357092"/>
       <w:r>
         <w:rPr>
           <w:rFonts w:ascii="Times New Roman" w:hAnsi="Times New Roman" w:cs="Times New Roman"/>
@@ -4839,15 +6032,37 @@
       <w:bookmarkEnd w:id="16"/>
     </w:p>
     <w:p>
-      <w:r>
+      <w:pPr>
+        <w:rPr>
+          <w:rFonts w:ascii="Times New Roman" w:hAnsi="Times New Roman" w:cs="Times New Roman"/>
+          <w:sz w:val="28"/>
+          <w:szCs w:val="28"/>
+        </w:rPr>
+      </w:pPr>
+      <w:r>
+        <w:rPr>
+          <w:rFonts w:ascii="Times New Roman" w:hAnsi="Times New Roman" w:cs="Times New Roman"/>
+          <w:sz w:val="28"/>
+          <w:szCs w:val="28"/>
+        </w:rPr>
         <w:t xml:space="preserve">Create an account in </w:t>
       </w:r>
       <w:proofErr w:type="spellStart"/>
       <w:r>
+        <w:rPr>
+          <w:rFonts w:ascii="Times New Roman" w:hAnsi="Times New Roman" w:cs="Times New Roman"/>
+          <w:sz w:val="28"/>
+          <w:szCs w:val="28"/>
+        </w:rPr>
         <w:t>figma</w:t>
       </w:r>
       <w:proofErr w:type="spellEnd"/>
       <w:r>
+        <w:rPr>
+          <w:rFonts w:ascii="Times New Roman" w:hAnsi="Times New Roman" w:cs="Times New Roman"/>
+          <w:sz w:val="28"/>
+          <w:szCs w:val="28"/>
+        </w:rPr>
         <w:t xml:space="preserve"> and start building wireframes.</w:t>
       </w:r>
     </w:p>
@@ -5342,7 +6557,7 @@
           <w:rFonts w:ascii="Times New Roman" w:hAnsi="Times New Roman" w:cs="Times New Roman"/>
         </w:rPr>
       </w:pPr>
-      <w:bookmarkStart w:id="17" w:name="_Toc231894336"/>
+      <w:bookmarkStart w:id="17" w:name="_Toc232357093"/>
       <w:r>
         <w:rPr>
           <w:rFonts w:ascii="Times New Roman" w:hAnsi="Times New Roman" w:cs="Times New Roman"/>
@@ -5747,7 +6962,7 @@
                 <w:szCs w:val="28"/>
               </w:rPr>
               <w:drawing>
-                <wp:inline distT="0" distB="0" distL="0" distR="0" wp14:anchorId="176F603B" wp14:editId="30C8BB84">
+                <wp:inline distT="0" distB="0" distL="0" distR="0" wp14:anchorId="176F603B" wp14:editId="289F5C34">
                   <wp:extent cx="2933700" cy="5962650"/>
                   <wp:effectExtent l="0" t="0" r="0" b="0"/>
                   <wp:docPr id="1205413866" name="Picture 1"/>
@@ -6060,9 +7275,108 @@
     </w:p>
     <w:p>
       <w:pPr>
+        <w:spacing w:after="0"/>
+        <w:rPr>
+          <w:sz w:val="28"/>
+          <w:szCs w:val="28"/>
+        </w:rPr>
+      </w:pPr>
+    </w:p>
+    <w:p>
+      <w:pPr>
+        <w:spacing w:after="0"/>
+        <w:rPr>
+          <w:sz w:val="28"/>
+          <w:szCs w:val="28"/>
+        </w:rPr>
+      </w:pPr>
+    </w:p>
+    <w:p>
+      <w:pPr>
+        <w:spacing w:after="0"/>
+        <w:rPr>
+          <w:sz w:val="28"/>
+          <w:szCs w:val="28"/>
+        </w:rPr>
+      </w:pPr>
+    </w:p>
+    <w:p>
+      <w:pPr>
+        <w:spacing w:after="0"/>
+        <w:rPr>
+          <w:sz w:val="28"/>
+          <w:szCs w:val="28"/>
+        </w:rPr>
+      </w:pPr>
+    </w:p>
+    <w:p>
+      <w:pPr>
+        <w:spacing w:after="0"/>
+        <w:rPr>
+          <w:sz w:val="28"/>
+          <w:szCs w:val="28"/>
+        </w:rPr>
+      </w:pPr>
+    </w:p>
+    <w:p>
+      <w:pPr>
+        <w:spacing w:after="0"/>
+        <w:rPr>
+          <w:sz w:val="28"/>
+          <w:szCs w:val="28"/>
+        </w:rPr>
+      </w:pPr>
+    </w:p>
+    <w:p>
+      <w:pPr>
+        <w:spacing w:after="0"/>
+        <w:rPr>
+          <w:sz w:val="28"/>
+          <w:szCs w:val="28"/>
+        </w:rPr>
+      </w:pPr>
+    </w:p>
+    <w:p>
+      <w:pPr>
+        <w:spacing w:after="0"/>
+        <w:rPr>
+          <w:sz w:val="28"/>
+          <w:szCs w:val="28"/>
+        </w:rPr>
+      </w:pPr>
+    </w:p>
+    <w:p>
+      <w:pPr>
+        <w:spacing w:after="0"/>
+        <w:rPr>
+          <w:sz w:val="28"/>
+          <w:szCs w:val="28"/>
+        </w:rPr>
+      </w:pPr>
+    </w:p>
+    <w:p>
+      <w:pPr>
+        <w:spacing w:after="0"/>
+        <w:rPr>
+          <w:sz w:val="28"/>
+          <w:szCs w:val="28"/>
+        </w:rPr>
+      </w:pPr>
+    </w:p>
+    <w:p>
+      <w:pPr>
+        <w:spacing w:after="0"/>
+        <w:rPr>
+          <w:sz w:val="28"/>
+          <w:szCs w:val="28"/>
+        </w:rPr>
+      </w:pPr>
+    </w:p>
+    <w:p>
+      <w:pPr>
         <w:pStyle w:val="Heading3"/>
       </w:pPr>
-      <w:bookmarkStart w:id="18" w:name="_Toc231894337"/>
+      <w:bookmarkStart w:id="18" w:name="_Toc232357094"/>
       <w:r>
         <w:lastRenderedPageBreak/>
         <w:t xml:space="preserve">Database </w:t>
@@ -6089,12 +7403,14 @@
       <w:r>
         <w:rPr>
           <w:noProof/>
+          <w:sz w:val="28"/>
+          <w:szCs w:val="28"/>
         </w:rPr>
         <w:drawing>
-          <wp:inline distT="0" distB="0" distL="0" distR="0" wp14:anchorId="28FE8B40" wp14:editId="54CF0806">
-            <wp:extent cx="5059045" cy="4346369"/>
-            <wp:effectExtent l="0" t="0" r="8255" b="0"/>
-            <wp:docPr id="1937106403" name="Picture 1"/>
+          <wp:inline distT="0" distB="0" distL="0" distR="0" wp14:anchorId="3230F650" wp14:editId="2D120D92">
+            <wp:extent cx="2933700" cy="5962650"/>
+            <wp:effectExtent l="0" t="0" r="0" b="0"/>
+            <wp:docPr id="768103846" name="Picture 1"/>
             <wp:cNvGraphicFramePr>
               <a:graphicFrameLocks xmlns:a="http://schemas.openxmlformats.org/drawingml/2006/main" noChangeAspect="1"/>
             </wp:cNvGraphicFramePr>
@@ -6108,7 +7424,7 @@
                     </pic:cNvPicPr>
                   </pic:nvPicPr>
                   <pic:blipFill>
-                    <a:blip r:embed="rId37">
+                    <a:blip r:embed="rId34" cstate="print">
                       <a:extLst>
                         <a:ext uri="{28A0092B-C50C-407E-A947-70E740481C1C}">
                           <a14:useLocalDpi xmlns:a14="http://schemas.microsoft.com/office/drawing/2010/main" val="0"/>
@@ -6123,7 +7439,7 @@
                   <pic:spPr bwMode="auto">
                     <a:xfrm>
                       <a:off x="0" y="0"/>
-                      <a:ext cx="5060039" cy="4347223"/>
+                      <a:ext cx="2933700" cy="5962650"/>
                     </a:xfrm>
                     <a:prstGeom prst="rect">
                       <a:avLst/>
@@ -6147,39 +7463,32 @@
       <w:r>
         <w:t xml:space="preserve">Figure </w:t>
       </w:r>
-      <w:r>
-        <w:fldChar w:fldCharType="begin"/>
-      </w:r>
-      <w:r>
-        <w:instrText xml:space="preserve"> SEQ Figure \* ARABIC </w:instrText>
-      </w:r>
-      <w:r>
-        <w:fldChar w:fldCharType="separate"/>
-      </w:r>
+      <w:fldSimple w:instr=" SEQ Figure \* ARABIC ">
+        <w:r>
+          <w:rPr>
+            <w:noProof/>
+          </w:rPr>
+          <w:t>28</w:t>
+        </w:r>
+      </w:fldSimple>
+    </w:p>
+    <w:p/>
+    <w:p>
+      <w:pPr>
+        <w:keepNext/>
+      </w:pPr>
       <w:r>
         <w:rPr>
           <w:noProof/>
-        </w:rPr>
-        <w:t>28</w:t>
-      </w:r>
-      <w:r>
-        <w:fldChar w:fldCharType="end"/>
-      </w:r>
-    </w:p>
-    <w:p/>
-    <w:p>
-      <w:pPr>
-        <w:keepNext/>
-      </w:pPr>
-      <w:r>
-        <w:rPr>
-          <w:noProof/>
-        </w:rPr>
+          <w:sz w:val="28"/>
+          <w:szCs w:val="28"/>
+        </w:rPr>
+        <w:lastRenderedPageBreak/>
         <w:drawing>
-          <wp:inline distT="0" distB="0" distL="0" distR="0" wp14:anchorId="2E968D3A" wp14:editId="7F8D123E">
-            <wp:extent cx="4311015" cy="2232660"/>
+          <wp:inline distT="0" distB="0" distL="0" distR="0" wp14:anchorId="5C517078" wp14:editId="3B5497B7">
+            <wp:extent cx="2879725" cy="4362450"/>
             <wp:effectExtent l="0" t="0" r="0" b="0"/>
-            <wp:docPr id="1407929281" name="Picture 2"/>
+            <wp:docPr id="1439971976" name="Picture 31"/>
             <wp:cNvGraphicFramePr>
               <a:graphicFrameLocks xmlns:a="http://schemas.openxmlformats.org/drawingml/2006/main" noChangeAspect="1"/>
             </wp:cNvGraphicFramePr>
@@ -6187,13 +7496,13 @@
               <a:graphicData uri="http://schemas.openxmlformats.org/drawingml/2006/picture">
                 <pic:pic xmlns:pic="http://schemas.openxmlformats.org/drawingml/2006/picture">
                   <pic:nvPicPr>
-                    <pic:cNvPr id="0" name="Picture 2"/>
+                    <pic:cNvPr id="0" name="Picture 31"/>
                     <pic:cNvPicPr>
                       <a:picLocks noChangeAspect="1" noChangeArrowheads="1"/>
                     </pic:cNvPicPr>
                   </pic:nvPicPr>
                   <pic:blipFill>
-                    <a:blip r:embed="rId38">
+                    <a:blip r:embed="rId36" cstate="print">
                       <a:extLst>
                         <a:ext uri="{28A0092B-C50C-407E-A947-70E740481C1C}">
                           <a14:useLocalDpi xmlns:a14="http://schemas.microsoft.com/office/drawing/2010/main" val="0"/>
@@ -6208,7 +7517,7 @@
                   <pic:spPr bwMode="auto">
                     <a:xfrm>
                       <a:off x="0" y="0"/>
-                      <a:ext cx="4311015" cy="2232660"/>
+                      <a:ext cx="2883254" cy="4367796"/>
                     </a:xfrm>
                     <a:prstGeom prst="rect">
                       <a:avLst/>
@@ -6232,24 +7541,14 @@
       <w:r>
         <w:t xml:space="preserve">Figure </w:t>
       </w:r>
-      <w:r>
-        <w:fldChar w:fldCharType="begin"/>
-      </w:r>
-      <w:r>
-        <w:instrText xml:space="preserve"> SEQ Figure \* ARABIC </w:instrText>
-      </w:r>
-      <w:r>
-        <w:fldChar w:fldCharType="separate"/>
-      </w:r>
-      <w:r>
-        <w:rPr>
-          <w:noProof/>
-        </w:rPr>
-        <w:t>29</w:t>
-      </w:r>
-      <w:r>
-        <w:fldChar w:fldCharType="end"/>
-      </w:r>
+      <w:fldSimple w:instr=" SEQ Figure \* ARABIC ">
+        <w:r>
+          <w:rPr>
+            <w:noProof/>
+          </w:rPr>
+          <w:t>29</w:t>
+        </w:r>
+      </w:fldSimple>
     </w:p>
     <w:p/>
     <w:p/>
@@ -6262,13 +7561,14 @@
           <w:szCs w:val="32"/>
         </w:rPr>
       </w:pPr>
-      <w:bookmarkStart w:id="19" w:name="_Toc231894338"/>
+      <w:bookmarkStart w:id="19" w:name="_Toc232357095"/>
       <w:r>
         <w:rPr>
           <w:rFonts w:ascii="Times New Roman" w:hAnsi="Times New Roman" w:cs="Times New Roman"/>
           <w:sz w:val="32"/>
           <w:szCs w:val="32"/>
         </w:rPr>
+        <w:lastRenderedPageBreak/>
         <w:t>Firebase</w:t>
       </w:r>
       <w:bookmarkEnd w:id="19"/>
@@ -6282,10 +7582,10 @@
           <w:noProof/>
         </w:rPr>
         <w:drawing>
-          <wp:inline distT="0" distB="0" distL="0" distR="0" wp14:anchorId="0B501F58" wp14:editId="767DEEC6">
-            <wp:extent cx="4263390" cy="5177790"/>
-            <wp:effectExtent l="0" t="0" r="3810" b="3810"/>
-            <wp:docPr id="1719830041" name="Picture 3"/>
+          <wp:inline distT="0" distB="0" distL="0" distR="0" wp14:anchorId="32F0A785" wp14:editId="5557782D">
+            <wp:extent cx="4763165" cy="5982535"/>
+            <wp:effectExtent l="0" t="0" r="0" b="0"/>
+            <wp:docPr id="1512330608" name="Picture 1"/>
             <wp:cNvGraphicFramePr>
               <a:graphicFrameLocks xmlns:a="http://schemas.openxmlformats.org/drawingml/2006/main" noChangeAspect="1"/>
             </wp:cNvGraphicFramePr>
@@ -6293,13 +7593,1055 @@
               <a:graphicData uri="http://schemas.openxmlformats.org/drawingml/2006/picture">
                 <pic:pic xmlns:pic="http://schemas.openxmlformats.org/drawingml/2006/picture">
                   <pic:nvPicPr>
-                    <pic:cNvPr id="0" name="Picture 3"/>
+                    <pic:cNvPr id="1512330608" name=""/>
+                    <pic:cNvPicPr/>
+                  </pic:nvPicPr>
+                  <pic:blipFill>
+                    <a:blip r:embed="rId37"/>
+                    <a:stretch>
+                      <a:fillRect/>
+                    </a:stretch>
+                  </pic:blipFill>
+                  <pic:spPr>
+                    <a:xfrm>
+                      <a:off x="0" y="0"/>
+                      <a:ext cx="4763165" cy="5982535"/>
+                    </a:xfrm>
+                    <a:prstGeom prst="rect">
+                      <a:avLst/>
+                    </a:prstGeom>
+                  </pic:spPr>
+                </pic:pic>
+              </a:graphicData>
+            </a:graphic>
+          </wp:inline>
+        </w:drawing>
+      </w:r>
+    </w:p>
+    <w:p>
+      <w:pPr>
+        <w:pStyle w:val="Caption"/>
+      </w:pPr>
+      <w:r>
+        <w:t xml:space="preserve">Figure </w:t>
+      </w:r>
+      <w:fldSimple w:instr=" SEQ Figure \* ARABIC ">
+        <w:r>
+          <w:rPr>
+            <w:noProof/>
+          </w:rPr>
+          <w:t>30</w:t>
+        </w:r>
+      </w:fldSimple>
+    </w:p>
+    <w:p>
+      <w:pPr>
+        <w:keepNext/>
+      </w:pPr>
+      <w:r>
+        <w:rPr>
+          <w:noProof/>
+        </w:rPr>
+        <w:lastRenderedPageBreak/>
+        <w:drawing>
+          <wp:inline distT="0" distB="0" distL="0" distR="0" wp14:anchorId="6ED4C433" wp14:editId="7377BF7A">
+            <wp:extent cx="4763165" cy="5906324"/>
+            <wp:effectExtent l="0" t="0" r="0" b="0"/>
+            <wp:docPr id="476136911" name="Picture 1"/>
+            <wp:cNvGraphicFramePr>
+              <a:graphicFrameLocks xmlns:a="http://schemas.openxmlformats.org/drawingml/2006/main" noChangeAspect="1"/>
+            </wp:cNvGraphicFramePr>
+            <a:graphic xmlns:a="http://schemas.openxmlformats.org/drawingml/2006/main">
+              <a:graphicData uri="http://schemas.openxmlformats.org/drawingml/2006/picture">
+                <pic:pic xmlns:pic="http://schemas.openxmlformats.org/drawingml/2006/picture">
+                  <pic:nvPicPr>
+                    <pic:cNvPr id="476136911" name=""/>
+                    <pic:cNvPicPr/>
+                  </pic:nvPicPr>
+                  <pic:blipFill>
+                    <a:blip r:embed="rId38"/>
+                    <a:stretch>
+                      <a:fillRect/>
+                    </a:stretch>
+                  </pic:blipFill>
+                  <pic:spPr>
+                    <a:xfrm>
+                      <a:off x="0" y="0"/>
+                      <a:ext cx="4763165" cy="5906324"/>
+                    </a:xfrm>
+                    <a:prstGeom prst="rect">
+                      <a:avLst/>
+                    </a:prstGeom>
+                  </pic:spPr>
+                </pic:pic>
+              </a:graphicData>
+            </a:graphic>
+          </wp:inline>
+        </w:drawing>
+      </w:r>
+    </w:p>
+    <w:p>
+      <w:pPr>
+        <w:pStyle w:val="Caption"/>
+      </w:pPr>
+      <w:r>
+        <w:t xml:space="preserve">Figure </w:t>
+      </w:r>
+      <w:fldSimple w:instr=" SEQ Figure \* ARABIC ">
+        <w:r>
+          <w:rPr>
+            <w:noProof/>
+          </w:rPr>
+          <w:t>31</w:t>
+        </w:r>
+      </w:fldSimple>
+    </w:p>
+    <w:p>
+      <w:pPr>
+        <w:pStyle w:val="Heading2"/>
+        <w:spacing w:before="0" w:after="0"/>
+        <w:rPr>
+          <w:rFonts w:ascii="Times New Roman" w:hAnsi="Times New Roman" w:cs="Times New Roman"/>
+        </w:rPr>
+      </w:pPr>
+      <w:bookmarkStart w:id="20" w:name="_Toc232357096"/>
+      <w:r>
+        <w:rPr>
+          <w:rFonts w:ascii="Times New Roman" w:hAnsi="Times New Roman" w:cs="Times New Roman"/>
+        </w:rPr>
+        <w:t>Personal Reflection</w:t>
+      </w:r>
+      <w:bookmarkEnd w:id="20"/>
+    </w:p>
+    <w:p>
+      <w:pPr>
+        <w:spacing w:after="0"/>
+        <w:rPr>
+          <w:rFonts w:ascii="Times New Roman" w:hAnsi="Times New Roman" w:cs="Times New Roman"/>
+          <w:sz w:val="28"/>
+          <w:szCs w:val="28"/>
+        </w:rPr>
+      </w:pPr>
+      <w:r>
+        <w:rPr>
+          <w:rFonts w:ascii="Times New Roman" w:hAnsi="Times New Roman" w:cs="Times New Roman"/>
+          <w:sz w:val="28"/>
+          <w:szCs w:val="28"/>
+        </w:rPr>
+        <w:t>I’m able to know</w:t>
+      </w:r>
+      <w:r>
+        <w:rPr>
+          <w:rFonts w:ascii="Times New Roman" w:hAnsi="Times New Roman" w:cs="Times New Roman"/>
+          <w:sz w:val="28"/>
+          <w:szCs w:val="28"/>
+        </w:rPr>
+        <w:t xml:space="preserve"> the importance of</w:t>
+      </w:r>
+      <w:r>
+        <w:rPr>
+          <w:rFonts w:ascii="Times New Roman" w:hAnsi="Times New Roman" w:cs="Times New Roman"/>
+          <w:sz w:val="28"/>
+          <w:szCs w:val="28"/>
+        </w:rPr>
+        <w:t xml:space="preserve"> a</w:t>
+      </w:r>
+      <w:r>
+        <w:rPr>
+          <w:rFonts w:ascii="Times New Roman" w:hAnsi="Times New Roman" w:cs="Times New Roman"/>
+          <w:sz w:val="28"/>
+          <w:szCs w:val="28"/>
+        </w:rPr>
+        <w:t xml:space="preserve"> good UI/UX design. Creating wireframes and turning them into working interfaces helped me appreciate the planning involved in app development. I also improved my skills in designing responsive and user-friendly mobile applications.</w:t>
+      </w:r>
+    </w:p>
+    <w:p>
+      <w:pPr>
+        <w:spacing w:after="0"/>
+        <w:rPr>
+          <w:rFonts w:ascii="Times New Roman" w:hAnsi="Times New Roman" w:cs="Times New Roman"/>
+          <w:sz w:val="28"/>
+          <w:szCs w:val="28"/>
+        </w:rPr>
+      </w:pPr>
+    </w:p>
+    <w:p>
+      <w:pPr>
+        <w:rPr>
+          <w:rFonts w:ascii="Times New Roman" w:hAnsi="Times New Roman" w:cs="Times New Roman"/>
+          <w:sz w:val="28"/>
+          <w:szCs w:val="28"/>
+        </w:rPr>
+      </w:pPr>
+      <w:r>
+        <w:rPr>
+          <w:rFonts w:ascii="Times New Roman" w:hAnsi="Times New Roman" w:cs="Times New Roman"/>
+          <w:sz w:val="28"/>
+          <w:szCs w:val="28"/>
+        </w:rPr>
+        <w:br w:type="page"/>
+      </w:r>
+    </w:p>
+    <w:p>
+      <w:pPr>
+        <w:pStyle w:val="Heading1"/>
+        <w:rPr>
+          <w:rFonts w:ascii="Times New Roman" w:hAnsi="Times New Roman" w:cs="Times New Roman"/>
+        </w:rPr>
+      </w:pPr>
+      <w:bookmarkStart w:id="21" w:name="_Toc232357097"/>
+      <w:r>
+        <w:rPr>
+          <w:rFonts w:ascii="Times New Roman" w:hAnsi="Times New Roman" w:cs="Times New Roman"/>
+        </w:rPr>
+        <w:lastRenderedPageBreak/>
+        <w:t>Week 4:</w:t>
+      </w:r>
+      <w:r>
+        <w:rPr>
+          <w:rFonts w:ascii="Times New Roman" w:hAnsi="Times New Roman" w:cs="Times New Roman"/>
+        </w:rPr>
+        <w:t xml:space="preserve"> </w:t>
+      </w:r>
+      <w:r>
+        <w:rPr>
+          <w:rFonts w:ascii="Times New Roman" w:hAnsi="Times New Roman" w:cs="Times New Roman"/>
+        </w:rPr>
+        <w:t>Data Management</w:t>
+      </w:r>
+      <w:bookmarkEnd w:id="21"/>
+    </w:p>
+    <w:p>
+      <w:pPr>
+        <w:pStyle w:val="Heading2"/>
+        <w:rPr>
+          <w:rFonts w:ascii="Times New Roman" w:hAnsi="Times New Roman" w:cs="Times New Roman"/>
+        </w:rPr>
+      </w:pPr>
+      <w:bookmarkStart w:id="22" w:name="_Toc232357098"/>
+      <w:r>
+        <w:rPr>
+          <w:rFonts w:ascii="Times New Roman" w:hAnsi="Times New Roman" w:cs="Times New Roman"/>
+        </w:rPr>
+        <w:t>1.Adding a product/item</w:t>
+      </w:r>
+      <w:bookmarkEnd w:id="22"/>
+    </w:p>
+    <w:tbl>
+      <w:tblPr>
+        <w:tblStyle w:val="TableGrid"/>
+        <w:tblW w:w="0" w:type="auto"/>
+        <w:tblLook w:val="04A0" w:firstRow="1" w:lastRow="0" w:firstColumn="1" w:lastColumn="0" w:noHBand="0" w:noVBand="1"/>
+      </w:tblPr>
+      <w:tblGrid>
+        <w:gridCol w:w="4571"/>
+        <w:gridCol w:w="4779"/>
+      </w:tblGrid>
+      <w:tr>
+        <w:tc>
+          <w:tcPr>
+            <w:tcW w:w="4675" w:type="dxa"/>
+          </w:tcPr>
+          <w:p>
+            <w:pPr>
+              <w:keepNext/>
+            </w:pPr>
+            <w:r>
+              <w:rPr>
+                <w:noProof/>
+              </w:rPr>
+              <w:drawing>
+                <wp:inline distT="0" distB="0" distL="0" distR="0" wp14:anchorId="4D59489B" wp14:editId="06A361FC">
+                  <wp:extent cx="2771775" cy="4876800"/>
+                  <wp:effectExtent l="0" t="0" r="9525" b="0"/>
+                  <wp:docPr id="632024203" name="Picture 1"/>
+                  <wp:cNvGraphicFramePr>
+                    <a:graphicFrameLocks xmlns:a="http://schemas.openxmlformats.org/drawingml/2006/main" noChangeAspect="1"/>
+                  </wp:cNvGraphicFramePr>
+                  <a:graphic xmlns:a="http://schemas.openxmlformats.org/drawingml/2006/main">
+                    <a:graphicData uri="http://schemas.openxmlformats.org/drawingml/2006/picture">
+                      <pic:pic xmlns:pic="http://schemas.openxmlformats.org/drawingml/2006/picture">
+                        <pic:nvPicPr>
+                          <pic:cNvPr id="632024203" name=""/>
+                          <pic:cNvPicPr/>
+                        </pic:nvPicPr>
+                        <pic:blipFill>
+                          <a:blip r:embed="rId39"/>
+                          <a:stretch>
+                            <a:fillRect/>
+                          </a:stretch>
+                        </pic:blipFill>
+                        <pic:spPr>
+                          <a:xfrm>
+                            <a:off x="0" y="0"/>
+                            <a:ext cx="2771873" cy="4876973"/>
+                          </a:xfrm>
+                          <a:prstGeom prst="rect">
+                            <a:avLst/>
+                          </a:prstGeom>
+                        </pic:spPr>
+                      </pic:pic>
+                    </a:graphicData>
+                  </a:graphic>
+                </wp:inline>
+              </w:drawing>
+            </w:r>
+          </w:p>
+          <w:p>
+            <w:pPr>
+              <w:pStyle w:val="Caption"/>
+            </w:pPr>
+            <w:r>
+              <w:t xml:space="preserve">Figure </w:t>
+            </w:r>
+            <w:fldSimple w:instr=" SEQ Figure \* ARABIC ">
+              <w:r>
+                <w:rPr>
+                  <w:noProof/>
+                </w:rPr>
+                <w:t>32</w:t>
+              </w:r>
+            </w:fldSimple>
+          </w:p>
+        </w:tc>
+        <w:tc>
+          <w:tcPr>
+            <w:tcW w:w="4675" w:type="dxa"/>
+          </w:tcPr>
+          <w:p>
+            <w:pPr>
+              <w:keepNext/>
+            </w:pPr>
+            <w:r>
+              <w:rPr>
+                <w:noProof/>
+              </w:rPr>
+              <w:drawing>
+                <wp:inline distT="0" distB="0" distL="0" distR="0" wp14:anchorId="0CD67D53" wp14:editId="12F5EA4F">
+                  <wp:extent cx="2914650" cy="4962525"/>
+                  <wp:effectExtent l="0" t="0" r="0" b="9525"/>
+                  <wp:docPr id="320199145" name="Picture 1"/>
+                  <wp:cNvGraphicFramePr>
+                    <a:graphicFrameLocks xmlns:a="http://schemas.openxmlformats.org/drawingml/2006/main" noChangeAspect="1"/>
+                  </wp:cNvGraphicFramePr>
+                  <a:graphic xmlns:a="http://schemas.openxmlformats.org/drawingml/2006/main">
+                    <a:graphicData uri="http://schemas.openxmlformats.org/drawingml/2006/picture">
+                      <pic:pic xmlns:pic="http://schemas.openxmlformats.org/drawingml/2006/picture">
+                        <pic:nvPicPr>
+                          <pic:cNvPr id="320199145" name=""/>
+                          <pic:cNvPicPr/>
+                        </pic:nvPicPr>
+                        <pic:blipFill>
+                          <a:blip r:embed="rId40"/>
+                          <a:stretch>
+                            <a:fillRect/>
+                          </a:stretch>
+                        </pic:blipFill>
+                        <pic:spPr>
+                          <a:xfrm>
+                            <a:off x="0" y="0"/>
+                            <a:ext cx="2928741" cy="4986517"/>
+                          </a:xfrm>
+                          <a:prstGeom prst="rect">
+                            <a:avLst/>
+                          </a:prstGeom>
+                        </pic:spPr>
+                      </pic:pic>
+                    </a:graphicData>
+                  </a:graphic>
+                </wp:inline>
+              </w:drawing>
+            </w:r>
+          </w:p>
+          <w:p>
+            <w:pPr>
+              <w:pStyle w:val="Caption"/>
+            </w:pPr>
+            <w:r>
+              <w:t xml:space="preserve">Figure </w:t>
+            </w:r>
+            <w:fldSimple w:instr=" SEQ Figure \* ARABIC ">
+              <w:r>
+                <w:rPr>
+                  <w:noProof/>
+                </w:rPr>
+                <w:t>33</w:t>
+              </w:r>
+            </w:fldSimple>
+          </w:p>
+          <w:p/>
+        </w:tc>
+      </w:tr>
+    </w:tbl>
+    <w:p/>
+    <w:p/>
+    <w:p/>
+    <w:p/>
+    <w:p/>
+    <w:p/>
+    <w:p/>
+    <w:p>
+      <w:pPr>
+        <w:pStyle w:val="Heading2"/>
+        <w:rPr>
+          <w:rFonts w:ascii="Times New Roman" w:hAnsi="Times New Roman" w:cs="Times New Roman"/>
+        </w:rPr>
+      </w:pPr>
+      <w:bookmarkStart w:id="23" w:name="_Toc232357099"/>
+      <w:r>
+        <w:rPr>
+          <w:rFonts w:ascii="Times New Roman" w:hAnsi="Times New Roman" w:cs="Times New Roman"/>
+        </w:rPr>
+        <w:t>2</w:t>
+      </w:r>
+      <w:r>
+        <w:rPr>
+          <w:rFonts w:ascii="Times New Roman" w:hAnsi="Times New Roman" w:cs="Times New Roman"/>
+        </w:rPr>
+        <w:t>.Updating</w:t>
+      </w:r>
+      <w:r>
+        <w:rPr>
+          <w:rFonts w:ascii="Times New Roman" w:hAnsi="Times New Roman" w:cs="Times New Roman"/>
+        </w:rPr>
+        <w:t xml:space="preserve"> product/item</w:t>
+      </w:r>
+      <w:r>
+        <w:rPr>
+          <w:rFonts w:ascii="Times New Roman" w:hAnsi="Times New Roman" w:cs="Times New Roman"/>
+        </w:rPr>
+        <w:t xml:space="preserve"> quantity</w:t>
+      </w:r>
+      <w:bookmarkEnd w:id="23"/>
+    </w:p>
+    <w:p>
+      <w:pPr>
+        <w:pStyle w:val="Heading3"/>
+        <w:rPr>
+          <w:rFonts w:ascii="Times New Roman" w:hAnsi="Times New Roman" w:cs="Times New Roman"/>
+        </w:rPr>
+      </w:pPr>
+      <w:bookmarkStart w:id="24" w:name="_Toc232357100"/>
+      <w:r>
+        <w:rPr>
+          <w:rFonts w:ascii="Times New Roman" w:hAnsi="Times New Roman" w:cs="Times New Roman"/>
+        </w:rPr>
+        <w:t>Adding a product</w:t>
+      </w:r>
+      <w:bookmarkEnd w:id="24"/>
+    </w:p>
+    <w:tbl>
+      <w:tblPr>
+        <w:tblStyle w:val="TableGrid"/>
+        <w:tblW w:w="0" w:type="auto"/>
+        <w:tblLook w:val="04A0" w:firstRow="1" w:lastRow="0" w:firstColumn="1" w:lastColumn="0" w:noHBand="0" w:noVBand="1"/>
+      </w:tblPr>
+      <w:tblGrid>
+        <w:gridCol w:w="4705"/>
+        <w:gridCol w:w="4645"/>
+      </w:tblGrid>
+      <w:tr>
+        <w:tc>
+          <w:tcPr>
+            <w:tcW w:w="4675" w:type="dxa"/>
+          </w:tcPr>
+          <w:p>
+            <w:pPr>
+              <w:keepNext/>
+            </w:pPr>
+            <w:r>
+              <w:rPr>
+                <w:noProof/>
+              </w:rPr>
+              <w:drawing>
+                <wp:inline distT="0" distB="0" distL="0" distR="0" wp14:anchorId="48453CD2" wp14:editId="207AE714">
+                  <wp:extent cx="2895600" cy="5553075"/>
+                  <wp:effectExtent l="0" t="0" r="0" b="9525"/>
+                  <wp:docPr id="694079147" name="Picture 1"/>
+                  <wp:cNvGraphicFramePr>
+                    <a:graphicFrameLocks xmlns:a="http://schemas.openxmlformats.org/drawingml/2006/main" noChangeAspect="1"/>
+                  </wp:cNvGraphicFramePr>
+                  <a:graphic xmlns:a="http://schemas.openxmlformats.org/drawingml/2006/main">
+                    <a:graphicData uri="http://schemas.openxmlformats.org/drawingml/2006/picture">
+                      <pic:pic xmlns:pic="http://schemas.openxmlformats.org/drawingml/2006/picture">
+                        <pic:nvPicPr>
+                          <pic:cNvPr id="694079147" name=""/>
+                          <pic:cNvPicPr/>
+                        </pic:nvPicPr>
+                        <pic:blipFill>
+                          <a:blip r:embed="rId41"/>
+                          <a:stretch>
+                            <a:fillRect/>
+                          </a:stretch>
+                        </pic:blipFill>
+                        <pic:spPr>
+                          <a:xfrm>
+                            <a:off x="0" y="0"/>
+                            <a:ext cx="2895706" cy="5553279"/>
+                          </a:xfrm>
+                          <a:prstGeom prst="rect">
+                            <a:avLst/>
+                          </a:prstGeom>
+                        </pic:spPr>
+                      </pic:pic>
+                    </a:graphicData>
+                  </a:graphic>
+                </wp:inline>
+              </w:drawing>
+            </w:r>
+          </w:p>
+          <w:p>
+            <w:pPr>
+              <w:pStyle w:val="Caption"/>
+            </w:pPr>
+            <w:r>
+              <w:t xml:space="preserve">Figure </w:t>
+            </w:r>
+            <w:fldSimple w:instr=" SEQ Figure \* ARABIC ">
+              <w:r>
+                <w:rPr>
+                  <w:noProof/>
+                </w:rPr>
+                <w:t>34</w:t>
+              </w:r>
+            </w:fldSimple>
+          </w:p>
+        </w:tc>
+        <w:tc>
+          <w:tcPr>
+            <w:tcW w:w="4675" w:type="dxa"/>
+          </w:tcPr>
+          <w:p>
+            <w:pPr>
+              <w:keepNext/>
+            </w:pPr>
+            <w:r>
+              <w:rPr>
+                <w:noProof/>
+              </w:rPr>
+              <w:drawing>
+                <wp:inline distT="0" distB="0" distL="0" distR="0" wp14:anchorId="49FC2239" wp14:editId="153F5444">
+                  <wp:extent cx="2847975" cy="5715000"/>
+                  <wp:effectExtent l="0" t="0" r="9525" b="0"/>
+                  <wp:docPr id="1932211899" name="Picture 1"/>
+                  <wp:cNvGraphicFramePr>
+                    <a:graphicFrameLocks xmlns:a="http://schemas.openxmlformats.org/drawingml/2006/main" noChangeAspect="1"/>
+                  </wp:cNvGraphicFramePr>
+                  <a:graphic xmlns:a="http://schemas.openxmlformats.org/drawingml/2006/main">
+                    <a:graphicData uri="http://schemas.openxmlformats.org/drawingml/2006/picture">
+                      <pic:pic xmlns:pic="http://schemas.openxmlformats.org/drawingml/2006/picture">
+                        <pic:nvPicPr>
+                          <pic:cNvPr id="1932211899" name=""/>
+                          <pic:cNvPicPr/>
+                        </pic:nvPicPr>
+                        <pic:blipFill>
+                          <a:blip r:embed="rId42"/>
+                          <a:stretch>
+                            <a:fillRect/>
+                          </a:stretch>
+                        </pic:blipFill>
+                        <pic:spPr>
+                          <a:xfrm>
+                            <a:off x="0" y="0"/>
+                            <a:ext cx="2869102" cy="5757396"/>
+                          </a:xfrm>
+                          <a:prstGeom prst="rect">
+                            <a:avLst/>
+                          </a:prstGeom>
+                        </pic:spPr>
+                      </pic:pic>
+                    </a:graphicData>
+                  </a:graphic>
+                </wp:inline>
+              </w:drawing>
+            </w:r>
+          </w:p>
+          <w:p>
+            <w:pPr>
+              <w:pStyle w:val="Caption"/>
+            </w:pPr>
+            <w:r>
+              <w:t xml:space="preserve">Figure </w:t>
+            </w:r>
+            <w:fldSimple w:instr=" SEQ Figure \* ARABIC ">
+              <w:r>
+                <w:rPr>
+                  <w:noProof/>
+                </w:rPr>
+                <w:t>35</w:t>
+              </w:r>
+            </w:fldSimple>
+          </w:p>
+          <w:p/>
+        </w:tc>
+      </w:tr>
+    </w:tbl>
+    <w:p/>
+    <w:p/>
+    <w:p/>
+    <w:p/>
+    <w:p/>
+    <w:p/>
+    <w:p>
+      <w:pPr>
+        <w:pStyle w:val="Heading3"/>
+        <w:rPr>
+          <w:rFonts w:ascii="Times New Roman" w:hAnsi="Times New Roman" w:cs="Times New Roman"/>
+        </w:rPr>
+      </w:pPr>
+      <w:bookmarkStart w:id="25" w:name="_Toc232357101"/>
+      <w:r>
+        <w:rPr>
+          <w:rFonts w:ascii="Times New Roman" w:hAnsi="Times New Roman" w:cs="Times New Roman"/>
+        </w:rPr>
+        <w:t xml:space="preserve">Reducing a </w:t>
+      </w:r>
+      <w:r>
+        <w:rPr>
+          <w:rFonts w:ascii="Times New Roman" w:hAnsi="Times New Roman" w:cs="Times New Roman"/>
+        </w:rPr>
+        <w:t>product stock</w:t>
+      </w:r>
+      <w:bookmarkEnd w:id="25"/>
+    </w:p>
+    <w:tbl>
+      <w:tblPr>
+        <w:tblStyle w:val="TableGrid"/>
+        <w:tblW w:w="0" w:type="auto"/>
+        <w:tblLook w:val="04A0" w:firstRow="1" w:lastRow="0" w:firstColumn="1" w:lastColumn="0" w:noHBand="0" w:noVBand="1"/>
+      </w:tblPr>
+      <w:tblGrid>
+        <w:gridCol w:w="4776"/>
+        <w:gridCol w:w="4574"/>
+      </w:tblGrid>
+      <w:tr>
+        <w:tc>
+          <w:tcPr>
+            <w:tcW w:w="4675" w:type="dxa"/>
+          </w:tcPr>
+          <w:p>
+            <w:pPr>
+              <w:keepNext/>
+            </w:pPr>
+            <w:r>
+              <w:rPr>
+                <w:noProof/>
+              </w:rPr>
+              <w:drawing>
+                <wp:inline distT="0" distB="0" distL="0" distR="0" wp14:anchorId="6C8B34D9" wp14:editId="5CAC4EAF">
+                  <wp:extent cx="2886075" cy="4876800"/>
+                  <wp:effectExtent l="0" t="0" r="9525" b="0"/>
+                  <wp:docPr id="1579907290" name="Picture 1"/>
+                  <wp:cNvGraphicFramePr>
+                    <a:graphicFrameLocks xmlns:a="http://schemas.openxmlformats.org/drawingml/2006/main" noChangeAspect="1"/>
+                  </wp:cNvGraphicFramePr>
+                  <a:graphic xmlns:a="http://schemas.openxmlformats.org/drawingml/2006/main">
+                    <a:graphicData uri="http://schemas.openxmlformats.org/drawingml/2006/picture">
+                      <pic:pic xmlns:pic="http://schemas.openxmlformats.org/drawingml/2006/picture">
+                        <pic:nvPicPr>
+                          <pic:cNvPr id="1579907290" name=""/>
+                          <pic:cNvPicPr/>
+                        </pic:nvPicPr>
+                        <pic:blipFill>
+                          <a:blip r:embed="rId43"/>
+                          <a:stretch>
+                            <a:fillRect/>
+                          </a:stretch>
+                        </pic:blipFill>
+                        <pic:spPr>
+                          <a:xfrm>
+                            <a:off x="0" y="0"/>
+                            <a:ext cx="2886179" cy="4876975"/>
+                          </a:xfrm>
+                          <a:prstGeom prst="rect">
+                            <a:avLst/>
+                          </a:prstGeom>
+                        </pic:spPr>
+                      </pic:pic>
+                    </a:graphicData>
+                  </a:graphic>
+                </wp:inline>
+              </w:drawing>
+            </w:r>
+          </w:p>
+          <w:p>
+            <w:pPr>
+              <w:pStyle w:val="Caption"/>
+            </w:pPr>
+            <w:r>
+              <w:t xml:space="preserve">Figure </w:t>
+            </w:r>
+            <w:fldSimple w:instr=" SEQ Figure \* ARABIC ">
+              <w:r>
+                <w:rPr>
+                  <w:noProof/>
+                </w:rPr>
+                <w:t>36</w:t>
+              </w:r>
+            </w:fldSimple>
+          </w:p>
+        </w:tc>
+        <w:tc>
+          <w:tcPr>
+            <w:tcW w:w="4675" w:type="dxa"/>
+          </w:tcPr>
+          <w:p>
+            <w:pPr>
+              <w:keepNext/>
+            </w:pPr>
+            <w:r>
+              <w:rPr>
+                <w:noProof/>
+              </w:rPr>
+              <w:drawing>
+                <wp:inline distT="0" distB="0" distL="0" distR="0" wp14:anchorId="26FBC2F3" wp14:editId="70E33BD1">
+                  <wp:extent cx="2752725" cy="5200650"/>
+                  <wp:effectExtent l="0" t="0" r="9525" b="0"/>
+                  <wp:docPr id="285913211" name="Picture 1"/>
+                  <wp:cNvGraphicFramePr>
+                    <a:graphicFrameLocks xmlns:a="http://schemas.openxmlformats.org/drawingml/2006/main" noChangeAspect="1"/>
+                  </wp:cNvGraphicFramePr>
+                  <a:graphic xmlns:a="http://schemas.openxmlformats.org/drawingml/2006/main">
+                    <a:graphicData uri="http://schemas.openxmlformats.org/drawingml/2006/picture">
+                      <pic:pic xmlns:pic="http://schemas.openxmlformats.org/drawingml/2006/picture">
+                        <pic:nvPicPr>
+                          <pic:cNvPr id="285913211" name=""/>
+                          <pic:cNvPicPr/>
+                        </pic:nvPicPr>
+                        <pic:blipFill>
+                          <a:blip r:embed="rId44"/>
+                          <a:stretch>
+                            <a:fillRect/>
+                          </a:stretch>
+                        </pic:blipFill>
+                        <pic:spPr>
+                          <a:xfrm>
+                            <a:off x="0" y="0"/>
+                            <a:ext cx="2769207" cy="5231789"/>
+                          </a:xfrm>
+                          <a:prstGeom prst="rect">
+                            <a:avLst/>
+                          </a:prstGeom>
+                        </pic:spPr>
+                      </pic:pic>
+                    </a:graphicData>
+                  </a:graphic>
+                </wp:inline>
+              </w:drawing>
+            </w:r>
+          </w:p>
+          <w:p>
+            <w:pPr>
+              <w:pStyle w:val="Caption"/>
+            </w:pPr>
+            <w:r>
+              <w:t xml:space="preserve">Figure </w:t>
+            </w:r>
+            <w:fldSimple w:instr=" SEQ Figure \* ARABIC ">
+              <w:r>
+                <w:rPr>
+                  <w:noProof/>
+                </w:rPr>
+                <w:t>37</w:t>
+              </w:r>
+            </w:fldSimple>
+          </w:p>
+          <w:p/>
+        </w:tc>
+      </w:tr>
+    </w:tbl>
+    <w:p/>
+    <w:p/>
+    <w:p/>
+    <w:p/>
+    <w:p/>
+    <w:p/>
+    <w:p/>
+    <w:p/>
+    <w:p/>
+    <w:p>
+      <w:pPr>
+        <w:pStyle w:val="Heading3"/>
+        <w:rPr>
+          <w:rFonts w:ascii="Times New Roman" w:hAnsi="Times New Roman" w:cs="Times New Roman"/>
+        </w:rPr>
+      </w:pPr>
+      <w:bookmarkStart w:id="26" w:name="_Toc232357102"/>
+      <w:r>
+        <w:rPr>
+          <w:rFonts w:ascii="Times New Roman" w:hAnsi="Times New Roman" w:cs="Times New Roman"/>
+        </w:rPr>
+        <w:t>Stored transactions</w:t>
+      </w:r>
+      <w:bookmarkEnd w:id="26"/>
+    </w:p>
+    <w:p>
+      <w:pPr>
+        <w:keepNext/>
+      </w:pPr>
+      <w:r>
+        <w:rPr>
+          <w:noProof/>
+        </w:rPr>
+        <w:drawing>
+          <wp:inline distT="0" distB="0" distL="0" distR="0" wp14:anchorId="3303C495" wp14:editId="12035AEF">
+            <wp:extent cx="4686785" cy="5391150"/>
+            <wp:effectExtent l="0" t="0" r="0" b="0"/>
+            <wp:docPr id="2043374759" name="Picture 1"/>
+            <wp:cNvGraphicFramePr>
+              <a:graphicFrameLocks xmlns:a="http://schemas.openxmlformats.org/drawingml/2006/main" noChangeAspect="1"/>
+            </wp:cNvGraphicFramePr>
+            <a:graphic xmlns:a="http://schemas.openxmlformats.org/drawingml/2006/main">
+              <a:graphicData uri="http://schemas.openxmlformats.org/drawingml/2006/picture">
+                <pic:pic xmlns:pic="http://schemas.openxmlformats.org/drawingml/2006/picture">
+                  <pic:nvPicPr>
+                    <pic:cNvPr id="2043374759" name=""/>
+                    <pic:cNvPicPr/>
+                  </pic:nvPicPr>
+                  <pic:blipFill>
+                    <a:blip r:embed="rId45"/>
+                    <a:stretch>
+                      <a:fillRect/>
+                    </a:stretch>
+                  </pic:blipFill>
+                  <pic:spPr>
+                    <a:xfrm>
+                      <a:off x="0" y="0"/>
+                      <a:ext cx="4692777" cy="5398042"/>
+                    </a:xfrm>
+                    <a:prstGeom prst="rect">
+                      <a:avLst/>
+                    </a:prstGeom>
+                  </pic:spPr>
+                </pic:pic>
+              </a:graphicData>
+            </a:graphic>
+          </wp:inline>
+        </w:drawing>
+      </w:r>
+    </w:p>
+    <w:p>
+      <w:pPr>
+        <w:pStyle w:val="Caption"/>
+      </w:pPr>
+      <w:r>
+        <w:t xml:space="preserve">Figure </w:t>
+      </w:r>
+      <w:fldSimple w:instr=" SEQ Figure \* ARABIC ">
+        <w:r>
+          <w:rPr>
+            <w:noProof/>
+          </w:rPr>
+          <w:t>38</w:t>
+        </w:r>
+      </w:fldSimple>
+    </w:p>
+    <w:p/>
+    <w:p>
+      <w:pPr>
+        <w:pStyle w:val="Heading2"/>
+        <w:spacing w:before="0" w:after="0"/>
+        <w:rPr>
+          <w:rFonts w:ascii="Times New Roman" w:hAnsi="Times New Roman" w:cs="Times New Roman"/>
+        </w:rPr>
+      </w:pPr>
+      <w:bookmarkStart w:id="27" w:name="_Toc232357103"/>
+      <w:r>
+        <w:rPr>
+          <w:rFonts w:ascii="Times New Roman" w:hAnsi="Times New Roman" w:cs="Times New Roman"/>
+        </w:rPr>
+        <w:lastRenderedPageBreak/>
+        <w:t>Personal Reflection</w:t>
+      </w:r>
+      <w:bookmarkEnd w:id="27"/>
+    </w:p>
+    <w:p>
+      <w:pPr>
+        <w:rPr>
+          <w:rFonts w:ascii="Times New Roman" w:hAnsi="Times New Roman" w:cs="Times New Roman"/>
+          <w:sz w:val="28"/>
+          <w:szCs w:val="28"/>
+        </w:rPr>
+      </w:pPr>
+      <w:r>
+        <w:rPr>
+          <w:rFonts w:ascii="Times New Roman" w:hAnsi="Times New Roman" w:cs="Times New Roman"/>
+          <w:sz w:val="28"/>
+          <w:szCs w:val="28"/>
+        </w:rPr>
+        <w:t xml:space="preserve">I’ve been able to add a button in the </w:t>
+      </w:r>
+      <w:r>
+        <w:rPr>
+          <w:rFonts w:ascii="Times New Roman" w:hAnsi="Times New Roman" w:cs="Times New Roman"/>
+          <w:sz w:val="28"/>
+          <w:szCs w:val="28"/>
+        </w:rPr>
+        <w:t xml:space="preserve">inventory page so that a user can add products/items based on his/her business and manage </w:t>
+      </w:r>
+      <w:r>
+        <w:rPr>
+          <w:rFonts w:ascii="Times New Roman" w:hAnsi="Times New Roman" w:cs="Times New Roman"/>
+          <w:sz w:val="28"/>
+          <w:szCs w:val="28"/>
+        </w:rPr>
+        <w:t>the inventory</w:t>
+      </w:r>
+      <w:r>
+        <w:rPr>
+          <w:rFonts w:ascii="Times New Roman" w:hAnsi="Times New Roman" w:cs="Times New Roman"/>
+          <w:sz w:val="28"/>
+          <w:szCs w:val="28"/>
+        </w:rPr>
+        <w:t>. I encountered few errors especially on the adjustment of the stock but s</w:t>
+      </w:r>
+      <w:r>
+        <w:rPr>
+          <w:rFonts w:ascii="Times New Roman" w:hAnsi="Times New Roman" w:cs="Times New Roman"/>
+          <w:sz w:val="28"/>
+          <w:szCs w:val="28"/>
+        </w:rPr>
+        <w:t>olved them.</w:t>
+      </w:r>
+      <w:r>
+        <w:rPr>
+          <w:rFonts w:ascii="Times New Roman" w:hAnsi="Times New Roman" w:cs="Times New Roman"/>
+          <w:sz w:val="28"/>
+          <w:szCs w:val="28"/>
+        </w:rPr>
+        <w:t xml:space="preserve"> </w:t>
+      </w:r>
+      <w:r>
+        <w:rPr>
+          <w:rFonts w:ascii="Times New Roman" w:hAnsi="Times New Roman" w:cs="Times New Roman"/>
+          <w:sz w:val="28"/>
+          <w:szCs w:val="28"/>
+        </w:rPr>
+        <w:t>Products/items are now store</w:t>
+      </w:r>
+      <w:r>
+        <w:rPr>
+          <w:rFonts w:ascii="Times New Roman" w:hAnsi="Times New Roman" w:cs="Times New Roman"/>
+          <w:sz w:val="28"/>
+          <w:szCs w:val="28"/>
+        </w:rPr>
+        <w:t>d in the inventory.</w:t>
+      </w:r>
+    </w:p>
+    <w:p>
+      <w:pPr>
+        <w:rPr>
+          <w:rFonts w:ascii="Times New Roman" w:hAnsi="Times New Roman" w:cs="Times New Roman"/>
+          <w:sz w:val="28"/>
+          <w:szCs w:val="28"/>
+        </w:rPr>
+      </w:pPr>
+    </w:p>
+    <w:p>
+      <w:pPr>
+        <w:rPr>
+          <w:rFonts w:ascii="Times New Roman" w:hAnsi="Times New Roman" w:cs="Times New Roman"/>
+          <w:sz w:val="28"/>
+          <w:szCs w:val="28"/>
+        </w:rPr>
+      </w:pPr>
+      <w:r>
+        <w:rPr>
+          <w:rFonts w:ascii="Times New Roman" w:hAnsi="Times New Roman" w:cs="Times New Roman"/>
+          <w:sz w:val="28"/>
+          <w:szCs w:val="28"/>
+        </w:rPr>
+        <w:br w:type="page"/>
+      </w:r>
+    </w:p>
+    <w:p>
+      <w:pPr>
+        <w:pStyle w:val="Heading1"/>
+        <w:rPr>
+          <w:rFonts w:ascii="Times New Roman" w:hAnsi="Times New Roman" w:cs="Times New Roman"/>
+        </w:rPr>
+      </w:pPr>
+      <w:bookmarkStart w:id="28" w:name="_Toc232357104"/>
+      <w:r>
+        <w:rPr>
+          <w:rFonts w:ascii="Times New Roman" w:hAnsi="Times New Roman" w:cs="Times New Roman"/>
+        </w:rPr>
+        <w:lastRenderedPageBreak/>
+        <w:t xml:space="preserve">Week </w:t>
+      </w:r>
+      <w:r>
+        <w:rPr>
+          <w:rFonts w:ascii="Times New Roman" w:hAnsi="Times New Roman" w:cs="Times New Roman"/>
+        </w:rPr>
+        <w:t>5</w:t>
+      </w:r>
+      <w:r>
+        <w:rPr>
+          <w:rFonts w:ascii="Times New Roman" w:hAnsi="Times New Roman" w:cs="Times New Roman"/>
+        </w:rPr>
+        <w:t>:</w:t>
+      </w:r>
+      <w:r>
+        <w:rPr>
+          <w:rFonts w:ascii="Times New Roman" w:hAnsi="Times New Roman" w:cs="Times New Roman"/>
+        </w:rPr>
+        <w:t xml:space="preserve"> </w:t>
+      </w:r>
+      <w:r>
+        <w:rPr>
+          <w:rFonts w:ascii="Times New Roman" w:hAnsi="Times New Roman" w:cs="Times New Roman"/>
+        </w:rPr>
+        <w:t>Networking</w:t>
+      </w:r>
+      <w:bookmarkEnd w:id="28"/>
+    </w:p>
+    <w:p>
+      <w:pPr>
+        <w:pStyle w:val="Heading2"/>
+        <w:rPr>
+          <w:rFonts w:ascii="Times New Roman" w:hAnsi="Times New Roman" w:cs="Times New Roman"/>
+          <w:sz w:val="28"/>
+          <w:szCs w:val="28"/>
+        </w:rPr>
+      </w:pPr>
+      <w:bookmarkStart w:id="29" w:name="_Toc232357105"/>
+      <w:r>
+        <w:rPr>
+          <w:rFonts w:ascii="Times New Roman" w:hAnsi="Times New Roman" w:cs="Times New Roman"/>
+          <w:sz w:val="28"/>
+          <w:szCs w:val="28"/>
+        </w:rPr>
+        <w:t>Application Launch Interface</w:t>
+      </w:r>
+      <w:bookmarkEnd w:id="29"/>
+    </w:p>
+    <w:p>
+      <w:pPr>
+        <w:keepNext/>
+      </w:pPr>
+      <w:r>
+        <w:rPr>
+          <w:noProof/>
+        </w:rPr>
+        <w:drawing>
+          <wp:inline distT="0" distB="0" distL="0" distR="0" wp14:anchorId="17FCC6DA" wp14:editId="66141FBA">
+            <wp:extent cx="3174226" cy="5260316"/>
+            <wp:effectExtent l="19050" t="19050" r="26670" b="17145"/>
+            <wp:docPr id="2126902349" name="Picture 1"/>
+            <wp:cNvGraphicFramePr>
+              <a:graphicFrameLocks xmlns:a="http://schemas.openxmlformats.org/drawingml/2006/main" noChangeAspect="1"/>
+            </wp:cNvGraphicFramePr>
+            <a:graphic xmlns:a="http://schemas.openxmlformats.org/drawingml/2006/main">
+              <a:graphicData uri="http://schemas.openxmlformats.org/drawingml/2006/picture">
+                <pic:pic xmlns:pic="http://schemas.openxmlformats.org/drawingml/2006/picture">
+                  <pic:nvPicPr>
+                    <pic:cNvPr id="0" name="Picture 1"/>
                     <pic:cNvPicPr>
                       <a:picLocks noChangeAspect="1" noChangeArrowheads="1"/>
                     </pic:cNvPicPr>
                   </pic:nvPicPr>
                   <pic:blipFill>
-                    <a:blip r:embed="rId39">
+                    <a:blip r:embed="rId46" cstate="print">
                       <a:extLst>
                         <a:ext uri="{28A0092B-C50C-407E-A947-70E740481C1C}">
                           <a14:useLocalDpi xmlns:a14="http://schemas.microsoft.com/office/drawing/2010/main" val="0"/>
@@ -6314,14 +8656,16 @@
                   <pic:spPr bwMode="auto">
                     <a:xfrm>
                       <a:off x="0" y="0"/>
-                      <a:ext cx="4263390" cy="5177790"/>
+                      <a:ext cx="3183869" cy="5276296"/>
                     </a:xfrm>
                     <a:prstGeom prst="rect">
                       <a:avLst/>
                     </a:prstGeom>
                     <a:noFill/>
                     <a:ln>
-                      <a:noFill/>
+                      <a:solidFill>
+                        <a:schemeClr val="tx1"/>
+                      </a:solidFill>
                     </a:ln>
                   </pic:spPr>
                 </pic:pic>
@@ -6338,25 +8682,21 @@
       <w:r>
         <w:t xml:space="preserve">Figure </w:t>
       </w:r>
-      <w:r>
-        <w:fldChar w:fldCharType="begin"/>
-      </w:r>
-      <w:r>
-        <w:instrText xml:space="preserve"> SEQ Figure \* ARABIC </w:instrText>
-      </w:r>
-      <w:r>
-        <w:fldChar w:fldCharType="separate"/>
-      </w:r>
-      <w:r>
-        <w:rPr>
-          <w:noProof/>
-        </w:rPr>
-        <w:t>30</w:t>
-      </w:r>
-      <w:r>
-        <w:fldChar w:fldCharType="end"/>
-      </w:r>
-    </w:p>
+      <w:fldSimple w:instr=" SEQ Figure \* ARABIC ">
+        <w:r>
+          <w:rPr>
+            <w:noProof/>
+          </w:rPr>
+          <w:t>39</w:t>
+        </w:r>
+      </w:fldSimple>
+      <w:r>
+        <w:t>: Initial mobile application successfully deployed and executed on a physical Android device.</w:t>
+      </w:r>
+    </w:p>
+    <w:p/>
+    <w:p/>
+    <w:p/>
     <w:p>
       <w:pPr>
         <w:keepNext/>
@@ -6367,10 +8707,10 @@
         </w:rPr>
         <w:lastRenderedPageBreak/>
         <w:drawing>
-          <wp:inline distT="0" distB="0" distL="0" distR="0" wp14:anchorId="0C883476" wp14:editId="1CF05752">
-            <wp:extent cx="4821555" cy="5225415"/>
-            <wp:effectExtent l="0" t="0" r="0" b="0"/>
-            <wp:docPr id="1716788007" name="Picture 4"/>
+          <wp:inline distT="0" distB="0" distL="0" distR="0" wp14:anchorId="5A2DBA08" wp14:editId="082DF4C7">
+            <wp:extent cx="3752215" cy="6364497"/>
+            <wp:effectExtent l="19050" t="19050" r="19685" b="17780"/>
+            <wp:docPr id="716942645" name="Picture 2"/>
             <wp:cNvGraphicFramePr>
               <a:graphicFrameLocks xmlns:a="http://schemas.openxmlformats.org/drawingml/2006/main" noChangeAspect="1"/>
             </wp:cNvGraphicFramePr>
@@ -6378,13 +8718,13 @@
               <a:graphicData uri="http://schemas.openxmlformats.org/drawingml/2006/picture">
                 <pic:pic xmlns:pic="http://schemas.openxmlformats.org/drawingml/2006/picture">
                   <pic:nvPicPr>
-                    <pic:cNvPr id="0" name="Picture 4"/>
+                    <pic:cNvPr id="0" name="Picture 2"/>
                     <pic:cNvPicPr>
                       <a:picLocks noChangeAspect="1" noChangeArrowheads="1"/>
                     </pic:cNvPicPr>
                   </pic:nvPicPr>
                   <pic:blipFill>
-                    <a:blip r:embed="rId40">
+                    <a:blip r:embed="rId47" cstate="print">
                       <a:extLst>
                         <a:ext uri="{28A0092B-C50C-407E-A947-70E740481C1C}">
                           <a14:useLocalDpi xmlns:a14="http://schemas.microsoft.com/office/drawing/2010/main" val="0"/>
@@ -6399,14 +8739,16 @@
                   <pic:spPr bwMode="auto">
                     <a:xfrm>
                       <a:off x="0" y="0"/>
-                      <a:ext cx="4821555" cy="5225415"/>
+                      <a:ext cx="3761412" cy="6380096"/>
                     </a:xfrm>
                     <a:prstGeom prst="rect">
                       <a:avLst/>
                     </a:prstGeom>
                     <a:noFill/>
                     <a:ln>
-                      <a:noFill/>
+                      <a:solidFill>
+                        <a:schemeClr val="tx1"/>
+                      </a:solidFill>
                     </a:ln>
                   </pic:spPr>
                 </pic:pic>
@@ -6423,23 +8765,1265 @@
       <w:r>
         <w:t xml:space="preserve">Figure </w:t>
       </w:r>
-      <w:r>
-        <w:fldChar w:fldCharType="begin"/>
-      </w:r>
-      <w:r>
-        <w:instrText xml:space="preserve"> SEQ Figure \* ARABIC </w:instrText>
-      </w:r>
-      <w:r>
-        <w:fldChar w:fldCharType="separate"/>
-      </w:r>
+      <w:fldSimple w:instr=" SEQ Figure \* ARABIC ">
+        <w:r>
+          <w:rPr>
+            <w:noProof/>
+          </w:rPr>
+          <w:t>40</w:t>
+        </w:r>
+      </w:fldSimple>
+      <w:r>
+        <w:t>: User Directory application interface created to display records retrieved from a REST API.</w:t>
+      </w:r>
+    </w:p>
+    <w:p>
+      <w:pPr>
+        <w:pStyle w:val="Heading2"/>
+        <w:rPr>
+          <w:rFonts w:ascii="Times New Roman" w:hAnsi="Times New Roman" w:cs="Times New Roman"/>
+        </w:rPr>
+      </w:pPr>
+      <w:bookmarkStart w:id="30" w:name="_Toc232357106"/>
+      <w:r>
+        <w:rPr>
+          <w:rFonts w:ascii="Times New Roman" w:hAnsi="Times New Roman" w:cs="Times New Roman"/>
+        </w:rPr>
+        <w:lastRenderedPageBreak/>
+        <w:t>User Interface Layout Design</w:t>
+      </w:r>
+      <w:bookmarkEnd w:id="30"/>
+    </w:p>
+    <w:p>
+      <w:pPr>
+        <w:keepNext/>
+      </w:pPr>
       <w:r>
         <w:rPr>
           <w:noProof/>
         </w:rPr>
-        <w:t>31</w:t>
-      </w:r>
-      <w:r>
-        <w:fldChar w:fldCharType="end"/>
+        <w:drawing>
+          <wp:inline distT="0" distB="0" distL="0" distR="0" wp14:anchorId="041871DE" wp14:editId="2BD686F3">
+            <wp:extent cx="5943600" cy="4984750"/>
+            <wp:effectExtent l="0" t="0" r="0" b="6350"/>
+            <wp:docPr id="1733637014" name="Picture 1"/>
+            <wp:cNvGraphicFramePr>
+              <a:graphicFrameLocks xmlns:a="http://schemas.openxmlformats.org/drawingml/2006/main" noChangeAspect="1"/>
+            </wp:cNvGraphicFramePr>
+            <a:graphic xmlns:a="http://schemas.openxmlformats.org/drawingml/2006/main">
+              <a:graphicData uri="http://schemas.openxmlformats.org/drawingml/2006/picture">
+                <pic:pic xmlns:pic="http://schemas.openxmlformats.org/drawingml/2006/picture">
+                  <pic:nvPicPr>
+                    <pic:cNvPr id="1733637014" name=""/>
+                    <pic:cNvPicPr/>
+                  </pic:nvPicPr>
+                  <pic:blipFill>
+                    <a:blip r:embed="rId48"/>
+                    <a:stretch>
+                      <a:fillRect/>
+                    </a:stretch>
+                  </pic:blipFill>
+                  <pic:spPr>
+                    <a:xfrm>
+                      <a:off x="0" y="0"/>
+                      <a:ext cx="5943600" cy="4984750"/>
+                    </a:xfrm>
+                    <a:prstGeom prst="rect">
+                      <a:avLst/>
+                    </a:prstGeom>
+                  </pic:spPr>
+                </pic:pic>
+              </a:graphicData>
+            </a:graphic>
+          </wp:inline>
+        </w:drawing>
+      </w:r>
+    </w:p>
+    <w:p>
+      <w:pPr>
+        <w:pStyle w:val="Caption"/>
+      </w:pPr>
+      <w:r>
+        <w:t xml:space="preserve">Figure </w:t>
+      </w:r>
+      <w:fldSimple w:instr=" SEQ Figure \* ARABIC ">
+        <w:r>
+          <w:rPr>
+            <w:noProof/>
+          </w:rPr>
+          <w:t>41</w:t>
+        </w:r>
+      </w:fldSimple>
+      <w:r>
+        <w:t>:</w:t>
+      </w:r>
+      <w:r>
+        <w:t xml:space="preserve"> Creation of the User data model used to represent records retrieved from the API.</w:t>
+      </w:r>
+    </w:p>
+    <w:p/>
+    <w:p/>
+    <w:p/>
+    <w:p>
+      <w:pPr>
+        <w:pStyle w:val="Heading2"/>
+        <w:rPr>
+          <w:rFonts w:ascii="Times New Roman" w:hAnsi="Times New Roman" w:cs="Times New Roman"/>
+        </w:rPr>
+      </w:pPr>
+      <w:bookmarkStart w:id="31" w:name="_Toc232357107"/>
+      <w:r>
+        <w:rPr>
+          <w:rFonts w:ascii="Times New Roman" w:hAnsi="Times New Roman" w:cs="Times New Roman"/>
+        </w:rPr>
+        <w:lastRenderedPageBreak/>
+        <w:t xml:space="preserve">Item </w:t>
+      </w:r>
+      <w:r>
+        <w:rPr>
+          <w:rFonts w:ascii="Times New Roman" w:hAnsi="Times New Roman" w:cs="Times New Roman"/>
+        </w:rPr>
+        <w:t>l</w:t>
+      </w:r>
+      <w:r>
+        <w:rPr>
+          <w:rFonts w:ascii="Times New Roman" w:hAnsi="Times New Roman" w:cs="Times New Roman"/>
+        </w:rPr>
+        <w:t xml:space="preserve">ayout </w:t>
+      </w:r>
+      <w:r>
+        <w:rPr>
+          <w:rFonts w:ascii="Times New Roman" w:hAnsi="Times New Roman" w:cs="Times New Roman"/>
+        </w:rPr>
+        <w:t>d</w:t>
+      </w:r>
+      <w:r>
+        <w:rPr>
+          <w:rFonts w:ascii="Times New Roman" w:hAnsi="Times New Roman" w:cs="Times New Roman"/>
+        </w:rPr>
+        <w:t xml:space="preserve">esign for </w:t>
+      </w:r>
+      <w:proofErr w:type="spellStart"/>
+      <w:r>
+        <w:rPr>
+          <w:rFonts w:ascii="Times New Roman" w:hAnsi="Times New Roman" w:cs="Times New Roman"/>
+        </w:rPr>
+        <w:t>RecyclerView</w:t>
+      </w:r>
+      <w:bookmarkEnd w:id="31"/>
+      <w:proofErr w:type="spellEnd"/>
+    </w:p>
+    <w:p>
+      <w:pPr>
+        <w:keepNext/>
+      </w:pPr>
+      <w:r>
+        <w:rPr>
+          <w:noProof/>
+        </w:rPr>
+        <w:drawing>
+          <wp:inline distT="0" distB="0" distL="0" distR="0" wp14:anchorId="38CB790E" wp14:editId="3C7E4AEE">
+            <wp:extent cx="5943600" cy="4892675"/>
+            <wp:effectExtent l="0" t="0" r="0" b="3175"/>
+            <wp:docPr id="459564459" name="Picture 1"/>
+            <wp:cNvGraphicFramePr>
+              <a:graphicFrameLocks xmlns:a="http://schemas.openxmlformats.org/drawingml/2006/main" noChangeAspect="1"/>
+            </wp:cNvGraphicFramePr>
+            <a:graphic xmlns:a="http://schemas.openxmlformats.org/drawingml/2006/main">
+              <a:graphicData uri="http://schemas.openxmlformats.org/drawingml/2006/picture">
+                <pic:pic xmlns:pic="http://schemas.openxmlformats.org/drawingml/2006/picture">
+                  <pic:nvPicPr>
+                    <pic:cNvPr id="459564459" name=""/>
+                    <pic:cNvPicPr/>
+                  </pic:nvPicPr>
+                  <pic:blipFill>
+                    <a:blip r:embed="rId49"/>
+                    <a:stretch>
+                      <a:fillRect/>
+                    </a:stretch>
+                  </pic:blipFill>
+                  <pic:spPr>
+                    <a:xfrm>
+                      <a:off x="0" y="0"/>
+                      <a:ext cx="5943600" cy="4892675"/>
+                    </a:xfrm>
+                    <a:prstGeom prst="rect">
+                      <a:avLst/>
+                    </a:prstGeom>
+                  </pic:spPr>
+                </pic:pic>
+              </a:graphicData>
+            </a:graphic>
+          </wp:inline>
+        </w:drawing>
+      </w:r>
+    </w:p>
+    <w:p>
+      <w:pPr>
+        <w:pStyle w:val="Caption"/>
+      </w:pPr>
+      <w:r>
+        <w:t xml:space="preserve">Figure </w:t>
+      </w:r>
+      <w:fldSimple w:instr=" SEQ Figure \* ARABIC ">
+        <w:r>
+          <w:rPr>
+            <w:noProof/>
+          </w:rPr>
+          <w:t>42</w:t>
+        </w:r>
+      </w:fldSimple>
+      <w:r>
+        <w:rPr>
+          <w:i w:val="0"/>
+          <w:iCs w:val="0"/>
+          <w:color w:val="auto"/>
+          <w:sz w:val="24"/>
+          <w:szCs w:val="24"/>
+        </w:rPr>
+        <w:t xml:space="preserve"> </w:t>
+      </w:r>
+      <w:r>
+        <w:t xml:space="preserve">Layout design for individual user records in the </w:t>
+      </w:r>
+      <w:proofErr w:type="spellStart"/>
+      <w:r>
+        <w:t>RecyclerView</w:t>
+      </w:r>
+      <w:proofErr w:type="spellEnd"/>
+      <w:r>
+        <w:t>.</w:t>
+      </w:r>
+    </w:p>
+    <w:p>
+      <w:pPr>
+        <w:pStyle w:val="Heading2"/>
+        <w:rPr>
+          <w:rFonts w:ascii="Times New Roman" w:hAnsi="Times New Roman" w:cs="Times New Roman"/>
+          <w:sz w:val="28"/>
+          <w:szCs w:val="28"/>
+        </w:rPr>
+      </w:pPr>
+      <w:bookmarkStart w:id="32" w:name="_Toc232357108"/>
+      <w:proofErr w:type="spellStart"/>
+      <w:r>
+        <w:rPr>
+          <w:rFonts w:ascii="Times New Roman" w:hAnsi="Times New Roman" w:cs="Times New Roman"/>
+          <w:sz w:val="28"/>
+          <w:szCs w:val="28"/>
+        </w:rPr>
+        <w:lastRenderedPageBreak/>
+        <w:t>RecyclerView</w:t>
+      </w:r>
+      <w:proofErr w:type="spellEnd"/>
+      <w:r>
+        <w:rPr>
+          <w:rFonts w:ascii="Times New Roman" w:hAnsi="Times New Roman" w:cs="Times New Roman"/>
+          <w:sz w:val="28"/>
+          <w:szCs w:val="28"/>
+        </w:rPr>
+        <w:t xml:space="preserve"> adapter implementation</w:t>
+      </w:r>
+      <w:bookmarkEnd w:id="32"/>
+    </w:p>
+    <w:p>
+      <w:pPr>
+        <w:keepNext/>
+      </w:pPr>
+    </w:p>
+    <w:p>
+      <w:pPr>
+        <w:keepNext/>
+      </w:pPr>
+      <w:r>
+        <w:rPr>
+          <w:noProof/>
+        </w:rPr>
+        <w:drawing>
+          <wp:inline distT="0" distB="0" distL="0" distR="0" wp14:anchorId="144FAEF0" wp14:editId="4BAB43A3">
+            <wp:extent cx="5943600" cy="4909185"/>
+            <wp:effectExtent l="0" t="0" r="0" b="5715"/>
+            <wp:docPr id="943801855" name="Picture 1"/>
+            <wp:cNvGraphicFramePr>
+              <a:graphicFrameLocks xmlns:a="http://schemas.openxmlformats.org/drawingml/2006/main" noChangeAspect="1"/>
+            </wp:cNvGraphicFramePr>
+            <a:graphic xmlns:a="http://schemas.openxmlformats.org/drawingml/2006/main">
+              <a:graphicData uri="http://schemas.openxmlformats.org/drawingml/2006/picture">
+                <pic:pic xmlns:pic="http://schemas.openxmlformats.org/drawingml/2006/picture">
+                  <pic:nvPicPr>
+                    <pic:cNvPr id="943801855" name=""/>
+                    <pic:cNvPicPr/>
+                  </pic:nvPicPr>
+                  <pic:blipFill>
+                    <a:blip r:embed="rId50"/>
+                    <a:stretch>
+                      <a:fillRect/>
+                    </a:stretch>
+                  </pic:blipFill>
+                  <pic:spPr>
+                    <a:xfrm>
+                      <a:off x="0" y="0"/>
+                      <a:ext cx="5943600" cy="4909185"/>
+                    </a:xfrm>
+                    <a:prstGeom prst="rect">
+                      <a:avLst/>
+                    </a:prstGeom>
+                  </pic:spPr>
+                </pic:pic>
+              </a:graphicData>
+            </a:graphic>
+          </wp:inline>
+        </w:drawing>
+      </w:r>
+    </w:p>
+    <w:p>
+      <w:pPr>
+        <w:pStyle w:val="Caption"/>
+      </w:pPr>
+      <w:r>
+        <w:t xml:space="preserve">Figure </w:t>
+      </w:r>
+      <w:fldSimple w:instr=" SEQ Figure \* ARABIC ">
+        <w:r>
+          <w:rPr>
+            <w:noProof/>
+          </w:rPr>
+          <w:t>43</w:t>
+        </w:r>
+      </w:fldSimple>
+      <w:r>
+        <w:t xml:space="preserve">mplementation of </w:t>
+      </w:r>
+      <w:proofErr w:type="spellStart"/>
+      <w:r>
+        <w:t>RecyclerView</w:t>
+      </w:r>
+      <w:proofErr w:type="spellEnd"/>
+      <w:r>
+        <w:t xml:space="preserve"> Adapter for binding user data to the interface.</w:t>
+      </w:r>
+    </w:p>
+    <w:p/>
+    <w:p>
+      <w:pPr>
+        <w:pStyle w:val="Heading2"/>
+        <w:rPr>
+          <w:rFonts w:ascii="Times New Roman" w:hAnsi="Times New Roman" w:cs="Times New Roman"/>
+          <w:sz w:val="28"/>
+          <w:szCs w:val="28"/>
+        </w:rPr>
+      </w:pPr>
+      <w:bookmarkStart w:id="33" w:name="_Toc232357109"/>
+      <w:r>
+        <w:rPr>
+          <w:rFonts w:ascii="Times New Roman" w:hAnsi="Times New Roman" w:cs="Times New Roman"/>
+          <w:sz w:val="28"/>
+          <w:szCs w:val="28"/>
+        </w:rPr>
+        <w:lastRenderedPageBreak/>
+        <w:t>Local data testing output</w:t>
+      </w:r>
+      <w:bookmarkEnd w:id="33"/>
+    </w:p>
+    <w:p>
+      <w:pPr>
+        <w:keepNext/>
+      </w:pPr>
+      <w:r>
+        <w:rPr>
+          <w:noProof/>
+        </w:rPr>
+        <w:drawing>
+          <wp:inline distT="0" distB="0" distL="0" distR="0" wp14:anchorId="073C29EF" wp14:editId="3EE59265">
+            <wp:extent cx="3588589" cy="6478270"/>
+            <wp:effectExtent l="19050" t="19050" r="12065" b="17780"/>
+            <wp:docPr id="1598288351" name="Picture 3"/>
+            <wp:cNvGraphicFramePr>
+              <a:graphicFrameLocks xmlns:a="http://schemas.openxmlformats.org/drawingml/2006/main" noChangeAspect="1"/>
+            </wp:cNvGraphicFramePr>
+            <a:graphic xmlns:a="http://schemas.openxmlformats.org/drawingml/2006/main">
+              <a:graphicData uri="http://schemas.openxmlformats.org/drawingml/2006/picture">
+                <pic:pic xmlns:pic="http://schemas.openxmlformats.org/drawingml/2006/picture">
+                  <pic:nvPicPr>
+                    <pic:cNvPr id="0" name="Picture 3"/>
+                    <pic:cNvPicPr>
+                      <a:picLocks noChangeAspect="1" noChangeArrowheads="1"/>
+                    </pic:cNvPicPr>
+                  </pic:nvPicPr>
+                  <pic:blipFill>
+                    <a:blip r:embed="rId51" cstate="print">
+                      <a:extLst>
+                        <a:ext uri="{28A0092B-C50C-407E-A947-70E740481C1C}">
+                          <a14:useLocalDpi xmlns:a14="http://schemas.microsoft.com/office/drawing/2010/main" val="0"/>
+                        </a:ext>
+                      </a:extLst>
+                    </a:blip>
+                    <a:srcRect/>
+                    <a:stretch>
+                      <a:fillRect/>
+                    </a:stretch>
+                  </pic:blipFill>
+                  <pic:spPr bwMode="auto">
+                    <a:xfrm>
+                      <a:off x="0" y="0"/>
+                      <a:ext cx="3592627" cy="6485560"/>
+                    </a:xfrm>
+                    <a:prstGeom prst="rect">
+                      <a:avLst/>
+                    </a:prstGeom>
+                    <a:noFill/>
+                    <a:ln>
+                      <a:solidFill>
+                        <a:schemeClr val="tx1"/>
+                      </a:solidFill>
+                    </a:ln>
+                  </pic:spPr>
+                </pic:pic>
+              </a:graphicData>
+            </a:graphic>
+          </wp:inline>
+        </w:drawing>
+      </w:r>
+    </w:p>
+    <w:p>
+      <w:pPr>
+        <w:pStyle w:val="Caption"/>
+      </w:pPr>
+      <w:r>
+        <w:t xml:space="preserve">Figure </w:t>
+      </w:r>
+      <w:fldSimple w:instr=" SEQ Figure \* ARABIC ">
+        <w:r>
+          <w:rPr>
+            <w:noProof/>
+          </w:rPr>
+          <w:t>44</w:t>
+        </w:r>
+      </w:fldSimple>
+      <w:r>
+        <w:t xml:space="preserve">: </w:t>
+      </w:r>
+      <w:proofErr w:type="spellStart"/>
+      <w:r>
+        <w:t>RecyclerView</w:t>
+      </w:r>
+      <w:proofErr w:type="spellEnd"/>
+      <w:r>
+        <w:t xml:space="preserve"> displaying locally generated user data to verify adapter and layout integration</w:t>
+      </w:r>
+    </w:p>
+    <w:p>
+      <w:pPr>
+        <w:pStyle w:val="Heading2"/>
+        <w:rPr>
+          <w:rFonts w:ascii="Times New Roman" w:hAnsi="Times New Roman" w:cs="Times New Roman"/>
+          <w:sz w:val="28"/>
+          <w:szCs w:val="28"/>
+        </w:rPr>
+      </w:pPr>
+      <w:bookmarkStart w:id="34" w:name="_Toc232357110"/>
+      <w:r>
+        <w:rPr>
+          <w:rFonts w:ascii="Times New Roman" w:hAnsi="Times New Roman" w:cs="Times New Roman"/>
+          <w:sz w:val="28"/>
+          <w:szCs w:val="28"/>
+        </w:rPr>
+        <w:lastRenderedPageBreak/>
+        <w:t>Internet permission configuration</w:t>
+      </w:r>
+      <w:bookmarkEnd w:id="34"/>
+    </w:p>
+    <w:p>
+      <w:pPr>
+        <w:keepNext/>
+      </w:pPr>
+      <w:r>
+        <w:rPr>
+          <w:noProof/>
+        </w:rPr>
+        <w:drawing>
+          <wp:inline distT="0" distB="0" distL="0" distR="0" wp14:anchorId="4E470B95" wp14:editId="76217FA5">
+            <wp:extent cx="5943600" cy="4970780"/>
+            <wp:effectExtent l="0" t="0" r="0" b="1270"/>
+            <wp:docPr id="425392499" name="Picture 1"/>
+            <wp:cNvGraphicFramePr>
+              <a:graphicFrameLocks xmlns:a="http://schemas.openxmlformats.org/drawingml/2006/main" noChangeAspect="1"/>
+            </wp:cNvGraphicFramePr>
+            <a:graphic xmlns:a="http://schemas.openxmlformats.org/drawingml/2006/main">
+              <a:graphicData uri="http://schemas.openxmlformats.org/drawingml/2006/picture">
+                <pic:pic xmlns:pic="http://schemas.openxmlformats.org/drawingml/2006/picture">
+                  <pic:nvPicPr>
+                    <pic:cNvPr id="425392499" name=""/>
+                    <pic:cNvPicPr/>
+                  </pic:nvPicPr>
+                  <pic:blipFill>
+                    <a:blip r:embed="rId52"/>
+                    <a:stretch>
+                      <a:fillRect/>
+                    </a:stretch>
+                  </pic:blipFill>
+                  <pic:spPr>
+                    <a:xfrm>
+                      <a:off x="0" y="0"/>
+                      <a:ext cx="5943600" cy="4970780"/>
+                    </a:xfrm>
+                    <a:prstGeom prst="rect">
+                      <a:avLst/>
+                    </a:prstGeom>
+                  </pic:spPr>
+                </pic:pic>
+              </a:graphicData>
+            </a:graphic>
+          </wp:inline>
+        </w:drawing>
+      </w:r>
+    </w:p>
+    <w:p>
+      <w:pPr>
+        <w:pStyle w:val="Caption"/>
+      </w:pPr>
+      <w:r>
+        <w:t xml:space="preserve">Figure </w:t>
+      </w:r>
+      <w:fldSimple w:instr=" SEQ Figure \* ARABIC ">
+        <w:r>
+          <w:rPr>
+            <w:noProof/>
+          </w:rPr>
+          <w:t>45</w:t>
+        </w:r>
+      </w:fldSimple>
+      <w:r>
+        <w:t>: Internet permission added to enable API communication.</w:t>
+      </w:r>
+    </w:p>
+    <w:p/>
+    <w:p>
+      <w:pPr>
+        <w:pStyle w:val="Heading2"/>
+        <w:rPr>
+          <w:rFonts w:ascii="Times New Roman" w:hAnsi="Times New Roman" w:cs="Times New Roman"/>
+          <w:sz w:val="28"/>
+          <w:szCs w:val="28"/>
+        </w:rPr>
+      </w:pPr>
+      <w:bookmarkStart w:id="35" w:name="_Toc232357111"/>
+      <w:r>
+        <w:rPr>
+          <w:rFonts w:ascii="Times New Roman" w:hAnsi="Times New Roman" w:cs="Times New Roman"/>
+          <w:sz w:val="28"/>
+          <w:szCs w:val="28"/>
+        </w:rPr>
+        <w:lastRenderedPageBreak/>
+        <w:t>Retrofit dependency setup</w:t>
+      </w:r>
+      <w:bookmarkEnd w:id="35"/>
+    </w:p>
+    <w:p>
+      <w:pPr>
+        <w:keepNext/>
+      </w:pPr>
+      <w:r>
+        <w:rPr>
+          <w:noProof/>
+        </w:rPr>
+        <w:drawing>
+          <wp:inline distT="0" distB="0" distL="0" distR="0" wp14:anchorId="27389898" wp14:editId="54755A5C">
+            <wp:extent cx="5943600" cy="4930140"/>
+            <wp:effectExtent l="0" t="0" r="0" b="3810"/>
+            <wp:docPr id="1443147036" name="Picture 1"/>
+            <wp:cNvGraphicFramePr>
+              <a:graphicFrameLocks xmlns:a="http://schemas.openxmlformats.org/drawingml/2006/main" noChangeAspect="1"/>
+            </wp:cNvGraphicFramePr>
+            <a:graphic xmlns:a="http://schemas.openxmlformats.org/drawingml/2006/main">
+              <a:graphicData uri="http://schemas.openxmlformats.org/drawingml/2006/picture">
+                <pic:pic xmlns:pic="http://schemas.openxmlformats.org/drawingml/2006/picture">
+                  <pic:nvPicPr>
+                    <pic:cNvPr id="1443147036" name=""/>
+                    <pic:cNvPicPr/>
+                  </pic:nvPicPr>
+                  <pic:blipFill>
+                    <a:blip r:embed="rId53"/>
+                    <a:stretch>
+                      <a:fillRect/>
+                    </a:stretch>
+                  </pic:blipFill>
+                  <pic:spPr>
+                    <a:xfrm>
+                      <a:off x="0" y="0"/>
+                      <a:ext cx="5943600" cy="4930140"/>
+                    </a:xfrm>
+                    <a:prstGeom prst="rect">
+                      <a:avLst/>
+                    </a:prstGeom>
+                  </pic:spPr>
+                </pic:pic>
+              </a:graphicData>
+            </a:graphic>
+          </wp:inline>
+        </w:drawing>
+      </w:r>
+    </w:p>
+    <w:p>
+      <w:pPr>
+        <w:pStyle w:val="Caption"/>
+      </w:pPr>
+      <w:r>
+        <w:t xml:space="preserve">Figure </w:t>
+      </w:r>
+      <w:fldSimple w:instr=" SEQ Figure \* ARABIC ">
+        <w:r>
+          <w:rPr>
+            <w:noProof/>
+          </w:rPr>
+          <w:t>46</w:t>
+        </w:r>
+      </w:fldSimple>
+      <w:r>
+        <w:t>: Retrofit dependencies added to enable REST API communication.</w:t>
+      </w:r>
+    </w:p>
+    <w:p>
+      <w:pPr>
+        <w:pStyle w:val="Heading2"/>
+        <w:rPr>
+          <w:rFonts w:ascii="Times New Roman" w:hAnsi="Times New Roman" w:cs="Times New Roman"/>
+          <w:sz w:val="28"/>
+          <w:szCs w:val="28"/>
+        </w:rPr>
+      </w:pPr>
+      <w:bookmarkStart w:id="36" w:name="_Toc232357112"/>
+      <w:r>
+        <w:rPr>
+          <w:rFonts w:ascii="Times New Roman" w:hAnsi="Times New Roman" w:cs="Times New Roman"/>
+          <w:sz w:val="28"/>
+          <w:szCs w:val="28"/>
+        </w:rPr>
+        <w:lastRenderedPageBreak/>
+        <w:t>API model structure</w:t>
+      </w:r>
+      <w:bookmarkEnd w:id="36"/>
+    </w:p>
+    <w:p>
+      <w:pPr>
+        <w:keepNext/>
+      </w:pPr>
+      <w:r>
+        <w:rPr>
+          <w:noProof/>
+        </w:rPr>
+        <w:drawing>
+          <wp:inline distT="0" distB="0" distL="0" distR="0" wp14:anchorId="5CA97DCC" wp14:editId="6E0CEB48">
+            <wp:extent cx="5943600" cy="4999990"/>
+            <wp:effectExtent l="0" t="0" r="0" b="0"/>
+            <wp:docPr id="181309232" name="Picture 1"/>
+            <wp:cNvGraphicFramePr>
+              <a:graphicFrameLocks xmlns:a="http://schemas.openxmlformats.org/drawingml/2006/main" noChangeAspect="1"/>
+            </wp:cNvGraphicFramePr>
+            <a:graphic xmlns:a="http://schemas.openxmlformats.org/drawingml/2006/main">
+              <a:graphicData uri="http://schemas.openxmlformats.org/drawingml/2006/picture">
+                <pic:pic xmlns:pic="http://schemas.openxmlformats.org/drawingml/2006/picture">
+                  <pic:nvPicPr>
+                    <pic:cNvPr id="181309232" name=""/>
+                    <pic:cNvPicPr/>
+                  </pic:nvPicPr>
+                  <pic:blipFill>
+                    <a:blip r:embed="rId54"/>
+                    <a:stretch>
+                      <a:fillRect/>
+                    </a:stretch>
+                  </pic:blipFill>
+                  <pic:spPr>
+                    <a:xfrm>
+                      <a:off x="0" y="0"/>
+                      <a:ext cx="5943600" cy="4999990"/>
+                    </a:xfrm>
+                    <a:prstGeom prst="rect">
+                      <a:avLst/>
+                    </a:prstGeom>
+                  </pic:spPr>
+                </pic:pic>
+              </a:graphicData>
+            </a:graphic>
+          </wp:inline>
+        </w:drawing>
+      </w:r>
+    </w:p>
+    <w:p>
+      <w:pPr>
+        <w:pStyle w:val="Caption"/>
+      </w:pPr>
+      <w:r>
+        <w:t xml:space="preserve">Figure </w:t>
+      </w:r>
+      <w:fldSimple w:instr=" SEQ Figure \* ARABIC ">
+        <w:r>
+          <w:rPr>
+            <w:noProof/>
+          </w:rPr>
+          <w:t>47</w:t>
+        </w:r>
+      </w:fldSimple>
+      <w:r>
+        <w:t>: User data model structured to match REST API JSON response.</w:t>
+      </w:r>
+    </w:p>
+    <w:p/>
+    <w:p/>
+    <w:p/>
+    <w:p/>
+    <w:p/>
+    <w:p/>
+    <w:p/>
+    <w:p/>
+    <w:p>
+      <w:pPr>
+        <w:pStyle w:val="Heading2"/>
+        <w:rPr>
+          <w:rFonts w:ascii="Times New Roman" w:hAnsi="Times New Roman" w:cs="Times New Roman"/>
+          <w:sz w:val="28"/>
+          <w:szCs w:val="28"/>
+        </w:rPr>
+      </w:pPr>
+      <w:bookmarkStart w:id="37" w:name="_Toc232357113"/>
+      <w:r>
+        <w:rPr>
+          <w:rFonts w:ascii="Times New Roman" w:hAnsi="Times New Roman" w:cs="Times New Roman"/>
+          <w:sz w:val="28"/>
+          <w:szCs w:val="28"/>
+        </w:rPr>
+        <w:lastRenderedPageBreak/>
+        <w:t>API interface definition</w:t>
+      </w:r>
+      <w:bookmarkEnd w:id="37"/>
+    </w:p>
+    <w:p>
+      <w:r>
+        <w:rPr>
+          <w:noProof/>
+        </w:rPr>
+        <w:drawing>
+          <wp:inline distT="0" distB="0" distL="0" distR="0" wp14:anchorId="55E9A417" wp14:editId="1F42A7D0">
+            <wp:extent cx="5943600" cy="4914900"/>
+            <wp:effectExtent l="0" t="0" r="0" b="0"/>
+            <wp:docPr id="1005278475" name="Picture 1"/>
+            <wp:cNvGraphicFramePr>
+              <a:graphicFrameLocks xmlns:a="http://schemas.openxmlformats.org/drawingml/2006/main" noChangeAspect="1"/>
+            </wp:cNvGraphicFramePr>
+            <a:graphic xmlns:a="http://schemas.openxmlformats.org/drawingml/2006/main">
+              <a:graphicData uri="http://schemas.openxmlformats.org/drawingml/2006/picture">
+                <pic:pic xmlns:pic="http://schemas.openxmlformats.org/drawingml/2006/picture">
+                  <pic:nvPicPr>
+                    <pic:cNvPr id="1005278475" name=""/>
+                    <pic:cNvPicPr/>
+                  </pic:nvPicPr>
+                  <pic:blipFill>
+                    <a:blip r:embed="rId55"/>
+                    <a:stretch>
+                      <a:fillRect/>
+                    </a:stretch>
+                  </pic:blipFill>
+                  <pic:spPr>
+                    <a:xfrm>
+                      <a:off x="0" y="0"/>
+                      <a:ext cx="5943600" cy="4914900"/>
+                    </a:xfrm>
+                    <a:prstGeom prst="rect">
+                      <a:avLst/>
+                    </a:prstGeom>
+                  </pic:spPr>
+                </pic:pic>
+              </a:graphicData>
+            </a:graphic>
+          </wp:inline>
+        </w:drawing>
+      </w:r>
+    </w:p>
+    <w:p>
+      <w:pPr>
+        <w:pStyle w:val="Caption"/>
+      </w:pPr>
+      <w:r>
+        <w:t xml:space="preserve">Figure </w:t>
+      </w:r>
+      <w:fldSimple w:instr=" SEQ Figure \* ARABIC ">
+        <w:r>
+          <w:rPr>
+            <w:noProof/>
+          </w:rPr>
+          <w:t>48</w:t>
+        </w:r>
+      </w:fldSimple>
+      <w:r>
+        <w:t>: API interface defining HTTP GET request for retrieving user data.</w:t>
+      </w:r>
+    </w:p>
+    <w:p/>
+    <w:p>
+      <w:pPr>
+        <w:pStyle w:val="Caption"/>
+        <w:keepNext/>
+      </w:pPr>
+      <w:r>
+        <w:rPr>
+          <w:rFonts w:ascii="Times New Roman" w:eastAsiaTheme="majorEastAsia" w:hAnsi="Times New Roman" w:cs="Times New Roman"/>
+          <w:i w:val="0"/>
+          <w:iCs w:val="0"/>
+          <w:color w:val="2F5496" w:themeColor="accent1" w:themeShade="BF"/>
+          <w:sz w:val="32"/>
+          <w:szCs w:val="32"/>
+        </w:rPr>
+        <w:lastRenderedPageBreak/>
+        <w:t>Retrofit Client Configuration</w:t>
+      </w:r>
+      <w:r>
+        <w:rPr>
+          <w:noProof/>
+        </w:rPr>
+        <w:drawing>
+          <wp:inline distT="0" distB="0" distL="0" distR="0" wp14:anchorId="13524634" wp14:editId="660088FB">
+            <wp:extent cx="5943600" cy="4684143"/>
+            <wp:effectExtent l="0" t="0" r="0" b="2540"/>
+            <wp:docPr id="805803408" name="Picture 1"/>
+            <wp:cNvGraphicFramePr>
+              <a:graphicFrameLocks xmlns:a="http://schemas.openxmlformats.org/drawingml/2006/main" noChangeAspect="1"/>
+            </wp:cNvGraphicFramePr>
+            <a:graphic xmlns:a="http://schemas.openxmlformats.org/drawingml/2006/main">
+              <a:graphicData uri="http://schemas.openxmlformats.org/drawingml/2006/picture">
+                <pic:pic xmlns:pic="http://schemas.openxmlformats.org/drawingml/2006/picture">
+                  <pic:nvPicPr>
+                    <pic:cNvPr id="805803408" name=""/>
+                    <pic:cNvPicPr/>
+                  </pic:nvPicPr>
+                  <pic:blipFill>
+                    <a:blip r:embed="rId56"/>
+                    <a:stretch>
+                      <a:fillRect/>
+                    </a:stretch>
+                  </pic:blipFill>
+                  <pic:spPr>
+                    <a:xfrm>
+                      <a:off x="0" y="0"/>
+                      <a:ext cx="5944572" cy="4684909"/>
+                    </a:xfrm>
+                    <a:prstGeom prst="rect">
+                      <a:avLst/>
+                    </a:prstGeom>
+                  </pic:spPr>
+                </pic:pic>
+              </a:graphicData>
+            </a:graphic>
+          </wp:inline>
+        </w:drawing>
+      </w:r>
+    </w:p>
+    <w:p>
+      <w:pPr>
+        <w:pStyle w:val="Caption"/>
+      </w:pPr>
+      <w:r>
+        <w:t xml:space="preserve">Figure </w:t>
+      </w:r>
+      <w:fldSimple w:instr=" SEQ Figure \* ARABIC ">
+        <w:r>
+          <w:rPr>
+            <w:noProof/>
+          </w:rPr>
+          <w:t>49</w:t>
+        </w:r>
+      </w:fldSimple>
+      <w:r>
+        <w:t>: Retrofit client configuration establishing connection to remote REST API.</w:t>
+      </w:r>
+    </w:p>
+    <w:p>
+      <w:pPr>
+        <w:rPr>
+          <w:i/>
+          <w:iCs/>
+          <w:color w:val="44546A" w:themeColor="text2"/>
+          <w:sz w:val="18"/>
+          <w:szCs w:val="18"/>
+        </w:rPr>
+      </w:pPr>
+    </w:p>
+    <w:p>
+      <w:pPr>
+        <w:pStyle w:val="Heading2"/>
+        <w:rPr>
+          <w:rFonts w:ascii="Times New Roman" w:hAnsi="Times New Roman" w:cs="Times New Roman"/>
+          <w:sz w:val="28"/>
+          <w:szCs w:val="28"/>
+        </w:rPr>
+      </w:pPr>
+      <w:bookmarkStart w:id="38" w:name="_Toc232357114"/>
+      <w:r>
+        <w:rPr>
+          <w:rFonts w:ascii="Times New Roman" w:hAnsi="Times New Roman" w:cs="Times New Roman"/>
+          <w:sz w:val="28"/>
+          <w:szCs w:val="28"/>
+        </w:rPr>
+        <w:lastRenderedPageBreak/>
+        <w:t>Asynchronous API Request Handling</w:t>
+      </w:r>
+      <w:bookmarkEnd w:id="38"/>
+    </w:p>
+    <w:p>
+      <w:pPr>
+        <w:keepNext/>
+      </w:pPr>
+      <w:r>
+        <w:rPr>
+          <w:noProof/>
+        </w:rPr>
+        <w:drawing>
+          <wp:inline distT="0" distB="0" distL="0" distR="0" wp14:anchorId="102E51ED" wp14:editId="45EE2942">
+            <wp:extent cx="5943600" cy="4892040"/>
+            <wp:effectExtent l="0" t="0" r="0" b="3810"/>
+            <wp:docPr id="1425050497" name="Picture 1"/>
+            <wp:cNvGraphicFramePr>
+              <a:graphicFrameLocks xmlns:a="http://schemas.openxmlformats.org/drawingml/2006/main" noChangeAspect="1"/>
+            </wp:cNvGraphicFramePr>
+            <a:graphic xmlns:a="http://schemas.openxmlformats.org/drawingml/2006/main">
+              <a:graphicData uri="http://schemas.openxmlformats.org/drawingml/2006/picture">
+                <pic:pic xmlns:pic="http://schemas.openxmlformats.org/drawingml/2006/picture">
+                  <pic:nvPicPr>
+                    <pic:cNvPr id="1425050497" name=""/>
+                    <pic:cNvPicPr/>
+                  </pic:nvPicPr>
+                  <pic:blipFill>
+                    <a:blip r:embed="rId57"/>
+                    <a:stretch>
+                      <a:fillRect/>
+                    </a:stretch>
+                  </pic:blipFill>
+                  <pic:spPr>
+                    <a:xfrm>
+                      <a:off x="0" y="0"/>
+                      <a:ext cx="5943600" cy="4892040"/>
+                    </a:xfrm>
+                    <a:prstGeom prst="rect">
+                      <a:avLst/>
+                    </a:prstGeom>
+                  </pic:spPr>
+                </pic:pic>
+              </a:graphicData>
+            </a:graphic>
+          </wp:inline>
+        </w:drawing>
+      </w:r>
+    </w:p>
+    <w:p>
+      <w:pPr>
+        <w:pStyle w:val="Caption"/>
+      </w:pPr>
+      <w:r>
+        <w:t xml:space="preserve">Figure </w:t>
+      </w:r>
+      <w:fldSimple w:instr=" SEQ Figure \* ARABIC ">
+        <w:r>
+          <w:rPr>
+            <w:noProof/>
+          </w:rPr>
+          <w:t>50</w:t>
+        </w:r>
+      </w:fldSimple>
+      <w:proofErr w:type="gramStart"/>
+      <w:r>
+        <w:t>in:Main</w:t>
+      </w:r>
+      <w:proofErr w:type="gramEnd"/>
+      <w:r>
+        <w:t xml:space="preserve"> Activity implementation using coroutine to fetch data from API without blocking the UI</w:t>
+      </w:r>
+    </w:p>
+    <w:p>
+      <w:r>
+        <w:br w:type="page"/>
+      </w:r>
+    </w:p>
+    <w:p/>
+    <w:p>
+      <w:pPr>
+        <w:pStyle w:val="Heading2"/>
+        <w:rPr>
+          <w:rFonts w:ascii="Times New Roman" w:hAnsi="Times New Roman" w:cs="Times New Roman"/>
+        </w:rPr>
+      </w:pPr>
+      <w:bookmarkStart w:id="39" w:name="_Toc232357115"/>
+      <w:r>
+        <w:rPr>
+          <w:rFonts w:ascii="Times New Roman" w:hAnsi="Times New Roman" w:cs="Times New Roman"/>
+        </w:rPr>
+        <w:t>Final API data output</w:t>
+      </w:r>
+      <w:bookmarkEnd w:id="39"/>
+    </w:p>
+    <w:p>
+      <w:pPr>
+        <w:keepNext/>
+      </w:pPr>
+      <w:r>
+        <w:rPr>
+          <w:noProof/>
+        </w:rPr>
+        <w:drawing>
+          <wp:inline distT="0" distB="0" distL="0" distR="0" wp14:anchorId="2A3D20FF" wp14:editId="17A197B0">
+            <wp:extent cx="4632325" cy="6675048"/>
+            <wp:effectExtent l="19050" t="19050" r="15875" b="12065"/>
+            <wp:docPr id="807279194" name="Picture 4"/>
+            <wp:cNvGraphicFramePr>
+              <a:graphicFrameLocks xmlns:a="http://schemas.openxmlformats.org/drawingml/2006/main" noChangeAspect="1"/>
+            </wp:cNvGraphicFramePr>
+            <a:graphic xmlns:a="http://schemas.openxmlformats.org/drawingml/2006/main">
+              <a:graphicData uri="http://schemas.openxmlformats.org/drawingml/2006/picture">
+                <pic:pic xmlns:pic="http://schemas.openxmlformats.org/drawingml/2006/picture">
+                  <pic:nvPicPr>
+                    <pic:cNvPr id="0" name="Picture 4"/>
+                    <pic:cNvPicPr>
+                      <a:picLocks noChangeAspect="1" noChangeArrowheads="1"/>
+                    </pic:cNvPicPr>
+                  </pic:nvPicPr>
+                  <pic:blipFill>
+                    <a:blip r:embed="rId58">
+                      <a:extLst>
+                        <a:ext uri="{28A0092B-C50C-407E-A947-70E740481C1C}">
+                          <a14:useLocalDpi xmlns:a14="http://schemas.microsoft.com/office/drawing/2010/main" val="0"/>
+                        </a:ext>
+                      </a:extLst>
+                    </a:blip>
+                    <a:srcRect/>
+                    <a:stretch>
+                      <a:fillRect/>
+                    </a:stretch>
+                  </pic:blipFill>
+                  <pic:spPr bwMode="auto">
+                    <a:xfrm>
+                      <a:off x="0" y="0"/>
+                      <a:ext cx="4633922" cy="6677349"/>
+                    </a:xfrm>
+                    <a:prstGeom prst="rect">
+                      <a:avLst/>
+                    </a:prstGeom>
+                    <a:noFill/>
+                    <a:ln>
+                      <a:solidFill>
+                        <a:schemeClr val="tx1"/>
+                      </a:solidFill>
+                    </a:ln>
+                  </pic:spPr>
+                </pic:pic>
+              </a:graphicData>
+            </a:graphic>
+          </wp:inline>
+        </w:drawing>
+      </w:r>
+    </w:p>
+    <w:p>
+      <w:pPr>
+        <w:pStyle w:val="Caption"/>
+      </w:pPr>
+      <w:r>
+        <w:t xml:space="preserve">Figure </w:t>
+      </w:r>
+      <w:fldSimple w:instr=" SEQ Figure \* ARABIC ">
+        <w:r>
+          <w:rPr>
+            <w:noProof/>
+          </w:rPr>
+          <w:t>51</w:t>
+        </w:r>
+      </w:fldSimple>
+      <w:r>
+        <w:t xml:space="preserve">: Successful retrieval of user records from a public REST API and display using </w:t>
+      </w:r>
+      <w:proofErr w:type="spellStart"/>
+      <w:r>
+        <w:t>RecyclerView</w:t>
+      </w:r>
+      <w:proofErr w:type="spellEnd"/>
+      <w:r>
+        <w:t xml:space="preserve"> with asynchronous processing.</w:t>
+      </w:r>
+    </w:p>
+    <w:p/>
+    <w:p/>
+    <w:p>
+      <w:pPr>
+        <w:pStyle w:val="Heading2"/>
+        <w:rPr>
+          <w:rFonts w:ascii="Times New Roman" w:hAnsi="Times New Roman" w:cs="Times New Roman"/>
+          <w:sz w:val="28"/>
+          <w:szCs w:val="28"/>
+        </w:rPr>
+      </w:pPr>
+      <w:bookmarkStart w:id="40" w:name="_Toc232357116"/>
+      <w:r>
+        <w:rPr>
+          <w:rFonts w:ascii="Times New Roman" w:hAnsi="Times New Roman" w:cs="Times New Roman"/>
+          <w:sz w:val="28"/>
+          <w:szCs w:val="28"/>
+        </w:rPr>
+        <w:t>Technologies Use</w:t>
+      </w:r>
+      <w:r>
+        <w:rPr>
+          <w:rFonts w:ascii="Times New Roman" w:hAnsi="Times New Roman" w:cs="Times New Roman"/>
+          <w:sz w:val="28"/>
+          <w:szCs w:val="28"/>
+        </w:rPr>
+        <w:t>d</w:t>
+      </w:r>
+      <w:bookmarkEnd w:id="40"/>
+    </w:p>
+    <w:p>
+      <w:pPr>
+        <w:spacing w:after="0"/>
+        <w:rPr>
+          <w:rFonts w:ascii="Times New Roman" w:hAnsi="Times New Roman" w:cs="Times New Roman"/>
+          <w:b/>
+          <w:bCs/>
+          <w:sz w:val="28"/>
+          <w:szCs w:val="28"/>
+        </w:rPr>
+      </w:pPr>
+      <w:r>
+        <w:rPr>
+          <w:rFonts w:ascii="Times New Roman" w:hAnsi="Times New Roman" w:cs="Times New Roman"/>
+          <w:b/>
+          <w:bCs/>
+          <w:sz w:val="28"/>
+          <w:szCs w:val="28"/>
+        </w:rPr>
+        <w:t>1.</w:t>
+      </w:r>
+      <w:r>
+        <w:rPr>
+          <w:rFonts w:ascii="Times New Roman" w:hAnsi="Times New Roman" w:cs="Times New Roman"/>
+          <w:b/>
+          <w:bCs/>
+          <w:sz w:val="28"/>
+          <w:szCs w:val="28"/>
+        </w:rPr>
+        <w:t>Retrofit</w:t>
+      </w:r>
+    </w:p>
+    <w:p>
+      <w:pPr>
+        <w:spacing w:after="0"/>
+        <w:rPr>
+          <w:rFonts w:ascii="Times New Roman" w:hAnsi="Times New Roman" w:cs="Times New Roman"/>
+          <w:b/>
+          <w:bCs/>
+          <w:sz w:val="28"/>
+          <w:szCs w:val="28"/>
+        </w:rPr>
+      </w:pPr>
+      <w:r>
+        <w:rPr>
+          <w:rFonts w:ascii="Times New Roman" w:hAnsi="Times New Roman" w:cs="Times New Roman"/>
+          <w:b/>
+          <w:bCs/>
+          <w:sz w:val="28"/>
+          <w:szCs w:val="28"/>
+        </w:rPr>
+        <w:t>2.</w:t>
+      </w:r>
+      <w:r>
+        <w:rPr>
+          <w:rFonts w:ascii="Times New Roman" w:hAnsi="Times New Roman" w:cs="Times New Roman"/>
+          <w:b/>
+          <w:bCs/>
+          <w:sz w:val="28"/>
+          <w:szCs w:val="28"/>
+        </w:rPr>
+        <w:t>RecyclerView</w:t>
+      </w:r>
+    </w:p>
+    <w:p>
+      <w:pPr>
+        <w:spacing w:after="0"/>
+        <w:rPr>
+          <w:rFonts w:ascii="Times New Roman" w:hAnsi="Times New Roman" w:cs="Times New Roman"/>
+          <w:b/>
+          <w:bCs/>
+          <w:sz w:val="28"/>
+          <w:szCs w:val="28"/>
+        </w:rPr>
+      </w:pPr>
+      <w:r>
+        <w:rPr>
+          <w:rFonts w:ascii="Times New Roman" w:hAnsi="Times New Roman" w:cs="Times New Roman"/>
+          <w:b/>
+          <w:bCs/>
+          <w:sz w:val="28"/>
+          <w:szCs w:val="28"/>
+        </w:rPr>
+        <w:t>3.</w:t>
+      </w:r>
+      <w:r>
+        <w:rPr>
+          <w:rFonts w:ascii="Times New Roman" w:hAnsi="Times New Roman" w:cs="Times New Roman"/>
+          <w:b/>
+          <w:bCs/>
+          <w:sz w:val="28"/>
+          <w:szCs w:val="28"/>
+        </w:rPr>
+        <w:t>Internet Permission</w:t>
+      </w:r>
+    </w:p>
+    <w:p/>
+    <w:p>
+      <w:pPr>
+        <w:pStyle w:val="Heading2"/>
+        <w:rPr>
+          <w:rFonts w:ascii="Times New Roman" w:hAnsi="Times New Roman" w:cs="Times New Roman"/>
+          <w:sz w:val="28"/>
+          <w:szCs w:val="28"/>
+        </w:rPr>
+      </w:pPr>
+      <w:bookmarkStart w:id="41" w:name="_Toc232357117"/>
+      <w:r>
+        <w:rPr>
+          <w:rFonts w:ascii="Times New Roman" w:hAnsi="Times New Roman" w:cs="Times New Roman"/>
+          <w:sz w:val="28"/>
+          <w:szCs w:val="28"/>
+        </w:rPr>
+        <w:t>Why my app requires networking</w:t>
+      </w:r>
+      <w:r>
+        <w:rPr>
+          <w:rFonts w:ascii="Times New Roman" w:hAnsi="Times New Roman" w:cs="Times New Roman"/>
+          <w:sz w:val="28"/>
+          <w:szCs w:val="28"/>
+        </w:rPr>
+        <w:t>?</w:t>
+      </w:r>
+      <w:bookmarkEnd w:id="41"/>
+    </w:p>
+    <w:p>
+      <w:pPr>
+        <w:rPr>
+          <w:rFonts w:ascii="Times New Roman" w:hAnsi="Times New Roman" w:cs="Times New Roman"/>
+          <w:sz w:val="28"/>
+          <w:szCs w:val="28"/>
+        </w:rPr>
+      </w:pPr>
+      <w:r>
+        <w:rPr>
+          <w:rFonts w:ascii="Times New Roman" w:hAnsi="Times New Roman" w:cs="Times New Roman"/>
+          <w:sz w:val="28"/>
+          <w:szCs w:val="28"/>
+        </w:rPr>
+        <w:t>My</w:t>
+      </w:r>
+      <w:r>
+        <w:rPr>
+          <w:rFonts w:ascii="Times New Roman" w:hAnsi="Times New Roman" w:cs="Times New Roman"/>
+          <w:sz w:val="28"/>
+          <w:szCs w:val="28"/>
+        </w:rPr>
+        <w:t xml:space="preserve"> app requires networking to fetch user data from a remote REST API in real time instead of storing static local data.</w:t>
       </w:r>
     </w:p>
     <w:p>
@@ -6450,60 +10034,53 @@
           <w:rFonts w:ascii="Times New Roman" w:hAnsi="Times New Roman" w:cs="Times New Roman"/>
         </w:rPr>
       </w:pPr>
-      <w:bookmarkStart w:id="20" w:name="_Toc231894339"/>
+      <w:bookmarkStart w:id="42" w:name="_Toc232357118"/>
       <w:r>
         <w:rPr>
           <w:rFonts w:ascii="Times New Roman" w:hAnsi="Times New Roman" w:cs="Times New Roman"/>
         </w:rPr>
         <w:t>Personal Reflection</w:t>
       </w:r>
-      <w:bookmarkEnd w:id="20"/>
-    </w:p>
-    <w:p>
-      <w:pPr>
-        <w:spacing w:after="0"/>
-        <w:rPr>
-          <w:rFonts w:ascii="Times New Roman" w:hAnsi="Times New Roman" w:cs="Times New Roman"/>
-          <w:sz w:val="28"/>
-          <w:szCs w:val="28"/>
-        </w:rPr>
-      </w:pPr>
-      <w:r>
-        <w:rPr>
-          <w:rFonts w:ascii="Times New Roman" w:hAnsi="Times New Roman" w:cs="Times New Roman"/>
-          <w:sz w:val="28"/>
-          <w:szCs w:val="28"/>
-        </w:rPr>
-        <w:t>I’m able to know</w:t>
-      </w:r>
-      <w:r>
-        <w:rPr>
-          <w:rFonts w:ascii="Times New Roman" w:hAnsi="Times New Roman" w:cs="Times New Roman"/>
-          <w:sz w:val="28"/>
-          <w:szCs w:val="28"/>
-        </w:rPr>
-        <w:t xml:space="preserve"> the importance of</w:t>
-      </w:r>
-      <w:r>
-        <w:rPr>
-          <w:rFonts w:ascii="Times New Roman" w:hAnsi="Times New Roman" w:cs="Times New Roman"/>
-          <w:sz w:val="28"/>
-          <w:szCs w:val="28"/>
-        </w:rPr>
-        <w:t xml:space="preserve"> a</w:t>
-      </w:r>
-      <w:r>
-        <w:rPr>
-          <w:rFonts w:ascii="Times New Roman" w:hAnsi="Times New Roman" w:cs="Times New Roman"/>
-          <w:sz w:val="28"/>
-          <w:szCs w:val="28"/>
-        </w:rPr>
-        <w:t xml:space="preserve"> good UI/UX design. Creating wireframes and turning them into working interfaces helped me appreciate the planning involved in app development. I also improved my skills in designing responsive and user-friendly mobile applications.</w:t>
+      <w:bookmarkEnd w:id="42"/>
+    </w:p>
+    <w:p>
+      <w:pPr>
+        <w:rPr>
+          <w:rFonts w:ascii="Times New Roman" w:hAnsi="Times New Roman" w:cs="Times New Roman"/>
+          <w:sz w:val="28"/>
+          <w:szCs w:val="28"/>
+        </w:rPr>
+      </w:pPr>
+      <w:r>
+        <w:rPr>
+          <w:rFonts w:ascii="Times New Roman" w:hAnsi="Times New Roman" w:cs="Times New Roman"/>
+          <w:sz w:val="28"/>
+          <w:szCs w:val="28"/>
+        </w:rPr>
+        <w:t xml:space="preserve">This week's activities enhanced my understanding of mobile networking, REST APIs, asynchronous processing, and data retrieval from remote servers. I learned how to consume web services and display retrieved information dynamically using </w:t>
+      </w:r>
+      <w:proofErr w:type="spellStart"/>
+      <w:r>
+        <w:rPr>
+          <w:rFonts w:ascii="Times New Roman" w:hAnsi="Times New Roman" w:cs="Times New Roman"/>
+          <w:sz w:val="28"/>
+          <w:szCs w:val="28"/>
+        </w:rPr>
+        <w:t>RecyclerView</w:t>
+      </w:r>
+      <w:proofErr w:type="spellEnd"/>
+      <w:r>
+        <w:rPr>
+          <w:rFonts w:ascii="Times New Roman" w:hAnsi="Times New Roman" w:cs="Times New Roman"/>
+          <w:sz w:val="28"/>
+          <w:szCs w:val="28"/>
+        </w:rPr>
+        <w:t>.</w:t>
       </w:r>
     </w:p>
     <w:sectPr>
-      <w:headerReference w:type="default" r:id="rId41"/>
-      <w:footerReference w:type="default" r:id="rId42"/>
+      <w:headerReference w:type="default" r:id="rId59"/>
+      <w:footerReference w:type="default" r:id="rId60"/>
       <w:pgSz w:w="12240" w:h="15840"/>
       <w:pgMar w:top="1440" w:right="1440" w:bottom="1440" w:left="1440" w:header="720" w:footer="720" w:gutter="0"/>
       <w:pgNumType w:start="0"/>
@@ -7383,6 +10960,7 @@
   <w:style w:type="character" w:default="1" w:styleId="DefaultParagraphFont">
     <w:name w:val="Default Paragraph Font"/>
     <w:uiPriority w:val="1"/>
+    <w:semiHidden/>
     <w:unhideWhenUsed/>
   </w:style>
   <w:style w:type="table" w:default="1" w:styleId="TableNormal">
